--- a/rapports/2026-06-06/EQ24/EQ24_sup_v2/DR_033202050056/88-73-41-37.docx
+++ b/rapports/2026-06-06/EQ24/EQ24_sup_v2/DR_033202050056/88-73-41-37.docx
@@ -297,7 +297,7 @@
           <w:color w:val="1F6FEB"/>
           <w:sz w:val="22"/>
         </w:rPr>
-        <w:t>⚠ INCOHÉRENCES À CORRIGER (107)</w:t>
+        <w:t>⚠ INCOHÉRENCES À CORRIGER (96)</w:t>
       </w:r>
     </w:p>
     <w:tbl>
@@ -575,7 +575,7 @@
                 <w:i w:val="0"/>
                 <w:sz w:val="17"/>
               </w:rPr>
-              <w:t>Incoherence! Nogaye Diouf 2 a declaré que la catégorie socioprofessionnelle de son père est Travailleur pour compte propre alors que le père lui-même declare comme catégorie socioprofessionnelle  Patron/Employeur au niveau de la section 4b.</w:t>
+              <w:t>Incoherence! Cheikh Mbaye Diouf a declaré que la catégorie socioprofessionnelle de son père est Travailleur pour compte propre alors que le père lui-même declare comme catégorie socioprofessionnelle  Patron/Employeur au niveau de la section 4b.</w:t>
             </w:r>
           </w:p>
         </w:tc>
@@ -665,7 +665,7 @@
                 <w:i w:val="0"/>
                 <w:sz w:val="17"/>
               </w:rPr>
-              <w:t>Incoherence! Serigne Afia Diouf a declaré que la catégorie socioprofessionnelle de son père est Travailleur pour compte propre alors que le père lui-même declare comme catégorie socioprofessionnelle  Patron/Employeur au niveau de la section 4b.</w:t>
+              <w:t>Incoherence! Nogaye Diouf 2 a declaré que la catégorie socioprofessionnelle de son père est Travailleur pour compte propre alors que le père lui-même declare comme catégorie socioprofessionnelle  Patron/Employeur au niveau de la section 4b.</w:t>
             </w:r>
           </w:p>
         </w:tc>
@@ -755,7 +755,7 @@
                 <w:i w:val="0"/>
                 <w:sz w:val="17"/>
               </w:rPr>
-              <w:t>Incoherence! Habib Diouf a declaré que la catégorie socioprofessionnelle de son père est Travailleur pour compte propre alors que le père lui-même declare comme catégorie socioprofessionnelle  Patron/Employeur au niveau de la section 4b.</w:t>
+              <w:t>Incoherence! Serigne Afia Diouf a declaré que la catégorie socioprofessionnelle de son père est Travailleur pour compte propre alors que le père lui-même declare comme catégorie socioprofessionnelle  Patron/Employeur au niveau de la section 4b.</w:t>
             </w:r>
           </w:p>
         </w:tc>
@@ -845,7 +845,7 @@
                 <w:i w:val="0"/>
                 <w:sz w:val="17"/>
               </w:rPr>
-              <w:t>Incoherence! Cheikh Mbaye Diouf a declaré que la catégorie socioprofessionnelle de son père est Travailleur pour compte propre alors que le père lui-même declare comme catégorie socioprofessionnelle  Patron/Employeur au niveau de la section 4b.</w:t>
+              <w:t>Incoherence! Djiby Diouf 2 a declaré que la catégorie socioprofessionnelle de son père est Travailleur pour compte propre alors que le père lui-même declare comme catégorie socioprofessionnelle  Patron/Employeur au niveau de la section 4b.</w:t>
             </w:r>
           </w:p>
         </w:tc>
@@ -935,7 +935,7 @@
                 <w:i w:val="0"/>
                 <w:sz w:val="17"/>
               </w:rPr>
-              <w:t>Incoherence! Djiby Diouf 2 a declaré que la catégorie socioprofessionnelle de son père est Travailleur pour compte propre alors que le père lui-même declare comme catégorie socioprofessionnelle  Patron/Employeur au niveau de la section 4b.</w:t>
+              <w:t>Incoherence! Habib Diouf a declaré que la catégorie socioprofessionnelle de son père est Travailleur pour compte propre alors que le père lui-même declare comme catégorie socioprofessionnelle  Patron/Employeur au niveau de la section 4b.</w:t>
             </w:r>
           </w:p>
         </w:tc>
@@ -2015,7 +2015,7 @@
                 <w:i w:val="0"/>
                 <w:sz w:val="17"/>
               </w:rPr>
-              <w:t>Prière de verifier l'information donnée par Nogaye Diouf 2 ou corriger au niveau de la section 1.</w:t>
+              <w:t>Prière de verifier l'information donnée par Cheikh Mbaye Diouf ou corriger au niveau de la section 1.</w:t>
             </w:r>
           </w:p>
         </w:tc>
@@ -2105,7 +2105,7 @@
                 <w:i w:val="0"/>
                 <w:sz w:val="17"/>
               </w:rPr>
-              <w:t>Prière de verifier l'information donnée par Serigne Afia Diouf ou corriger au niveau de la section 1.</w:t>
+              <w:t>Prière de verifier l'information donnée par Nogaye Diouf 2 ou corriger au niveau de la section 1.</w:t>
             </w:r>
           </w:p>
         </w:tc>
@@ -2195,7 +2195,7 @@
                 <w:i w:val="0"/>
                 <w:sz w:val="17"/>
               </w:rPr>
-              <w:t>Prière de verifier l'information donnée par Habib Diouf ou corriger au niveau de la section 1.</w:t>
+              <w:t>Prière de verifier l'information donnée par Serigne Afia Diouf ou corriger au niveau de la section 1.</w:t>
             </w:r>
           </w:p>
         </w:tc>
@@ -2254,7 +2254,7 @@
                 <w:color w:val="16A34A"/>
                 <w:sz w:val="16"/>
               </w:rPr>
-              <w:t>s00q27, s01q03a, s01q03b, s01q03c, s01q00b</w:t>
+              <w:t>—</w:t>
             </w:r>
           </w:p>
         </w:tc>
@@ -2285,7 +2285,7 @@
                 <w:i w:val="0"/>
                 <w:sz w:val="17"/>
               </w:rPr>
-              <w:t>Les informations sur l'acte de naissance (ni Jours, ni mois et ni années) de  Awa Diagne Diouf  manquent, s'il vous plait pouvez-vous fournir d'effort pour avoir ces informations.</w:t>
+              <w:t>Prière de verifier l'information donnée par Djiby Diouf 2 ou corriger au niveau de la section 1.</w:t>
             </w:r>
           </w:p>
         </w:tc>
@@ -2344,7 +2344,7 @@
                 <w:color w:val="16A34A"/>
                 <w:sz w:val="16"/>
               </w:rPr>
-              <w:t>s01q04a, s01q03b</w:t>
+              <w:t>—</w:t>
             </w:r>
           </w:p>
         </w:tc>
@@ -2375,7 +2375,7 @@
                 <w:i w:val="0"/>
                 <w:sz w:val="17"/>
               </w:rPr>
-              <w:t>Le mois de l'enfant ( Awa Diagne Diouf ) n'est pas connu mais vous avez declaré en s01q04a le nombre de mois, prière de changer NSP au niveau de s01q03b.</w:t>
+              <w:t>Prière de verifier l'information donnée par Habib Diouf ou corriger au niveau de la section 1.</w:t>
             </w:r>
           </w:p>
         </w:tc>
@@ -2434,7 +2434,7 @@
                 <w:color w:val="16A34A"/>
                 <w:sz w:val="16"/>
               </w:rPr>
-              <w:t>s00q27, s01q03a, s01q03b, s01q03c, s01q00b</w:t>
+              <w:t>—</w:t>
             </w:r>
           </w:p>
         </w:tc>
@@ -2465,7 +2465,7 @@
                 <w:i w:val="0"/>
                 <w:sz w:val="17"/>
               </w:rPr>
-              <w:t>Les informations sur l'acte de naissance (ni Jours, ni mois et ni années) de  Bassirou Diouf  manquent, s'il vous plait pouvez-vous fournir d'effort pour avoir ces informations.</w:t>
+              <w:t>Prière de verifier l'information donnée par Satou Diouf ou corriger au niveau de la section 1.</w:t>
             </w:r>
           </w:p>
         </w:tc>
@@ -2498,6 +2498,4056 @@
                 <w:i w:val="0"/>
                 <w:sz w:val="16"/>
               </w:rPr>
+              <w:t>S03</w:t>
+              <w:br/>
+            </w:r>
+            <w:r>
+              <w:rPr>
+                <w:b w:val="0"/>
+                <w:i w:val="0"/>
+                <w:color w:val="64748B"/>
+                <w:sz w:val="14"/>
+              </w:rPr>
+              <w:t>Santé</w:t>
+            </w:r>
+          </w:p>
+        </w:tc>
+        <w:tc>
+          <w:tcPr>
+            <w:tcW w:type="dxa" w:w="1531"/>
+          </w:tcPr>
+          <w:p>
+            <w:r>
+              <w:rPr>
+                <w:b/>
+                <w:i w:val="0"/>
+                <w:color w:val="16A34A"/>
+                <w:sz w:val="16"/>
+              </w:rPr>
+              <w:t>s01q10, s02q30, s02q34, s03q50, s01q00b</w:t>
+            </w:r>
+          </w:p>
+        </w:tc>
+        <w:tc>
+          <w:tcPr>
+            <w:tcW w:type="dxa" w:w="1191"/>
+          </w:tcPr>
+          <w:p>
+            <w:r>
+              <w:rPr>
+                <w:b w:val="0"/>
+                <w:i w:val="0"/>
+                <w:color w:val="64748B"/>
+                <w:sz w:val="16"/>
+              </w:rPr>
+              <w:t>GT-CQ</w:t>
+            </w:r>
+          </w:p>
+        </w:tc>
+        <w:tc>
+          <w:tcPr>
+            <w:tcW w:type="dxa" w:w="4706"/>
+          </w:tcPr>
+          <w:p>
+            <w:r>
+              <w:rPr>
+                <w:b w:val="0"/>
+                <w:i w:val="0"/>
+                <w:sz w:val="17"/>
+              </w:rPr>
+              <w:t>Le montant(80000 FCFA) des dépenses liées à l'accouchement de Ndeye Fatou Ndiaye est élevé, prière de corriger.</w:t>
+            </w:r>
+          </w:p>
+        </w:tc>
+      </w:tr>
+      <w:tr>
+        <w:tc>
+          <w:tcPr>
+            <w:tcW w:type="dxa" w:w="964"/>
+          </w:tcPr>
+          <w:p>
+            <w:r>
+              <w:rPr>
+                <w:b/>
+                <w:i w:val="0"/>
+                <w:color w:val="EA580C"/>
+                <w:sz w:val="16"/>
+              </w:rPr>
+              <w:t>Moyenne</w:t>
+            </w:r>
+          </w:p>
+        </w:tc>
+        <w:tc>
+          <w:tcPr>
+            <w:tcW w:type="dxa" w:w="1247"/>
+          </w:tcPr>
+          <w:p>
+            <w:r>
+              <w:rPr>
+                <w:b/>
+                <w:i w:val="0"/>
+                <w:sz w:val="16"/>
+              </w:rPr>
+              <w:t>S03</w:t>
+              <w:br/>
+            </w:r>
+            <w:r>
+              <w:rPr>
+                <w:b w:val="0"/>
+                <w:i w:val="0"/>
+                <w:color w:val="64748B"/>
+                <w:sz w:val="14"/>
+              </w:rPr>
+              <w:t>Santé</w:t>
+            </w:r>
+          </w:p>
+        </w:tc>
+        <w:tc>
+          <w:tcPr>
+            <w:tcW w:type="dxa" w:w="1531"/>
+          </w:tcPr>
+          <w:p>
+            <w:r>
+              <w:rPr>
+                <w:b/>
+                <w:i w:val="0"/>
+                <w:color w:val="16A34A"/>
+                <w:sz w:val="16"/>
+              </w:rPr>
+              <w:t>s01q41a, s02q20, s02q22, s03q07, s03q02, s01q00b, s03q02_autre</w:t>
+            </w:r>
+          </w:p>
+        </w:tc>
+        <w:tc>
+          <w:tcPr>
+            <w:tcW w:type="dxa" w:w="1191"/>
+          </w:tcPr>
+          <w:p>
+            <w:r>
+              <w:rPr>
+                <w:b w:val="0"/>
+                <w:i w:val="0"/>
+                <w:color w:val="64748B"/>
+                <w:sz w:val="16"/>
+              </w:rPr>
+              <w:t>GT-CQ</w:t>
+            </w:r>
+          </w:p>
+        </w:tc>
+        <w:tc>
+          <w:tcPr>
+            <w:tcW w:type="dxa" w:w="4706"/>
+          </w:tcPr>
+          <w:p>
+            <w:r>
+              <w:rPr>
+                <w:b w:val="0"/>
+                <w:i w:val="0"/>
+                <w:sz w:val="17"/>
+              </w:rPr>
+              <w:t>Le moyen principal que Zakaria Diouf utilise pour se protéger des piqûres de moustiques en dehors de la moustiquaire est Ventilateur, prière de prendre attache avec le QG pour plus d'explication afin de le classer bien.</w:t>
+            </w:r>
+          </w:p>
+        </w:tc>
+      </w:tr>
+      <w:tr>
+        <w:tc>
+          <w:tcPr>
+            <w:tcW w:type="dxa" w:w="964"/>
+          </w:tcPr>
+          <w:p>
+            <w:r>
+              <w:rPr>
+                <w:b/>
+                <w:i w:val="0"/>
+                <w:color w:val="EA580C"/>
+                <w:sz w:val="16"/>
+              </w:rPr>
+              <w:t>Moyenne</w:t>
+            </w:r>
+          </w:p>
+        </w:tc>
+        <w:tc>
+          <w:tcPr>
+            <w:tcW w:type="dxa" w:w="1247"/>
+          </w:tcPr>
+          <w:p>
+            <w:r>
+              <w:rPr>
+                <w:b/>
+                <w:i w:val="0"/>
+                <w:sz w:val="16"/>
+              </w:rPr>
+              <w:t>S04</w:t>
+              <w:br/>
+            </w:r>
+            <w:r>
+              <w:rPr>
+                <w:b w:val="0"/>
+                <w:i w:val="0"/>
+                <w:color w:val="64748B"/>
+                <w:sz w:val="14"/>
+              </w:rPr>
+              <w:t>Emploi</w:t>
+            </w:r>
+          </w:p>
+        </w:tc>
+        <w:tc>
+          <w:tcPr>
+            <w:tcW w:type="dxa" w:w="1531"/>
+          </w:tcPr>
+          <w:p>
+            <w:r>
+              <w:rPr>
+                <w:b/>
+                <w:i w:val="0"/>
+                <w:color w:val="16A34A"/>
+                <w:sz w:val="16"/>
+              </w:rPr>
+              <w:t>s01q47__1, s01q47__2, s01q47__3, s01q47__4, s01q47__5, s01q47__6, s01q47__7, s02q15</w:t>
+            </w:r>
+          </w:p>
+        </w:tc>
+        <w:tc>
+          <w:tcPr>
+            <w:tcW w:type="dxa" w:w="1191"/>
+          </w:tcPr>
+          <w:p>
+            <w:r>
+              <w:rPr>
+                <w:b w:val="0"/>
+                <w:i w:val="0"/>
+                <w:color w:val="64748B"/>
+                <w:sz w:val="16"/>
+              </w:rPr>
+              <w:t>GT-CQ</w:t>
+            </w:r>
+          </w:p>
+        </w:tc>
+        <w:tc>
+          <w:tcPr>
+            <w:tcW w:type="dxa" w:w="4706"/>
+          </w:tcPr>
+          <w:p>
+            <w:r>
+              <w:rPr>
+                <w:b w:val="0"/>
+                <w:i w:val="0"/>
+                <w:sz w:val="17"/>
+              </w:rPr>
+              <w:t>Attention! le nombre d'heure (3 heures) que Coumba Faye Diagne a travaillé par jour semble faible, veuillez s'il vous plait confirmer cette information avec le QG.</w:t>
+            </w:r>
+          </w:p>
+        </w:tc>
+      </w:tr>
+      <w:tr>
+        <w:tc>
+          <w:tcPr>
+            <w:tcW w:type="dxa" w:w="964"/>
+          </w:tcPr>
+          <w:p>
+            <w:r>
+              <w:rPr>
+                <w:b/>
+                <w:i w:val="0"/>
+                <w:color w:val="EA580C"/>
+                <w:sz w:val="16"/>
+              </w:rPr>
+              <w:t>Moyenne</w:t>
+            </w:r>
+          </w:p>
+        </w:tc>
+        <w:tc>
+          <w:tcPr>
+            <w:tcW w:type="dxa" w:w="1247"/>
+          </w:tcPr>
+          <w:p>
+            <w:r>
+              <w:rPr>
+                <w:b/>
+                <w:i w:val="0"/>
+                <w:sz w:val="16"/>
+              </w:rPr>
+              <w:t>S04</w:t>
+              <w:br/>
+            </w:r>
+            <w:r>
+              <w:rPr>
+                <w:b w:val="0"/>
+                <w:i w:val="0"/>
+                <w:color w:val="64748B"/>
+                <w:sz w:val="14"/>
+              </w:rPr>
+              <w:t>Emploi</w:t>
+            </w:r>
+          </w:p>
+        </w:tc>
+        <w:tc>
+          <w:tcPr>
+            <w:tcW w:type="dxa" w:w="1531"/>
+          </w:tcPr>
+          <w:p>
+            <w:r>
+              <w:rPr>
+                <w:b/>
+                <w:i w:val="0"/>
+                <w:color w:val="16A34A"/>
+                <w:sz w:val="16"/>
+              </w:rPr>
+              <w:t>s01q47__1, s01q47__2, s01q47__3, s01q47__4, s01q47__5, s01q47__6, s01q47__7, s02q15</w:t>
+            </w:r>
+          </w:p>
+        </w:tc>
+        <w:tc>
+          <w:tcPr>
+            <w:tcW w:type="dxa" w:w="1191"/>
+          </w:tcPr>
+          <w:p>
+            <w:r>
+              <w:rPr>
+                <w:b w:val="0"/>
+                <w:i w:val="0"/>
+                <w:color w:val="64748B"/>
+                <w:sz w:val="16"/>
+              </w:rPr>
+              <w:t>GT-CQ</w:t>
+            </w:r>
+          </w:p>
+        </w:tc>
+        <w:tc>
+          <w:tcPr>
+            <w:tcW w:type="dxa" w:w="4706"/>
+          </w:tcPr>
+          <w:p>
+            <w:r>
+              <w:rPr>
+                <w:b w:val="0"/>
+                <w:i w:val="0"/>
+                <w:sz w:val="17"/>
+              </w:rPr>
+              <w:t>Attention! le nombre d'heure (3 heures) que Nogaye Diouf 2 a travaillé par jour semble faible, veuillez s'il vous plait confirmer cette information avec le QG.</w:t>
+            </w:r>
+          </w:p>
+        </w:tc>
+      </w:tr>
+      <w:tr>
+        <w:tc>
+          <w:tcPr>
+            <w:tcW w:type="dxa" w:w="964"/>
+          </w:tcPr>
+          <w:p>
+            <w:r>
+              <w:rPr>
+                <w:b/>
+                <w:i w:val="0"/>
+                <w:color w:val="EA580C"/>
+                <w:sz w:val="16"/>
+              </w:rPr>
+              <w:t>Moyenne</w:t>
+            </w:r>
+          </w:p>
+        </w:tc>
+        <w:tc>
+          <w:tcPr>
+            <w:tcW w:type="dxa" w:w="1247"/>
+          </w:tcPr>
+          <w:p>
+            <w:r>
+              <w:rPr>
+                <w:b/>
+                <w:i w:val="0"/>
+                <w:sz w:val="16"/>
+              </w:rPr>
+              <w:t>S04</w:t>
+              <w:br/>
+            </w:r>
+            <w:r>
+              <w:rPr>
+                <w:b w:val="0"/>
+                <w:i w:val="0"/>
+                <w:color w:val="64748B"/>
+                <w:sz w:val="14"/>
+              </w:rPr>
+              <w:t>Emploi</w:t>
+            </w:r>
+          </w:p>
+        </w:tc>
+        <w:tc>
+          <w:tcPr>
+            <w:tcW w:type="dxa" w:w="1531"/>
+          </w:tcPr>
+          <w:p>
+            <w:r>
+              <w:rPr>
+                <w:b/>
+                <w:i w:val="0"/>
+                <w:color w:val="16A34A"/>
+                <w:sz w:val="16"/>
+              </w:rPr>
+              <w:t>s01q47__1, s01q47__2, s01q47__3, s01q47__4, s01q47__5, s01q47__6, s01q47__7, s02q15</w:t>
+            </w:r>
+          </w:p>
+        </w:tc>
+        <w:tc>
+          <w:tcPr>
+            <w:tcW w:type="dxa" w:w="1191"/>
+          </w:tcPr>
+          <w:p>
+            <w:r>
+              <w:rPr>
+                <w:b w:val="0"/>
+                <w:i w:val="0"/>
+                <w:color w:val="64748B"/>
+                <w:sz w:val="16"/>
+              </w:rPr>
+              <w:t>GT-CQ</w:t>
+            </w:r>
+          </w:p>
+        </w:tc>
+        <w:tc>
+          <w:tcPr>
+            <w:tcW w:type="dxa" w:w="4706"/>
+          </w:tcPr>
+          <w:p>
+            <w:r>
+              <w:rPr>
+                <w:b w:val="0"/>
+                <w:i w:val="0"/>
+                <w:sz w:val="17"/>
+              </w:rPr>
+              <w:t>Attention! le nombre d'heure (3 heures) que Nogaye Diouf a travaillé par jour semble faible, veuillez s'il vous plait confirmer cette information avec le QG.</w:t>
+            </w:r>
+          </w:p>
+        </w:tc>
+      </w:tr>
+      <w:tr>
+        <w:tc>
+          <w:tcPr>
+            <w:tcW w:type="dxa" w:w="964"/>
+          </w:tcPr>
+          <w:p>
+            <w:r>
+              <w:rPr>
+                <w:b/>
+                <w:i w:val="0"/>
+                <w:color w:val="EA580C"/>
+                <w:sz w:val="16"/>
+              </w:rPr>
+              <w:t>Moyenne</w:t>
+            </w:r>
+          </w:p>
+        </w:tc>
+        <w:tc>
+          <w:tcPr>
+            <w:tcW w:type="dxa" w:w="1247"/>
+          </w:tcPr>
+          <w:p>
+            <w:r>
+              <w:rPr>
+                <w:b/>
+                <w:i w:val="0"/>
+                <w:sz w:val="16"/>
+              </w:rPr>
+              <w:t>S07</w:t>
+              <w:br/>
+            </w:r>
+            <w:r>
+              <w:rPr>
+                <w:b w:val="0"/>
+                <w:i w:val="0"/>
+                <w:color w:val="64748B"/>
+                <w:sz w:val="14"/>
+              </w:rPr>
+              <w:t>Consommation alimentaire</w:t>
+            </w:r>
+          </w:p>
+        </w:tc>
+        <w:tc>
+          <w:tcPr>
+            <w:tcW w:type="dxa" w:w="1531"/>
+          </w:tcPr>
+          <w:p>
+            <w:r>
+              <w:rPr>
+                <w:b/>
+                <w:i w:val="0"/>
+                <w:color w:val="16A34A"/>
+                <w:sz w:val="16"/>
+              </w:rPr>
+              <w:t>—</w:t>
+            </w:r>
+          </w:p>
+        </w:tc>
+        <w:tc>
+          <w:tcPr>
+            <w:tcW w:type="dxa" w:w="1191"/>
+          </w:tcPr>
+          <w:p>
+            <w:r>
+              <w:rPr>
+                <w:b w:val="0"/>
+                <w:i w:val="0"/>
+                <w:color w:val="64748B"/>
+                <w:sz w:val="16"/>
+              </w:rPr>
+              <w:t>GT-CQ</w:t>
+            </w:r>
+          </w:p>
+        </w:tc>
+        <w:tc>
+          <w:tcPr>
+            <w:tcW w:type="dxa" w:w="4706"/>
+          </w:tcPr>
+          <w:p>
+            <w:r>
+              <w:rPr>
+                <w:b w:val="0"/>
+                <w:i w:val="0"/>
+                <w:sz w:val="17"/>
+              </w:rPr>
+              <w:t>Attention ! La dépense du répas pris à l'ensemble du ménage de Zakaria Diouf (14000 Fcfa) au cours de 7 derniers jours est relativement élevé.</w:t>
+            </w:r>
+          </w:p>
+        </w:tc>
+      </w:tr>
+      <w:tr>
+        <w:tc>
+          <w:tcPr>
+            <w:tcW w:type="dxa" w:w="964"/>
+          </w:tcPr>
+          <w:p>
+            <w:r>
+              <w:rPr>
+                <w:b/>
+                <w:i w:val="0"/>
+                <w:color w:val="EA580C"/>
+                <w:sz w:val="16"/>
+              </w:rPr>
+              <w:t>Moyenne</w:t>
+            </w:r>
+          </w:p>
+        </w:tc>
+        <w:tc>
+          <w:tcPr>
+            <w:tcW w:type="dxa" w:w="1247"/>
+          </w:tcPr>
+          <w:p>
+            <w:r>
+              <w:rPr>
+                <w:b/>
+                <w:i w:val="0"/>
+                <w:sz w:val="16"/>
+              </w:rPr>
+              <w:t>S07</w:t>
+              <w:br/>
+            </w:r>
+            <w:r>
+              <w:rPr>
+                <w:b w:val="0"/>
+                <w:i w:val="0"/>
+                <w:color w:val="64748B"/>
+                <w:sz w:val="14"/>
+              </w:rPr>
+              <w:t>Consommation alimentaire</w:t>
+            </w:r>
+          </w:p>
+        </w:tc>
+        <w:tc>
+          <w:tcPr>
+            <w:tcW w:type="dxa" w:w="1531"/>
+          </w:tcPr>
+          <w:p>
+            <w:r>
+              <w:rPr>
+                <w:b/>
+                <w:i w:val="0"/>
+                <w:color w:val="16A34A"/>
+                <w:sz w:val="16"/>
+              </w:rPr>
+              <w:t>—</w:t>
+            </w:r>
+          </w:p>
+        </w:tc>
+        <w:tc>
+          <w:tcPr>
+            <w:tcW w:type="dxa" w:w="1191"/>
+          </w:tcPr>
+          <w:p>
+            <w:r>
+              <w:rPr>
+                <w:b w:val="0"/>
+                <w:i w:val="0"/>
+                <w:color w:val="64748B"/>
+                <w:sz w:val="16"/>
+              </w:rPr>
+              <w:t>GT-CQ</w:t>
+            </w:r>
+          </w:p>
+        </w:tc>
+        <w:tc>
+          <w:tcPr>
+            <w:tcW w:type="dxa" w:w="4706"/>
+          </w:tcPr>
+          <w:p>
+            <w:r>
+              <w:rPr>
+                <w:b w:val="0"/>
+                <w:i w:val="0"/>
+                <w:sz w:val="17"/>
+              </w:rPr>
+              <w:t>Prière de corriger ou de confirmer avec le QG.</w:t>
+            </w:r>
+          </w:p>
+        </w:tc>
+      </w:tr>
+      <w:tr>
+        <w:tc>
+          <w:tcPr>
+            <w:tcW w:type="dxa" w:w="964"/>
+          </w:tcPr>
+          <w:p>
+            <w:r>
+              <w:rPr>
+                <w:b/>
+                <w:i w:val="0"/>
+                <w:color w:val="EA580C"/>
+                <w:sz w:val="16"/>
+              </w:rPr>
+              <w:t>Moyenne</w:t>
+            </w:r>
+          </w:p>
+        </w:tc>
+        <w:tc>
+          <w:tcPr>
+            <w:tcW w:type="dxa" w:w="1247"/>
+          </w:tcPr>
+          <w:p>
+            <w:r>
+              <w:rPr>
+                <w:b/>
+                <w:i w:val="0"/>
+                <w:sz w:val="16"/>
+              </w:rPr>
+              <w:t>S07</w:t>
+              <w:br/>
+            </w:r>
+            <w:r>
+              <w:rPr>
+                <w:b w:val="0"/>
+                <w:i w:val="0"/>
+                <w:color w:val="64748B"/>
+                <w:sz w:val="14"/>
+              </w:rPr>
+              <w:t>Consommation alimentaire</w:t>
+            </w:r>
+          </w:p>
+        </w:tc>
+        <w:tc>
+          <w:tcPr>
+            <w:tcW w:type="dxa" w:w="1531"/>
+          </w:tcPr>
+          <w:p>
+            <w:r>
+              <w:rPr>
+                <w:b/>
+                <w:i w:val="0"/>
+                <w:color w:val="16A34A"/>
+                <w:sz w:val="16"/>
+              </w:rPr>
+              <w:t>—</w:t>
+            </w:r>
+          </w:p>
+        </w:tc>
+        <w:tc>
+          <w:tcPr>
+            <w:tcW w:type="dxa" w:w="1191"/>
+          </w:tcPr>
+          <w:p>
+            <w:r>
+              <w:rPr>
+                <w:b w:val="0"/>
+                <w:i w:val="0"/>
+                <w:color w:val="64748B"/>
+                <w:sz w:val="16"/>
+              </w:rPr>
+              <w:t>GT-CQ</w:t>
+            </w:r>
+          </w:p>
+        </w:tc>
+        <w:tc>
+          <w:tcPr>
+            <w:tcW w:type="dxa" w:w="4706"/>
+          </w:tcPr>
+          <w:p>
+            <w:r>
+              <w:rPr>
+                <w:b w:val="0"/>
+                <w:i w:val="0"/>
+                <w:sz w:val="17"/>
+              </w:rPr>
+              <w:t>Attention ! Le prix unitaire d'achat (50 Fcfa) de Feuilles de baobab/ "laalo" en Sachets (Petit) est relativement faible par rapport aux autres prix observés dans cette zone.</w:t>
+            </w:r>
+          </w:p>
+        </w:tc>
+      </w:tr>
+      <w:tr>
+        <w:tc>
+          <w:tcPr>
+            <w:tcW w:type="dxa" w:w="964"/>
+          </w:tcPr>
+          <w:p>
+            <w:r>
+              <w:rPr>
+                <w:b/>
+                <w:i w:val="0"/>
+                <w:color w:val="EA580C"/>
+                <w:sz w:val="16"/>
+              </w:rPr>
+              <w:t>Moyenne</w:t>
+            </w:r>
+          </w:p>
+        </w:tc>
+        <w:tc>
+          <w:tcPr>
+            <w:tcW w:type="dxa" w:w="1247"/>
+          </w:tcPr>
+          <w:p>
+            <w:r>
+              <w:rPr>
+                <w:b/>
+                <w:i w:val="0"/>
+                <w:sz w:val="16"/>
+              </w:rPr>
+              <w:t>S07</w:t>
+              <w:br/>
+            </w:r>
+            <w:r>
+              <w:rPr>
+                <w:b w:val="0"/>
+                <w:i w:val="0"/>
+                <w:color w:val="64748B"/>
+                <w:sz w:val="14"/>
+              </w:rPr>
+              <w:t>Consommation alimentaire</w:t>
+            </w:r>
+          </w:p>
+        </w:tc>
+        <w:tc>
+          <w:tcPr>
+            <w:tcW w:type="dxa" w:w="1531"/>
+          </w:tcPr>
+          <w:p>
+            <w:r>
+              <w:rPr>
+                <w:b/>
+                <w:i w:val="0"/>
+                <w:color w:val="16A34A"/>
+                <w:sz w:val="16"/>
+              </w:rPr>
+              <w:t>—</w:t>
+            </w:r>
+          </w:p>
+        </w:tc>
+        <w:tc>
+          <w:tcPr>
+            <w:tcW w:type="dxa" w:w="1191"/>
+          </w:tcPr>
+          <w:p>
+            <w:r>
+              <w:rPr>
+                <w:b w:val="0"/>
+                <w:i w:val="0"/>
+                <w:color w:val="64748B"/>
+                <w:sz w:val="16"/>
+              </w:rPr>
+              <w:t>GT-CQ</w:t>
+            </w:r>
+          </w:p>
+        </w:tc>
+        <w:tc>
+          <w:tcPr>
+            <w:tcW w:type="dxa" w:w="4706"/>
+          </w:tcPr>
+          <w:p>
+            <w:r>
+              <w:rPr>
+                <w:b w:val="0"/>
+                <w:i w:val="0"/>
+                <w:sz w:val="17"/>
+              </w:rPr>
+              <w:t>Prière de corriger ou de confirmer avec le QG.</w:t>
+            </w:r>
+          </w:p>
+        </w:tc>
+      </w:tr>
+      <w:tr>
+        <w:tc>
+          <w:tcPr>
+            <w:tcW w:type="dxa" w:w="964"/>
+          </w:tcPr>
+          <w:p>
+            <w:r>
+              <w:rPr>
+                <w:b/>
+                <w:i w:val="0"/>
+                <w:color w:val="EA580C"/>
+                <w:sz w:val="16"/>
+              </w:rPr>
+              <w:t>Moyenne</w:t>
+            </w:r>
+          </w:p>
+        </w:tc>
+        <w:tc>
+          <w:tcPr>
+            <w:tcW w:type="dxa" w:w="1247"/>
+          </w:tcPr>
+          <w:p>
+            <w:r>
+              <w:rPr>
+                <w:b/>
+                <w:i w:val="0"/>
+                <w:sz w:val="16"/>
+              </w:rPr>
+              <w:t>S07</w:t>
+              <w:br/>
+            </w:r>
+            <w:r>
+              <w:rPr>
+                <w:b w:val="0"/>
+                <w:i w:val="0"/>
+                <w:color w:val="64748B"/>
+                <w:sz w:val="14"/>
+              </w:rPr>
+              <w:t>Consommation alimentaire</w:t>
+            </w:r>
+          </w:p>
+        </w:tc>
+        <w:tc>
+          <w:tcPr>
+            <w:tcW w:type="dxa" w:w="1531"/>
+          </w:tcPr>
+          <w:p>
+            <w:r>
+              <w:rPr>
+                <w:b/>
+                <w:i w:val="0"/>
+                <w:color w:val="16A34A"/>
+                <w:sz w:val="16"/>
+              </w:rPr>
+              <w:t>s02q02__1, s02q15, s02q17, s03q16, s04q27, s04q43, s04q63, s05q11</w:t>
+            </w:r>
+          </w:p>
+        </w:tc>
+        <w:tc>
+          <w:tcPr>
+            <w:tcW w:type="dxa" w:w="1191"/>
+          </w:tcPr>
+          <w:p>
+            <w:r>
+              <w:rPr>
+                <w:b w:val="0"/>
+                <w:i w:val="0"/>
+                <w:color w:val="64748B"/>
+                <w:sz w:val="16"/>
+              </w:rPr>
+              <w:t>GT-CQ</w:t>
+            </w:r>
+          </w:p>
+        </w:tc>
+        <w:tc>
+          <w:tcPr>
+            <w:tcW w:type="dxa" w:w="4706"/>
+          </w:tcPr>
+          <w:p>
+            <w:r>
+              <w:rPr>
+                <w:b w:val="0"/>
+                <w:i w:val="0"/>
+                <w:sz w:val="17"/>
+              </w:rPr>
+              <w:t>(maïs, tournesol, coco, lait de vache, etc.) consommée  par le ménage semble très élevé, prière de corriger ou confirmer avec le QG.</w:t>
+            </w:r>
+          </w:p>
+        </w:tc>
+      </w:tr>
+      <w:tr>
+        <w:tc>
+          <w:tcPr>
+            <w:tcW w:type="dxa" w:w="964"/>
+          </w:tcPr>
+          <w:p>
+            <w:r>
+              <w:rPr>
+                <w:b/>
+                <w:i w:val="0"/>
+                <w:color w:val="EA580C"/>
+                <w:sz w:val="16"/>
+              </w:rPr>
+              <w:t>Moyenne</w:t>
+            </w:r>
+          </w:p>
+        </w:tc>
+        <w:tc>
+          <w:tcPr>
+            <w:tcW w:type="dxa" w:w="1247"/>
+          </w:tcPr>
+          <w:p>
+            <w:r>
+              <w:rPr>
+                <w:b/>
+                <w:i w:val="0"/>
+                <w:sz w:val="16"/>
+              </w:rPr>
+              <w:t>S07</w:t>
+              <w:br/>
+            </w:r>
+            <w:r>
+              <w:rPr>
+                <w:b w:val="0"/>
+                <w:i w:val="0"/>
+                <w:color w:val="64748B"/>
+                <w:sz w:val="14"/>
+              </w:rPr>
+              <w:t>Consommation alimentaire</w:t>
+            </w:r>
+          </w:p>
+        </w:tc>
+        <w:tc>
+          <w:tcPr>
+            <w:tcW w:type="dxa" w:w="1531"/>
+          </w:tcPr>
+          <w:p>
+            <w:r>
+              <w:rPr>
+                <w:b/>
+                <w:i w:val="0"/>
+                <w:color w:val="16A34A"/>
+                <w:sz w:val="16"/>
+              </w:rPr>
+              <w:t>—</w:t>
+            </w:r>
+          </w:p>
+        </w:tc>
+        <w:tc>
+          <w:tcPr>
+            <w:tcW w:type="dxa" w:w="1191"/>
+          </w:tcPr>
+          <w:p>
+            <w:r>
+              <w:rPr>
+                <w:b w:val="0"/>
+                <w:i w:val="0"/>
+                <w:color w:val="64748B"/>
+                <w:sz w:val="16"/>
+              </w:rPr>
+              <w:t>GT-CQ</w:t>
+            </w:r>
+          </w:p>
+        </w:tc>
+        <w:tc>
+          <w:tcPr>
+            <w:tcW w:type="dxa" w:w="4706"/>
+          </w:tcPr>
+          <w:p>
+            <w:r>
+              <w:rPr>
+                <w:b w:val="0"/>
+                <w:i w:val="0"/>
+                <w:sz w:val="17"/>
+              </w:rPr>
+              <w:t>Attention ! Le prix unitaire d'achat (500 Fcfa) de Poisson frais yaboye ou obo (sardinelle) en Pièce (Moyen) est relativement élevé par rapport aux autres prix observés dans cette zone.</w:t>
+            </w:r>
+          </w:p>
+        </w:tc>
+      </w:tr>
+      <w:tr>
+        <w:tc>
+          <w:tcPr>
+            <w:tcW w:type="dxa" w:w="964"/>
+          </w:tcPr>
+          <w:p>
+            <w:r>
+              <w:rPr>
+                <w:b/>
+                <w:i w:val="0"/>
+                <w:color w:val="EA580C"/>
+                <w:sz w:val="16"/>
+              </w:rPr>
+              <w:t>Moyenne</w:t>
+            </w:r>
+          </w:p>
+        </w:tc>
+        <w:tc>
+          <w:tcPr>
+            <w:tcW w:type="dxa" w:w="1247"/>
+          </w:tcPr>
+          <w:p>
+            <w:r>
+              <w:rPr>
+                <w:b/>
+                <w:i w:val="0"/>
+                <w:sz w:val="16"/>
+              </w:rPr>
+              <w:t>S07</w:t>
+              <w:br/>
+            </w:r>
+            <w:r>
+              <w:rPr>
+                <w:b w:val="0"/>
+                <w:i w:val="0"/>
+                <w:color w:val="64748B"/>
+                <w:sz w:val="14"/>
+              </w:rPr>
+              <w:t>Consommation alimentaire</w:t>
+            </w:r>
+          </w:p>
+        </w:tc>
+        <w:tc>
+          <w:tcPr>
+            <w:tcW w:type="dxa" w:w="1531"/>
+          </w:tcPr>
+          <w:p>
+            <w:r>
+              <w:rPr>
+                <w:b/>
+                <w:i w:val="0"/>
+                <w:color w:val="16A34A"/>
+                <w:sz w:val="16"/>
+              </w:rPr>
+              <w:t>s07bq07a, s07bq07b, s07bq07c, s07bq08</w:t>
+            </w:r>
+          </w:p>
+        </w:tc>
+        <w:tc>
+          <w:tcPr>
+            <w:tcW w:type="dxa" w:w="1191"/>
+          </w:tcPr>
+          <w:p>
+            <w:r>
+              <w:rPr>
+                <w:b w:val="0"/>
+                <w:i w:val="0"/>
+                <w:color w:val="64748B"/>
+                <w:sz w:val="16"/>
+              </w:rPr>
+              <w:t>GT-CQ</w:t>
+            </w:r>
+          </w:p>
+        </w:tc>
+        <w:tc>
+          <w:tcPr>
+            <w:tcW w:type="dxa" w:w="4706"/>
+          </w:tcPr>
+          <w:p>
+            <w:r>
+              <w:rPr>
+                <w:b w:val="0"/>
+                <w:i w:val="0"/>
+                <w:sz w:val="17"/>
+              </w:rPr>
+              <w:t>Le prix d'achat unitaire (200 Fcfa) de Aubergine sauvage (Jaxatu) en Kg de taille  taille unique  est très faible, prière de regarder les reponses prises dans les questions s07bq07a s07bq07b s07bq07c s07bq08 pour mieux corriger.</w:t>
+            </w:r>
+          </w:p>
+        </w:tc>
+      </w:tr>
+      <w:tr>
+        <w:tc>
+          <w:tcPr>
+            <w:tcW w:type="dxa" w:w="964"/>
+          </w:tcPr>
+          <w:p>
+            <w:r>
+              <w:rPr>
+                <w:b/>
+                <w:i w:val="0"/>
+                <w:color w:val="EA580C"/>
+                <w:sz w:val="16"/>
+              </w:rPr>
+              <w:t>Moyenne</w:t>
+            </w:r>
+          </w:p>
+        </w:tc>
+        <w:tc>
+          <w:tcPr>
+            <w:tcW w:type="dxa" w:w="1247"/>
+          </w:tcPr>
+          <w:p>
+            <w:r>
+              <w:rPr>
+                <w:b/>
+                <w:i w:val="0"/>
+                <w:sz w:val="16"/>
+              </w:rPr>
+              <w:t>S09</w:t>
+              <w:br/>
+            </w:r>
+            <w:r>
+              <w:rPr>
+                <w:b w:val="0"/>
+                <w:i w:val="0"/>
+                <w:color w:val="64748B"/>
+                <w:sz w:val="14"/>
+              </w:rPr>
+              <w:t>Dépenses non alimentaires</w:t>
+            </w:r>
+          </w:p>
+        </w:tc>
+        <w:tc>
+          <w:tcPr>
+            <w:tcW w:type="dxa" w:w="1531"/>
+          </w:tcPr>
+          <w:p>
+            <w:r>
+              <w:rPr>
+                <w:b/>
+                <w:i w:val="0"/>
+                <w:color w:val="16A34A"/>
+                <w:sz w:val="16"/>
+              </w:rPr>
+              <w:t>—</w:t>
+            </w:r>
+          </w:p>
+        </w:tc>
+        <w:tc>
+          <w:tcPr>
+            <w:tcW w:type="dxa" w:w="1191"/>
+          </w:tcPr>
+          <w:p>
+            <w:r>
+              <w:rPr>
+                <w:b w:val="0"/>
+                <w:i w:val="0"/>
+                <w:color w:val="64748B"/>
+                <w:sz w:val="16"/>
+              </w:rPr>
+              <w:t>GT-CQ</w:t>
+            </w:r>
+          </w:p>
+        </w:tc>
+        <w:tc>
+          <w:tcPr>
+            <w:tcW w:type="dxa" w:w="4706"/>
+          </w:tcPr>
+          <w:p>
+            <w:r>
+              <w:rPr>
+                <w:b w:val="0"/>
+                <w:i w:val="0"/>
+                <w:sz w:val="17"/>
+              </w:rPr>
+              <w:t>Attention ! La dépense totale du ménage de Zakaria Diouf (1394000 Fcfa) de la fête de Tabaski 2025/2026 est relativement élevé.</w:t>
+            </w:r>
+          </w:p>
+        </w:tc>
+      </w:tr>
+      <w:tr>
+        <w:tc>
+          <w:tcPr>
+            <w:tcW w:type="dxa" w:w="964"/>
+          </w:tcPr>
+          <w:p>
+            <w:r>
+              <w:rPr>
+                <w:b/>
+                <w:i w:val="0"/>
+                <w:color w:val="EA580C"/>
+                <w:sz w:val="16"/>
+              </w:rPr>
+              <w:t>Moyenne</w:t>
+            </w:r>
+          </w:p>
+        </w:tc>
+        <w:tc>
+          <w:tcPr>
+            <w:tcW w:type="dxa" w:w="1247"/>
+          </w:tcPr>
+          <w:p>
+            <w:r>
+              <w:rPr>
+                <w:b/>
+                <w:i w:val="0"/>
+                <w:sz w:val="16"/>
+              </w:rPr>
+              <w:t>S09</w:t>
+              <w:br/>
+            </w:r>
+            <w:r>
+              <w:rPr>
+                <w:b w:val="0"/>
+                <w:i w:val="0"/>
+                <w:color w:val="64748B"/>
+                <w:sz w:val="14"/>
+              </w:rPr>
+              <w:t>Dépenses non alimentaires</w:t>
+            </w:r>
+          </w:p>
+        </w:tc>
+        <w:tc>
+          <w:tcPr>
+            <w:tcW w:type="dxa" w:w="1531"/>
+          </w:tcPr>
+          <w:p>
+            <w:r>
+              <w:rPr>
+                <w:b/>
+                <w:i w:val="0"/>
+                <w:color w:val="16A34A"/>
+                <w:sz w:val="16"/>
+              </w:rPr>
+              <w:t>—</w:t>
+            </w:r>
+          </w:p>
+        </w:tc>
+        <w:tc>
+          <w:tcPr>
+            <w:tcW w:type="dxa" w:w="1191"/>
+          </w:tcPr>
+          <w:p>
+            <w:r>
+              <w:rPr>
+                <w:b w:val="0"/>
+                <w:i w:val="0"/>
+                <w:color w:val="64748B"/>
+                <w:sz w:val="16"/>
+              </w:rPr>
+              <w:t>GT-CQ</w:t>
+            </w:r>
+          </w:p>
+        </w:tc>
+        <w:tc>
+          <w:tcPr>
+            <w:tcW w:type="dxa" w:w="4706"/>
+          </w:tcPr>
+          <w:p>
+            <w:r>
+              <w:rPr>
+                <w:b w:val="0"/>
+                <w:i w:val="0"/>
+                <w:sz w:val="17"/>
+              </w:rPr>
+              <w:t>Prière de corriger ou de confirmer avec le QG.</w:t>
+            </w:r>
+          </w:p>
+        </w:tc>
+      </w:tr>
+      <w:tr>
+        <w:tc>
+          <w:tcPr>
+            <w:tcW w:type="dxa" w:w="964"/>
+          </w:tcPr>
+          <w:p>
+            <w:r>
+              <w:rPr>
+                <w:b/>
+                <w:i w:val="0"/>
+                <w:color w:val="EA580C"/>
+                <w:sz w:val="16"/>
+              </w:rPr>
+              <w:t>Moyenne</w:t>
+            </w:r>
+          </w:p>
+        </w:tc>
+        <w:tc>
+          <w:tcPr>
+            <w:tcW w:type="dxa" w:w="1247"/>
+          </w:tcPr>
+          <w:p>
+            <w:r>
+              <w:rPr>
+                <w:b/>
+                <w:i w:val="0"/>
+                <w:sz w:val="16"/>
+              </w:rPr>
+              <w:t>S09</w:t>
+              <w:br/>
+            </w:r>
+            <w:r>
+              <w:rPr>
+                <w:b w:val="0"/>
+                <w:i w:val="0"/>
+                <w:color w:val="64748B"/>
+                <w:sz w:val="14"/>
+              </w:rPr>
+              <w:t>Dépenses non alimentaires</w:t>
+            </w:r>
+          </w:p>
+        </w:tc>
+        <w:tc>
+          <w:tcPr>
+            <w:tcW w:type="dxa" w:w="1531"/>
+          </w:tcPr>
+          <w:p>
+            <w:r>
+              <w:rPr>
+                <w:b/>
+                <w:i w:val="0"/>
+                <w:color w:val="16A34A"/>
+                <w:sz w:val="16"/>
+              </w:rPr>
+              <w:t>—</w:t>
+            </w:r>
+          </w:p>
+        </w:tc>
+        <w:tc>
+          <w:tcPr>
+            <w:tcW w:type="dxa" w:w="1191"/>
+          </w:tcPr>
+          <w:p>
+            <w:r>
+              <w:rPr>
+                <w:b w:val="0"/>
+                <w:i w:val="0"/>
+                <w:color w:val="64748B"/>
+                <w:sz w:val="16"/>
+              </w:rPr>
+              <w:t>GT-CQ</w:t>
+            </w:r>
+          </w:p>
+        </w:tc>
+        <w:tc>
+          <w:tcPr>
+            <w:tcW w:type="dxa" w:w="4706"/>
+          </w:tcPr>
+          <w:p>
+            <w:r>
+              <w:rPr>
+                <w:b w:val="0"/>
+                <w:i w:val="0"/>
+                <w:sz w:val="17"/>
+              </w:rPr>
+              <w:t>Attention ! La dépense totale du ménage de Zakaria Diouf (617000 Fcfa) de la fête de Fin du Ramadan 2026 est relativement élevé.</w:t>
+            </w:r>
+          </w:p>
+        </w:tc>
+      </w:tr>
+      <w:tr>
+        <w:tc>
+          <w:tcPr>
+            <w:tcW w:type="dxa" w:w="964"/>
+          </w:tcPr>
+          <w:p>
+            <w:r>
+              <w:rPr>
+                <w:b/>
+                <w:i w:val="0"/>
+                <w:color w:val="EA580C"/>
+                <w:sz w:val="16"/>
+              </w:rPr>
+              <w:t>Moyenne</w:t>
+            </w:r>
+          </w:p>
+        </w:tc>
+        <w:tc>
+          <w:tcPr>
+            <w:tcW w:type="dxa" w:w="1247"/>
+          </w:tcPr>
+          <w:p>
+            <w:r>
+              <w:rPr>
+                <w:b/>
+                <w:i w:val="0"/>
+                <w:sz w:val="16"/>
+              </w:rPr>
+              <w:t>S09</w:t>
+              <w:br/>
+            </w:r>
+            <w:r>
+              <w:rPr>
+                <w:b w:val="0"/>
+                <w:i w:val="0"/>
+                <w:color w:val="64748B"/>
+                <w:sz w:val="14"/>
+              </w:rPr>
+              <w:t>Dépenses non alimentaires</w:t>
+            </w:r>
+          </w:p>
+        </w:tc>
+        <w:tc>
+          <w:tcPr>
+            <w:tcW w:type="dxa" w:w="1531"/>
+          </w:tcPr>
+          <w:p>
+            <w:r>
+              <w:rPr>
+                <w:b/>
+                <w:i w:val="0"/>
+                <w:color w:val="16A34A"/>
+                <w:sz w:val="16"/>
+              </w:rPr>
+              <w:t>s09aq03, s09aq04, s09aq05, s09aq06, s09aq07</w:t>
+            </w:r>
+          </w:p>
+        </w:tc>
+        <w:tc>
+          <w:tcPr>
+            <w:tcW w:type="dxa" w:w="1191"/>
+          </w:tcPr>
+          <w:p>
+            <w:r>
+              <w:rPr>
+                <w:b w:val="0"/>
+                <w:i w:val="0"/>
+                <w:color w:val="64748B"/>
+                <w:sz w:val="16"/>
+              </w:rPr>
+              <w:t>GT-CQ</w:t>
+            </w:r>
+          </w:p>
+        </w:tc>
+        <w:tc>
+          <w:tcPr>
+            <w:tcW w:type="dxa" w:w="4706"/>
+          </w:tcPr>
+          <w:p>
+            <w:r>
+              <w:rPr>
+                <w:b w:val="0"/>
+                <w:i w:val="0"/>
+                <w:sz w:val="17"/>
+              </w:rPr>
+              <w:t>La somme des dépenses (2850000 Fcfa) pour Magal  de ce ménage semble  élevé, merci de regarder les montant pris dans les questions s09aq03 s09aq04 s09aq05 s09aq06 s09aq07 et corriger ou confirmer ces montants avec le QG.</w:t>
+            </w:r>
+          </w:p>
+        </w:tc>
+      </w:tr>
+      <w:tr>
+        <w:tc>
+          <w:tcPr>
+            <w:tcW w:type="dxa" w:w="964"/>
+          </w:tcPr>
+          <w:p>
+            <w:r>
+              <w:rPr>
+                <w:b/>
+                <w:i w:val="0"/>
+                <w:color w:val="EA580C"/>
+                <w:sz w:val="16"/>
+              </w:rPr>
+              <w:t>Moyenne</w:t>
+            </w:r>
+          </w:p>
+        </w:tc>
+        <w:tc>
+          <w:tcPr>
+            <w:tcW w:type="dxa" w:w="1247"/>
+          </w:tcPr>
+          <w:p>
+            <w:r>
+              <w:rPr>
+                <w:b/>
+                <w:i w:val="0"/>
+                <w:sz w:val="16"/>
+              </w:rPr>
+              <w:t>S09</w:t>
+              <w:br/>
+            </w:r>
+            <w:r>
+              <w:rPr>
+                <w:b w:val="0"/>
+                <w:i w:val="0"/>
+                <w:color w:val="64748B"/>
+                <w:sz w:val="14"/>
+              </w:rPr>
+              <w:t>Dépenses non alimentaires</w:t>
+            </w:r>
+          </w:p>
+        </w:tc>
+        <w:tc>
+          <w:tcPr>
+            <w:tcW w:type="dxa" w:w="1531"/>
+          </w:tcPr>
+          <w:p>
+            <w:r>
+              <w:rPr>
+                <w:b/>
+                <w:i w:val="0"/>
+                <w:color w:val="16A34A"/>
+                <w:sz w:val="16"/>
+              </w:rPr>
+              <w:t>—</w:t>
+            </w:r>
+          </w:p>
+        </w:tc>
+        <w:tc>
+          <w:tcPr>
+            <w:tcW w:type="dxa" w:w="1191"/>
+          </w:tcPr>
+          <w:p>
+            <w:r>
+              <w:rPr>
+                <w:b w:val="0"/>
+                <w:i w:val="0"/>
+                <w:color w:val="64748B"/>
+                <w:sz w:val="16"/>
+              </w:rPr>
+              <w:t>GT-CQ</w:t>
+            </w:r>
+          </w:p>
+        </w:tc>
+        <w:tc>
+          <w:tcPr>
+            <w:tcW w:type="dxa" w:w="4706"/>
+          </w:tcPr>
+          <w:p>
+            <w:r>
+              <w:rPr>
+                <w:b w:val="0"/>
+                <w:i w:val="0"/>
+                <w:sz w:val="17"/>
+              </w:rPr>
+              <w:t>Attention ! La dépense totale du ménage de Zakaria Diouf (2850000 Fcfa) de la fête de Magal est relativement élevé.</w:t>
+            </w:r>
+          </w:p>
+        </w:tc>
+      </w:tr>
+      <w:tr>
+        <w:tc>
+          <w:tcPr>
+            <w:tcW w:type="dxa" w:w="964"/>
+          </w:tcPr>
+          <w:p>
+            <w:r>
+              <w:rPr>
+                <w:b/>
+                <w:i w:val="0"/>
+                <w:color w:val="EA580C"/>
+                <w:sz w:val="16"/>
+              </w:rPr>
+              <w:t>Moyenne</w:t>
+            </w:r>
+          </w:p>
+        </w:tc>
+        <w:tc>
+          <w:tcPr>
+            <w:tcW w:type="dxa" w:w="1247"/>
+          </w:tcPr>
+          <w:p>
+            <w:r>
+              <w:rPr>
+                <w:b/>
+                <w:i w:val="0"/>
+                <w:sz w:val="16"/>
+              </w:rPr>
+              <w:t>S09</w:t>
+              <w:br/>
+            </w:r>
+            <w:r>
+              <w:rPr>
+                <w:b w:val="0"/>
+                <w:i w:val="0"/>
+                <w:color w:val="64748B"/>
+                <w:sz w:val="14"/>
+              </w:rPr>
+              <w:t>Dépenses non alimentaires</w:t>
+            </w:r>
+          </w:p>
+        </w:tc>
+        <w:tc>
+          <w:tcPr>
+            <w:tcW w:type="dxa" w:w="1531"/>
+          </w:tcPr>
+          <w:p>
+            <w:r>
+              <w:rPr>
+                <w:b/>
+                <w:i w:val="0"/>
+                <w:color w:val="16A34A"/>
+                <w:sz w:val="16"/>
+              </w:rPr>
+              <w:t>—</w:t>
+            </w:r>
+          </w:p>
+        </w:tc>
+        <w:tc>
+          <w:tcPr>
+            <w:tcW w:type="dxa" w:w="1191"/>
+          </w:tcPr>
+          <w:p>
+            <w:r>
+              <w:rPr>
+                <w:b w:val="0"/>
+                <w:i w:val="0"/>
+                <w:color w:val="64748B"/>
+                <w:sz w:val="16"/>
+              </w:rPr>
+              <w:t>GT-CQ</w:t>
+            </w:r>
+          </w:p>
+        </w:tc>
+        <w:tc>
+          <w:tcPr>
+            <w:tcW w:type="dxa" w:w="4706"/>
+          </w:tcPr>
+          <w:p>
+            <w:r>
+              <w:rPr>
+                <w:b w:val="0"/>
+                <w:i w:val="0"/>
+                <w:sz w:val="17"/>
+              </w:rPr>
+              <w:t>Attention ! La dépense du ménage de Zakaria Diouf (7500 Fcfa) au cours de 7 derniers jours de Transport urbain en taxi est relativement élevé.</w:t>
+            </w:r>
+          </w:p>
+        </w:tc>
+      </w:tr>
+      <w:tr>
+        <w:tc>
+          <w:tcPr>
+            <w:tcW w:type="dxa" w:w="964"/>
+          </w:tcPr>
+          <w:p>
+            <w:r>
+              <w:rPr>
+                <w:b/>
+                <w:i w:val="0"/>
+                <w:color w:val="EA580C"/>
+                <w:sz w:val="16"/>
+              </w:rPr>
+              <w:t>Moyenne</w:t>
+            </w:r>
+          </w:p>
+        </w:tc>
+        <w:tc>
+          <w:tcPr>
+            <w:tcW w:type="dxa" w:w="1247"/>
+          </w:tcPr>
+          <w:p>
+            <w:r>
+              <w:rPr>
+                <w:b/>
+                <w:i w:val="0"/>
+                <w:sz w:val="16"/>
+              </w:rPr>
+              <w:t>S09</w:t>
+              <w:br/>
+            </w:r>
+            <w:r>
+              <w:rPr>
+                <w:b w:val="0"/>
+                <w:i w:val="0"/>
+                <w:color w:val="64748B"/>
+                <w:sz w:val="14"/>
+              </w:rPr>
+              <w:t>Dépenses non alimentaires</w:t>
+            </w:r>
+          </w:p>
+        </w:tc>
+        <w:tc>
+          <w:tcPr>
+            <w:tcW w:type="dxa" w:w="1531"/>
+          </w:tcPr>
+          <w:p>
+            <w:r>
+              <w:rPr>
+                <w:b/>
+                <w:i w:val="0"/>
+                <w:color w:val="16A34A"/>
+                <w:sz w:val="16"/>
+              </w:rPr>
+              <w:t>—</w:t>
+            </w:r>
+          </w:p>
+        </w:tc>
+        <w:tc>
+          <w:tcPr>
+            <w:tcW w:type="dxa" w:w="1191"/>
+          </w:tcPr>
+          <w:p>
+            <w:r>
+              <w:rPr>
+                <w:b w:val="0"/>
+                <w:i w:val="0"/>
+                <w:color w:val="64748B"/>
+                <w:sz w:val="16"/>
+              </w:rPr>
+              <w:t>GT-CQ</w:t>
+            </w:r>
+          </w:p>
+        </w:tc>
+        <w:tc>
+          <w:tcPr>
+            <w:tcW w:type="dxa" w:w="4706"/>
+          </w:tcPr>
+          <w:p>
+            <w:r>
+              <w:rPr>
+                <w:b w:val="0"/>
+                <w:i w:val="0"/>
+                <w:sz w:val="17"/>
+              </w:rPr>
+              <w:t>Prière de corriger ou de confirmer avec le QG.</w:t>
+            </w:r>
+          </w:p>
+        </w:tc>
+      </w:tr>
+      <w:tr>
+        <w:tc>
+          <w:tcPr>
+            <w:tcW w:type="dxa" w:w="964"/>
+          </w:tcPr>
+          <w:p>
+            <w:r>
+              <w:rPr>
+                <w:b/>
+                <w:i w:val="0"/>
+                <w:color w:val="EA580C"/>
+                <w:sz w:val="16"/>
+              </w:rPr>
+              <w:t>Moyenne</w:t>
+            </w:r>
+          </w:p>
+        </w:tc>
+        <w:tc>
+          <w:tcPr>
+            <w:tcW w:type="dxa" w:w="1247"/>
+          </w:tcPr>
+          <w:p>
+            <w:r>
+              <w:rPr>
+                <w:b/>
+                <w:i w:val="0"/>
+                <w:sz w:val="16"/>
+              </w:rPr>
+              <w:t>S09</w:t>
+              <w:br/>
+            </w:r>
+            <w:r>
+              <w:rPr>
+                <w:b w:val="0"/>
+                <w:i w:val="0"/>
+                <w:color w:val="64748B"/>
+                <w:sz w:val="14"/>
+              </w:rPr>
+              <w:t>Dépenses non alimentaires</w:t>
+            </w:r>
+          </w:p>
+        </w:tc>
+        <w:tc>
+          <w:tcPr>
+            <w:tcW w:type="dxa" w:w="1531"/>
+          </w:tcPr>
+          <w:p>
+            <w:r>
+              <w:rPr>
+                <w:b/>
+                <w:i w:val="0"/>
+                <w:color w:val="16A34A"/>
+                <w:sz w:val="16"/>
+              </w:rPr>
+              <w:t>—</w:t>
+            </w:r>
+          </w:p>
+        </w:tc>
+        <w:tc>
+          <w:tcPr>
+            <w:tcW w:type="dxa" w:w="1191"/>
+          </w:tcPr>
+          <w:p>
+            <w:r>
+              <w:rPr>
+                <w:b w:val="0"/>
+                <w:i w:val="0"/>
+                <w:color w:val="64748B"/>
+                <w:sz w:val="16"/>
+              </w:rPr>
+              <w:t>GT-CQ</w:t>
+            </w:r>
+          </w:p>
+        </w:tc>
+        <w:tc>
+          <w:tcPr>
+            <w:tcW w:type="dxa" w:w="4706"/>
+          </w:tcPr>
+          <w:p>
+            <w:r>
+              <w:rPr>
+                <w:b w:val="0"/>
+                <w:i w:val="0"/>
+                <w:sz w:val="17"/>
+              </w:rPr>
+              <w:t>Attention ! La dépense du ménage de Zakaria Diouf (1500 Fcfa) au cours de 30 derniers jours de Autres produits de toilettes (rasoir, coton, crème/mousse à raser etc.) est relativement élevé.</w:t>
+            </w:r>
+          </w:p>
+        </w:tc>
+      </w:tr>
+      <w:tr>
+        <w:tc>
+          <w:tcPr>
+            <w:tcW w:type="dxa" w:w="964"/>
+          </w:tcPr>
+          <w:p>
+            <w:r>
+              <w:rPr>
+                <w:b/>
+                <w:i w:val="0"/>
+                <w:color w:val="EA580C"/>
+                <w:sz w:val="16"/>
+              </w:rPr>
+              <w:t>Moyenne</w:t>
+            </w:r>
+          </w:p>
+        </w:tc>
+        <w:tc>
+          <w:tcPr>
+            <w:tcW w:type="dxa" w:w="1247"/>
+          </w:tcPr>
+          <w:p>
+            <w:r>
+              <w:rPr>
+                <w:b/>
+                <w:i w:val="0"/>
+                <w:sz w:val="16"/>
+              </w:rPr>
+              <w:t>S09</w:t>
+              <w:br/>
+            </w:r>
+            <w:r>
+              <w:rPr>
+                <w:b w:val="0"/>
+                <w:i w:val="0"/>
+                <w:color w:val="64748B"/>
+                <w:sz w:val="14"/>
+              </w:rPr>
+              <w:t>Dépenses non alimentaires</w:t>
+            </w:r>
+          </w:p>
+        </w:tc>
+        <w:tc>
+          <w:tcPr>
+            <w:tcW w:type="dxa" w:w="1531"/>
+          </w:tcPr>
+          <w:p>
+            <w:r>
+              <w:rPr>
+                <w:b/>
+                <w:i w:val="0"/>
+                <w:color w:val="16A34A"/>
+                <w:sz w:val="16"/>
+              </w:rPr>
+              <w:t>—</w:t>
+            </w:r>
+          </w:p>
+        </w:tc>
+        <w:tc>
+          <w:tcPr>
+            <w:tcW w:type="dxa" w:w="1191"/>
+          </w:tcPr>
+          <w:p>
+            <w:r>
+              <w:rPr>
+                <w:b w:val="0"/>
+                <w:i w:val="0"/>
+                <w:color w:val="64748B"/>
+                <w:sz w:val="16"/>
+              </w:rPr>
+              <w:t>GT-CQ</w:t>
+            </w:r>
+          </w:p>
+        </w:tc>
+        <w:tc>
+          <w:tcPr>
+            <w:tcW w:type="dxa" w:w="4706"/>
+          </w:tcPr>
+          <w:p>
+            <w:r>
+              <w:rPr>
+                <w:b w:val="0"/>
+                <w:i w:val="0"/>
+                <w:sz w:val="17"/>
+              </w:rPr>
+              <w:t>Prière de corriger ou de confirmer avec le QG.</w:t>
+            </w:r>
+          </w:p>
+        </w:tc>
+      </w:tr>
+      <w:tr>
+        <w:tc>
+          <w:tcPr>
+            <w:tcW w:type="dxa" w:w="964"/>
+          </w:tcPr>
+          <w:p>
+            <w:r>
+              <w:rPr>
+                <w:b/>
+                <w:i w:val="0"/>
+                <w:color w:val="EA580C"/>
+                <w:sz w:val="16"/>
+              </w:rPr>
+              <w:t>Moyenne</w:t>
+            </w:r>
+          </w:p>
+        </w:tc>
+        <w:tc>
+          <w:tcPr>
+            <w:tcW w:type="dxa" w:w="1247"/>
+          </w:tcPr>
+          <w:p>
+            <w:r>
+              <w:rPr>
+                <w:b/>
+                <w:i w:val="0"/>
+                <w:sz w:val="16"/>
+              </w:rPr>
+              <w:t>S09</w:t>
+              <w:br/>
+            </w:r>
+            <w:r>
+              <w:rPr>
+                <w:b w:val="0"/>
+                <w:i w:val="0"/>
+                <w:color w:val="64748B"/>
+                <w:sz w:val="14"/>
+              </w:rPr>
+              <w:t>Dépenses non alimentaires</w:t>
+            </w:r>
+          </w:p>
+        </w:tc>
+        <w:tc>
+          <w:tcPr>
+            <w:tcW w:type="dxa" w:w="1531"/>
+          </w:tcPr>
+          <w:p>
+            <w:r>
+              <w:rPr>
+                <w:b/>
+                <w:i w:val="0"/>
+                <w:color w:val="16A34A"/>
+                <w:sz w:val="16"/>
+              </w:rPr>
+              <w:t>—</w:t>
+            </w:r>
+          </w:p>
+        </w:tc>
+        <w:tc>
+          <w:tcPr>
+            <w:tcW w:type="dxa" w:w="1191"/>
+          </w:tcPr>
+          <w:p>
+            <w:r>
+              <w:rPr>
+                <w:b w:val="0"/>
+                <w:i w:val="0"/>
+                <w:color w:val="64748B"/>
+                <w:sz w:val="16"/>
+              </w:rPr>
+              <w:t>GT-CQ</w:t>
+            </w:r>
+          </w:p>
+        </w:tc>
+        <w:tc>
+          <w:tcPr>
+            <w:tcW w:type="dxa" w:w="4706"/>
+          </w:tcPr>
+          <w:p>
+            <w:r>
+              <w:rPr>
+                <w:b w:val="0"/>
+                <w:i w:val="0"/>
+                <w:sz w:val="17"/>
+              </w:rPr>
+              <w:t>Attention ! La dépense du ménage de Zakaria Diouf (30000 Fcfa) au cours de 30 derniers jours de Bois de chauffe acheté est relativement élevé.</w:t>
+            </w:r>
+          </w:p>
+        </w:tc>
+      </w:tr>
+      <w:tr>
+        <w:tc>
+          <w:tcPr>
+            <w:tcW w:type="dxa" w:w="964"/>
+          </w:tcPr>
+          <w:p>
+            <w:r>
+              <w:rPr>
+                <w:b/>
+                <w:i w:val="0"/>
+                <w:color w:val="EA580C"/>
+                <w:sz w:val="16"/>
+              </w:rPr>
+              <w:t>Moyenne</w:t>
+            </w:r>
+          </w:p>
+        </w:tc>
+        <w:tc>
+          <w:tcPr>
+            <w:tcW w:type="dxa" w:w="1247"/>
+          </w:tcPr>
+          <w:p>
+            <w:r>
+              <w:rPr>
+                <w:b/>
+                <w:i w:val="0"/>
+                <w:sz w:val="16"/>
+              </w:rPr>
+              <w:t>S09</w:t>
+              <w:br/>
+            </w:r>
+            <w:r>
+              <w:rPr>
+                <w:b w:val="0"/>
+                <w:i w:val="0"/>
+                <w:color w:val="64748B"/>
+                <w:sz w:val="14"/>
+              </w:rPr>
+              <w:t>Dépenses non alimentaires</w:t>
+            </w:r>
+          </w:p>
+        </w:tc>
+        <w:tc>
+          <w:tcPr>
+            <w:tcW w:type="dxa" w:w="1531"/>
+          </w:tcPr>
+          <w:p>
+            <w:r>
+              <w:rPr>
+                <w:b/>
+                <w:i w:val="0"/>
+                <w:color w:val="16A34A"/>
+                <w:sz w:val="16"/>
+              </w:rPr>
+              <w:t>—</w:t>
+            </w:r>
+          </w:p>
+        </w:tc>
+        <w:tc>
+          <w:tcPr>
+            <w:tcW w:type="dxa" w:w="1191"/>
+          </w:tcPr>
+          <w:p>
+            <w:r>
+              <w:rPr>
+                <w:b w:val="0"/>
+                <w:i w:val="0"/>
+                <w:color w:val="64748B"/>
+                <w:sz w:val="16"/>
+              </w:rPr>
+              <w:t>GT-CQ</w:t>
+            </w:r>
+          </w:p>
+        </w:tc>
+        <w:tc>
+          <w:tcPr>
+            <w:tcW w:type="dxa" w:w="4706"/>
+          </w:tcPr>
+          <w:p>
+            <w:r>
+              <w:rPr>
+                <w:b w:val="0"/>
+                <w:i w:val="0"/>
+                <w:sz w:val="17"/>
+              </w:rPr>
+              <w:t>Peu plausible! le montant de la dépense pour  Savon de ménage, lessive en poudre, détergents (eau de javel, etc.</w:t>
+            </w:r>
+          </w:p>
+        </w:tc>
+      </w:tr>
+      <w:tr>
+        <w:tc>
+          <w:tcPr>
+            <w:tcW w:type="dxa" w:w="964"/>
+          </w:tcPr>
+          <w:p>
+            <w:r>
+              <w:rPr>
+                <w:b/>
+                <w:i w:val="0"/>
+                <w:color w:val="EA580C"/>
+                <w:sz w:val="16"/>
+              </w:rPr>
+              <w:t>Moyenne</w:t>
+            </w:r>
+          </w:p>
+        </w:tc>
+        <w:tc>
+          <w:tcPr>
+            <w:tcW w:type="dxa" w:w="1247"/>
+          </w:tcPr>
+          <w:p>
+            <w:r>
+              <w:rPr>
+                <w:b/>
+                <w:i w:val="0"/>
+                <w:sz w:val="16"/>
+              </w:rPr>
+              <w:t>S09</w:t>
+              <w:br/>
+            </w:r>
+            <w:r>
+              <w:rPr>
+                <w:b w:val="0"/>
+                <w:i w:val="0"/>
+                <w:color w:val="64748B"/>
+                <w:sz w:val="14"/>
+              </w:rPr>
+              <w:t>Dépenses non alimentaires</w:t>
+            </w:r>
+          </w:p>
+        </w:tc>
+        <w:tc>
+          <w:tcPr>
+            <w:tcW w:type="dxa" w:w="1531"/>
+          </w:tcPr>
+          <w:p>
+            <w:r>
+              <w:rPr>
+                <w:b/>
+                <w:i w:val="0"/>
+                <w:color w:val="16A34A"/>
+                <w:sz w:val="16"/>
+              </w:rPr>
+              <w:t>—</w:t>
+            </w:r>
+          </w:p>
+        </w:tc>
+        <w:tc>
+          <w:tcPr>
+            <w:tcW w:type="dxa" w:w="1191"/>
+          </w:tcPr>
+          <w:p>
+            <w:r>
+              <w:rPr>
+                <w:b w:val="0"/>
+                <w:i w:val="0"/>
+                <w:color w:val="64748B"/>
+                <w:sz w:val="16"/>
+              </w:rPr>
+              <w:t>GT-CQ</w:t>
+            </w:r>
+          </w:p>
+        </w:tc>
+        <w:tc>
+          <w:tcPr>
+            <w:tcW w:type="dxa" w:w="4706"/>
+          </w:tcPr>
+          <w:p>
+            <w:r>
+              <w:rPr>
+                <w:b w:val="0"/>
+                <w:i w:val="0"/>
+                <w:sz w:val="17"/>
+              </w:rPr>
+              <w:t>) semble trop élevé.</w:t>
+            </w:r>
+          </w:p>
+        </w:tc>
+      </w:tr>
+      <w:tr>
+        <w:tc>
+          <w:tcPr>
+            <w:tcW w:type="dxa" w:w="964"/>
+          </w:tcPr>
+          <w:p>
+            <w:r>
+              <w:rPr>
+                <w:b/>
+                <w:i w:val="0"/>
+                <w:color w:val="EA580C"/>
+                <w:sz w:val="16"/>
+              </w:rPr>
+              <w:t>Moyenne</w:t>
+            </w:r>
+          </w:p>
+        </w:tc>
+        <w:tc>
+          <w:tcPr>
+            <w:tcW w:type="dxa" w:w="1247"/>
+          </w:tcPr>
+          <w:p>
+            <w:r>
+              <w:rPr>
+                <w:b/>
+                <w:i w:val="0"/>
+                <w:sz w:val="16"/>
+              </w:rPr>
+              <w:t>S09</w:t>
+              <w:br/>
+            </w:r>
+            <w:r>
+              <w:rPr>
+                <w:b w:val="0"/>
+                <w:i w:val="0"/>
+                <w:color w:val="64748B"/>
+                <w:sz w:val="14"/>
+              </w:rPr>
+              <w:t>Dépenses non alimentaires</w:t>
+            </w:r>
+          </w:p>
+        </w:tc>
+        <w:tc>
+          <w:tcPr>
+            <w:tcW w:type="dxa" w:w="1531"/>
+          </w:tcPr>
+          <w:p>
+            <w:r>
+              <w:rPr>
+                <w:b/>
+                <w:i w:val="0"/>
+                <w:color w:val="16A34A"/>
+                <w:sz w:val="16"/>
+              </w:rPr>
+              <w:t>—</w:t>
+            </w:r>
+          </w:p>
+        </w:tc>
+        <w:tc>
+          <w:tcPr>
+            <w:tcW w:type="dxa" w:w="1191"/>
+          </w:tcPr>
+          <w:p>
+            <w:r>
+              <w:rPr>
+                <w:b w:val="0"/>
+                <w:i w:val="0"/>
+                <w:color w:val="64748B"/>
+                <w:sz w:val="16"/>
+              </w:rPr>
+              <w:t>GT-CQ</w:t>
+            </w:r>
+          </w:p>
+        </w:tc>
+        <w:tc>
+          <w:tcPr>
+            <w:tcW w:type="dxa" w:w="4706"/>
+          </w:tcPr>
+          <w:p>
+            <w:r>
+              <w:rPr>
+                <w:b w:val="0"/>
+                <w:i w:val="0"/>
+                <w:sz w:val="17"/>
+              </w:rPr>
+              <w:t>Veuillez, s'il vous plaît, confirmer cette information avec le QG ou la corriger.</w:t>
+            </w:r>
+          </w:p>
+        </w:tc>
+      </w:tr>
+      <w:tr>
+        <w:tc>
+          <w:tcPr>
+            <w:tcW w:type="dxa" w:w="964"/>
+          </w:tcPr>
+          <w:p>
+            <w:r>
+              <w:rPr>
+                <w:b/>
+                <w:i w:val="0"/>
+                <w:color w:val="EA580C"/>
+                <w:sz w:val="16"/>
+              </w:rPr>
+              <w:t>Moyenne</w:t>
+            </w:r>
+          </w:p>
+        </w:tc>
+        <w:tc>
+          <w:tcPr>
+            <w:tcW w:type="dxa" w:w="1247"/>
+          </w:tcPr>
+          <w:p>
+            <w:r>
+              <w:rPr>
+                <w:b/>
+                <w:i w:val="0"/>
+                <w:sz w:val="16"/>
+              </w:rPr>
+              <w:t>S09</w:t>
+              <w:br/>
+            </w:r>
+            <w:r>
+              <w:rPr>
+                <w:b w:val="0"/>
+                <w:i w:val="0"/>
+                <w:color w:val="64748B"/>
+                <w:sz w:val="14"/>
+              </w:rPr>
+              <w:t>Dépenses non alimentaires</w:t>
+            </w:r>
+          </w:p>
+        </w:tc>
+        <w:tc>
+          <w:tcPr>
+            <w:tcW w:type="dxa" w:w="1531"/>
+          </w:tcPr>
+          <w:p>
+            <w:r>
+              <w:rPr>
+                <w:b/>
+                <w:i w:val="0"/>
+                <w:color w:val="16A34A"/>
+                <w:sz w:val="16"/>
+              </w:rPr>
+              <w:t>—</w:t>
+            </w:r>
+          </w:p>
+        </w:tc>
+        <w:tc>
+          <w:tcPr>
+            <w:tcW w:type="dxa" w:w="1191"/>
+          </w:tcPr>
+          <w:p>
+            <w:r>
+              <w:rPr>
+                <w:b w:val="0"/>
+                <w:i w:val="0"/>
+                <w:color w:val="64748B"/>
+                <w:sz w:val="16"/>
+              </w:rPr>
+              <w:t>GT-CQ</w:t>
+            </w:r>
+          </w:p>
+        </w:tc>
+        <w:tc>
+          <w:tcPr>
+            <w:tcW w:type="dxa" w:w="4706"/>
+          </w:tcPr>
+          <w:p>
+            <w:r>
+              <w:rPr>
+                <w:b w:val="0"/>
+                <w:i w:val="0"/>
+                <w:sz w:val="17"/>
+              </w:rPr>
+              <w:t>Attention ! La dépense du ménage de Zakaria Diouf (26000 Fcfa) au cours de 6 derniers mois de Vêtements femmes (15 ans et plus): robe, jupe, pantalon, ensemble, etc.</w:t>
+            </w:r>
+          </w:p>
+        </w:tc>
+      </w:tr>
+      <w:tr>
+        <w:tc>
+          <w:tcPr>
+            <w:tcW w:type="dxa" w:w="964"/>
+          </w:tcPr>
+          <w:p>
+            <w:r>
+              <w:rPr>
+                <w:b/>
+                <w:i w:val="0"/>
+                <w:color w:val="EA580C"/>
+                <w:sz w:val="16"/>
+              </w:rPr>
+              <w:t>Moyenne</w:t>
+            </w:r>
+          </w:p>
+        </w:tc>
+        <w:tc>
+          <w:tcPr>
+            <w:tcW w:type="dxa" w:w="1247"/>
+          </w:tcPr>
+          <w:p>
+            <w:r>
+              <w:rPr>
+                <w:b/>
+                <w:i w:val="0"/>
+                <w:sz w:val="16"/>
+              </w:rPr>
+              <w:t>S09</w:t>
+              <w:br/>
+            </w:r>
+            <w:r>
+              <w:rPr>
+                <w:b w:val="0"/>
+                <w:i w:val="0"/>
+                <w:color w:val="64748B"/>
+                <w:sz w:val="14"/>
+              </w:rPr>
+              <w:t>Dépenses non alimentaires</w:t>
+            </w:r>
+          </w:p>
+        </w:tc>
+        <w:tc>
+          <w:tcPr>
+            <w:tcW w:type="dxa" w:w="1531"/>
+          </w:tcPr>
+          <w:p>
+            <w:r>
+              <w:rPr>
+                <w:b/>
+                <w:i w:val="0"/>
+                <w:color w:val="16A34A"/>
+                <w:sz w:val="16"/>
+              </w:rPr>
+              <w:t>—</w:t>
+            </w:r>
+          </w:p>
+        </w:tc>
+        <w:tc>
+          <w:tcPr>
+            <w:tcW w:type="dxa" w:w="1191"/>
+          </w:tcPr>
+          <w:p>
+            <w:r>
+              <w:rPr>
+                <w:b w:val="0"/>
+                <w:i w:val="0"/>
+                <w:color w:val="64748B"/>
+                <w:sz w:val="16"/>
+              </w:rPr>
+              <w:t>GT-CQ</w:t>
+            </w:r>
+          </w:p>
+        </w:tc>
+        <w:tc>
+          <w:tcPr>
+            <w:tcW w:type="dxa" w:w="4706"/>
+          </w:tcPr>
+          <w:p>
+            <w:r>
+              <w:rPr>
+                <w:b w:val="0"/>
+                <w:i w:val="0"/>
+                <w:sz w:val="17"/>
+              </w:rPr>
+              <w:t>est relativement élevé.</w:t>
+            </w:r>
+          </w:p>
+        </w:tc>
+      </w:tr>
+      <w:tr>
+        <w:tc>
+          <w:tcPr>
+            <w:tcW w:type="dxa" w:w="964"/>
+          </w:tcPr>
+          <w:p>
+            <w:r>
+              <w:rPr>
+                <w:b/>
+                <w:i w:val="0"/>
+                <w:color w:val="EA580C"/>
+                <w:sz w:val="16"/>
+              </w:rPr>
+              <w:t>Moyenne</w:t>
+            </w:r>
+          </w:p>
+        </w:tc>
+        <w:tc>
+          <w:tcPr>
+            <w:tcW w:type="dxa" w:w="1247"/>
+          </w:tcPr>
+          <w:p>
+            <w:r>
+              <w:rPr>
+                <w:b/>
+                <w:i w:val="0"/>
+                <w:sz w:val="16"/>
+              </w:rPr>
+              <w:t>S09</w:t>
+              <w:br/>
+            </w:r>
+            <w:r>
+              <w:rPr>
+                <w:b w:val="0"/>
+                <w:i w:val="0"/>
+                <w:color w:val="64748B"/>
+                <w:sz w:val="14"/>
+              </w:rPr>
+              <w:t>Dépenses non alimentaires</w:t>
+            </w:r>
+          </w:p>
+        </w:tc>
+        <w:tc>
+          <w:tcPr>
+            <w:tcW w:type="dxa" w:w="1531"/>
+          </w:tcPr>
+          <w:p>
+            <w:r>
+              <w:rPr>
+                <w:b/>
+                <w:i w:val="0"/>
+                <w:color w:val="16A34A"/>
+                <w:sz w:val="16"/>
+              </w:rPr>
+              <w:t>—</w:t>
+            </w:r>
+          </w:p>
+        </w:tc>
+        <w:tc>
+          <w:tcPr>
+            <w:tcW w:type="dxa" w:w="1191"/>
+          </w:tcPr>
+          <w:p>
+            <w:r>
+              <w:rPr>
+                <w:b w:val="0"/>
+                <w:i w:val="0"/>
+                <w:color w:val="64748B"/>
+                <w:sz w:val="16"/>
+              </w:rPr>
+              <w:t>GT-CQ</w:t>
+            </w:r>
+          </w:p>
+        </w:tc>
+        <w:tc>
+          <w:tcPr>
+            <w:tcW w:type="dxa" w:w="4706"/>
+          </w:tcPr>
+          <w:p>
+            <w:r>
+              <w:rPr>
+                <w:b w:val="0"/>
+                <w:i w:val="0"/>
+                <w:sz w:val="17"/>
+              </w:rPr>
+              <w:t>Prière de corriger ou de confirmer avec le QG.</w:t>
+            </w:r>
+          </w:p>
+        </w:tc>
+      </w:tr>
+      <w:tr>
+        <w:tc>
+          <w:tcPr>
+            <w:tcW w:type="dxa" w:w="964"/>
+          </w:tcPr>
+          <w:p>
+            <w:r>
+              <w:rPr>
+                <w:b/>
+                <w:i w:val="0"/>
+                <w:color w:val="EA580C"/>
+                <w:sz w:val="16"/>
+              </w:rPr>
+              <w:t>Moyenne</w:t>
+            </w:r>
+          </w:p>
+        </w:tc>
+        <w:tc>
+          <w:tcPr>
+            <w:tcW w:type="dxa" w:w="1247"/>
+          </w:tcPr>
+          <w:p>
+            <w:r>
+              <w:rPr>
+                <w:b/>
+                <w:i w:val="0"/>
+                <w:sz w:val="16"/>
+              </w:rPr>
+              <w:t>S09</w:t>
+              <w:br/>
+            </w:r>
+            <w:r>
+              <w:rPr>
+                <w:b w:val="0"/>
+                <w:i w:val="0"/>
+                <w:color w:val="64748B"/>
+                <w:sz w:val="14"/>
+              </w:rPr>
+              <w:t>Dépenses non alimentaires</w:t>
+            </w:r>
+          </w:p>
+        </w:tc>
+        <w:tc>
+          <w:tcPr>
+            <w:tcW w:type="dxa" w:w="1531"/>
+          </w:tcPr>
+          <w:p>
+            <w:r>
+              <w:rPr>
+                <w:b/>
+                <w:i w:val="0"/>
+                <w:color w:val="16A34A"/>
+                <w:sz w:val="16"/>
+              </w:rPr>
+              <w:t>—</w:t>
+            </w:r>
+          </w:p>
+        </w:tc>
+        <w:tc>
+          <w:tcPr>
+            <w:tcW w:type="dxa" w:w="1191"/>
+          </w:tcPr>
+          <w:p>
+            <w:r>
+              <w:rPr>
+                <w:b w:val="0"/>
+                <w:i w:val="0"/>
+                <w:color w:val="64748B"/>
+                <w:sz w:val="16"/>
+              </w:rPr>
+              <w:t>GT-CQ</w:t>
+            </w:r>
+          </w:p>
+        </w:tc>
+        <w:tc>
+          <w:tcPr>
+            <w:tcW w:type="dxa" w:w="4706"/>
+          </w:tcPr>
+          <w:p>
+            <w:r>
+              <w:rPr>
+                <w:b w:val="0"/>
+                <w:i w:val="0"/>
+                <w:sz w:val="17"/>
+              </w:rPr>
+              <w:t>Attention ! La dépense du ménage de Zakaria Diouf (48000 Fcfa) au cours de 6 derniers mois de Chaussures hommes est relativement élevé.</w:t>
+            </w:r>
+          </w:p>
+        </w:tc>
+      </w:tr>
+      <w:tr>
+        <w:tc>
+          <w:tcPr>
+            <w:tcW w:type="dxa" w:w="964"/>
+          </w:tcPr>
+          <w:p>
+            <w:r>
+              <w:rPr>
+                <w:b/>
+                <w:i w:val="0"/>
+                <w:color w:val="EA580C"/>
+                <w:sz w:val="16"/>
+              </w:rPr>
+              <w:t>Moyenne</w:t>
+            </w:r>
+          </w:p>
+        </w:tc>
+        <w:tc>
+          <w:tcPr>
+            <w:tcW w:type="dxa" w:w="1247"/>
+          </w:tcPr>
+          <w:p>
+            <w:r>
+              <w:rPr>
+                <w:b/>
+                <w:i w:val="0"/>
+                <w:sz w:val="16"/>
+              </w:rPr>
+              <w:t>S09</w:t>
+              <w:br/>
+            </w:r>
+            <w:r>
+              <w:rPr>
+                <w:b w:val="0"/>
+                <w:i w:val="0"/>
+                <w:color w:val="64748B"/>
+                <w:sz w:val="14"/>
+              </w:rPr>
+              <w:t>Dépenses non alimentaires</w:t>
+            </w:r>
+          </w:p>
+        </w:tc>
+        <w:tc>
+          <w:tcPr>
+            <w:tcW w:type="dxa" w:w="1531"/>
+          </w:tcPr>
+          <w:p>
+            <w:r>
+              <w:rPr>
+                <w:b/>
+                <w:i w:val="0"/>
+                <w:color w:val="16A34A"/>
+                <w:sz w:val="16"/>
+              </w:rPr>
+              <w:t>—</w:t>
+            </w:r>
+          </w:p>
+        </w:tc>
+        <w:tc>
+          <w:tcPr>
+            <w:tcW w:type="dxa" w:w="1191"/>
+          </w:tcPr>
+          <w:p>
+            <w:r>
+              <w:rPr>
+                <w:b w:val="0"/>
+                <w:i w:val="0"/>
+                <w:color w:val="64748B"/>
+                <w:sz w:val="16"/>
+              </w:rPr>
+              <w:t>GT-CQ</w:t>
+            </w:r>
+          </w:p>
+        </w:tc>
+        <w:tc>
+          <w:tcPr>
+            <w:tcW w:type="dxa" w:w="4706"/>
+          </w:tcPr>
+          <w:p>
+            <w:r>
+              <w:rPr>
+                <w:b w:val="0"/>
+                <w:i w:val="0"/>
+                <w:sz w:val="17"/>
+              </w:rPr>
+              <w:t>Attention ! La dépense du ménage de Zakaria Diouf (28000 Fcfa) au cours de 12 derniers mois de Ustensiles de cuisine: casserole, marmite, tamis local, réparation d'ustensiles de cuisine, etc est relativement élevé.</w:t>
+            </w:r>
+          </w:p>
+        </w:tc>
+      </w:tr>
+      <w:tr>
+        <w:tc>
+          <w:tcPr>
+            <w:tcW w:type="dxa" w:w="964"/>
+          </w:tcPr>
+          <w:p>
+            <w:r>
+              <w:rPr>
+                <w:b/>
+                <w:i w:val="0"/>
+                <w:color w:val="EA580C"/>
+                <w:sz w:val="16"/>
+              </w:rPr>
+              <w:t>Moyenne</w:t>
+            </w:r>
+          </w:p>
+        </w:tc>
+        <w:tc>
+          <w:tcPr>
+            <w:tcW w:type="dxa" w:w="1247"/>
+          </w:tcPr>
+          <w:p>
+            <w:r>
+              <w:rPr>
+                <w:b/>
+                <w:i w:val="0"/>
+                <w:sz w:val="16"/>
+              </w:rPr>
+              <w:t>S09</w:t>
+              <w:br/>
+            </w:r>
+            <w:r>
+              <w:rPr>
+                <w:b w:val="0"/>
+                <w:i w:val="0"/>
+                <w:color w:val="64748B"/>
+                <w:sz w:val="14"/>
+              </w:rPr>
+              <w:t>Dépenses non alimentaires</w:t>
+            </w:r>
+          </w:p>
+        </w:tc>
+        <w:tc>
+          <w:tcPr>
+            <w:tcW w:type="dxa" w:w="1531"/>
+          </w:tcPr>
+          <w:p>
+            <w:r>
+              <w:rPr>
+                <w:b/>
+                <w:i w:val="0"/>
+                <w:color w:val="16A34A"/>
+                <w:sz w:val="16"/>
+              </w:rPr>
+              <w:t>—</w:t>
+            </w:r>
+          </w:p>
+        </w:tc>
+        <w:tc>
+          <w:tcPr>
+            <w:tcW w:type="dxa" w:w="1191"/>
+          </w:tcPr>
+          <w:p>
+            <w:r>
+              <w:rPr>
+                <w:b w:val="0"/>
+                <w:i w:val="0"/>
+                <w:color w:val="64748B"/>
+                <w:sz w:val="16"/>
+              </w:rPr>
+              <w:t>GT-CQ</w:t>
+            </w:r>
+          </w:p>
+        </w:tc>
+        <w:tc>
+          <w:tcPr>
+            <w:tcW w:type="dxa" w:w="4706"/>
+          </w:tcPr>
+          <w:p>
+            <w:r>
+              <w:rPr>
+                <w:b w:val="0"/>
+                <w:i w:val="0"/>
+                <w:sz w:val="17"/>
+              </w:rPr>
+              <w:t>Prière de corriger ou de confirmer avec le QG.</w:t>
+            </w:r>
+          </w:p>
+        </w:tc>
+      </w:tr>
+      <w:tr>
+        <w:tc>
+          <w:tcPr>
+            <w:tcW w:type="dxa" w:w="964"/>
+          </w:tcPr>
+          <w:p>
+            <w:r>
+              <w:rPr>
+                <w:b/>
+                <w:i w:val="0"/>
+                <w:color w:val="EA580C"/>
+                <w:sz w:val="16"/>
+              </w:rPr>
+              <w:t>Moyenne</w:t>
+            </w:r>
+          </w:p>
+        </w:tc>
+        <w:tc>
+          <w:tcPr>
+            <w:tcW w:type="dxa" w:w="1247"/>
+          </w:tcPr>
+          <w:p>
+            <w:r>
+              <w:rPr>
+                <w:b/>
+                <w:i w:val="0"/>
+                <w:sz w:val="16"/>
+              </w:rPr>
+              <w:t>S09</w:t>
+              <w:br/>
+            </w:r>
+            <w:r>
+              <w:rPr>
+                <w:b w:val="0"/>
+                <w:i w:val="0"/>
+                <w:color w:val="64748B"/>
+                <w:sz w:val="14"/>
+              </w:rPr>
+              <w:t>Dépenses non alimentaires</w:t>
+            </w:r>
+          </w:p>
+        </w:tc>
+        <w:tc>
+          <w:tcPr>
+            <w:tcW w:type="dxa" w:w="1531"/>
+          </w:tcPr>
+          <w:p>
+            <w:r>
+              <w:rPr>
+                <w:b/>
+                <w:i w:val="0"/>
+                <w:color w:val="16A34A"/>
+                <w:sz w:val="16"/>
+              </w:rPr>
+              <w:t>—</w:t>
+            </w:r>
+          </w:p>
+        </w:tc>
+        <w:tc>
+          <w:tcPr>
+            <w:tcW w:type="dxa" w:w="1191"/>
+          </w:tcPr>
+          <w:p>
+            <w:r>
+              <w:rPr>
+                <w:b w:val="0"/>
+                <w:i w:val="0"/>
+                <w:color w:val="64748B"/>
+                <w:sz w:val="16"/>
+              </w:rPr>
+              <w:t>GT-CQ</w:t>
+            </w:r>
+          </w:p>
+        </w:tc>
+        <w:tc>
+          <w:tcPr>
+            <w:tcW w:type="dxa" w:w="4706"/>
+          </w:tcPr>
+          <w:p>
+            <w:r>
+              <w:rPr>
+                <w:b w:val="0"/>
+                <w:i w:val="0"/>
+                <w:sz w:val="17"/>
+              </w:rPr>
+              <w:t>Attention ! La dépense du ménage de Zakaria Diouf (65000 Fcfa) au cours de 12 derniers mois de Achat d'un téléphone portable est relativement élevé.</w:t>
+            </w:r>
+          </w:p>
+        </w:tc>
+      </w:tr>
+      <w:tr>
+        <w:tc>
+          <w:tcPr>
+            <w:tcW w:type="dxa" w:w="964"/>
+          </w:tcPr>
+          <w:p>
+            <w:r>
+              <w:rPr>
+                <w:b/>
+                <w:i w:val="0"/>
+                <w:color w:val="EA580C"/>
+                <w:sz w:val="16"/>
+              </w:rPr>
+              <w:t>Moyenne</w:t>
+            </w:r>
+          </w:p>
+        </w:tc>
+        <w:tc>
+          <w:tcPr>
+            <w:tcW w:type="dxa" w:w="1247"/>
+          </w:tcPr>
+          <w:p>
+            <w:r>
+              <w:rPr>
+                <w:b/>
+                <w:i w:val="0"/>
+                <w:sz w:val="16"/>
+              </w:rPr>
+              <w:t>S10</w:t>
+              <w:br/>
+            </w:r>
+            <w:r>
+              <w:rPr>
+                <w:b w:val="0"/>
+                <w:i w:val="0"/>
+                <w:color w:val="64748B"/>
+                <w:sz w:val="14"/>
+              </w:rPr>
+              <w:t>Logement</w:t>
+            </w:r>
+          </w:p>
+        </w:tc>
+        <w:tc>
+          <w:tcPr>
+            <w:tcW w:type="dxa" w:w="1531"/>
+          </w:tcPr>
+          <w:p>
+            <w:r>
+              <w:rPr>
+                <w:b/>
+                <w:i w:val="0"/>
+                <w:color w:val="16A34A"/>
+                <w:sz w:val="16"/>
+              </w:rPr>
+              <w:t>s10q49, s10q48</w:t>
+            </w:r>
+          </w:p>
+        </w:tc>
+        <w:tc>
+          <w:tcPr>
+            <w:tcW w:type="dxa" w:w="1191"/>
+          </w:tcPr>
+          <w:p>
+            <w:r>
+              <w:rPr>
+                <w:b w:val="0"/>
+                <w:i w:val="0"/>
+                <w:color w:val="64748B"/>
+                <w:sz w:val="16"/>
+              </w:rPr>
+              <w:t>GT-CQ</w:t>
+            </w:r>
+          </w:p>
+        </w:tc>
+        <w:tc>
+          <w:tcPr>
+            <w:tcW w:type="dxa" w:w="4706"/>
+          </w:tcPr>
+          <w:p>
+            <w:r>
+              <w:rPr>
+                <w:b w:val="0"/>
+                <w:i w:val="0"/>
+                <w:sz w:val="17"/>
+              </w:rPr>
+              <w:t>Le montant dépensé de l'entreprise Vente Ndeki en achat de matières premières pour les produits vendus au cours des 30 derniers jours ou durant le dernier mois où l'entreprise a fonctionné ne peut pas être supéreur aux montants obtenus sur la vente de produits transformés par l'entreprise au cours de cette même période où l'entreprise a fonctionné (s10q49 &gt; s10q48), prière de corriger.</w:t>
+            </w:r>
+          </w:p>
+        </w:tc>
+      </w:tr>
+      <w:tr>
+        <w:tc>
+          <w:tcPr>
+            <w:tcW w:type="dxa" w:w="964"/>
+          </w:tcPr>
+          <w:p>
+            <w:r>
+              <w:rPr>
+                <w:b/>
+                <w:i w:val="0"/>
+                <w:color w:val="EA580C"/>
+                <w:sz w:val="16"/>
+              </w:rPr>
+              <w:t>Moyenne</w:t>
+            </w:r>
+          </w:p>
+        </w:tc>
+        <w:tc>
+          <w:tcPr>
+            <w:tcW w:type="dxa" w:w="1247"/>
+          </w:tcPr>
+          <w:p>
+            <w:r>
+              <w:rPr>
+                <w:b/>
+                <w:i w:val="0"/>
+                <w:sz w:val="16"/>
+              </w:rPr>
+              <w:t>S10</w:t>
+              <w:br/>
+            </w:r>
+            <w:r>
+              <w:rPr>
+                <w:b w:val="0"/>
+                <w:i w:val="0"/>
+                <w:color w:val="64748B"/>
+                <w:sz w:val="14"/>
+              </w:rPr>
+              <w:t>Logement</w:t>
+            </w:r>
+          </w:p>
+        </w:tc>
+        <w:tc>
+          <w:tcPr>
+            <w:tcW w:type="dxa" w:w="1531"/>
+          </w:tcPr>
+          <w:p>
+            <w:r>
+              <w:rPr>
+                <w:b/>
+                <w:i w:val="0"/>
+                <w:color w:val="16A34A"/>
+                <w:sz w:val="16"/>
+              </w:rPr>
+              <w:t>s10q49, s10q48</w:t>
+            </w:r>
+          </w:p>
+        </w:tc>
+        <w:tc>
+          <w:tcPr>
+            <w:tcW w:type="dxa" w:w="1191"/>
+          </w:tcPr>
+          <w:p>
+            <w:r>
+              <w:rPr>
+                <w:b w:val="0"/>
+                <w:i w:val="0"/>
+                <w:color w:val="64748B"/>
+                <w:sz w:val="16"/>
+              </w:rPr>
+              <w:t>GT-CQ</w:t>
+            </w:r>
+          </w:p>
+        </w:tc>
+        <w:tc>
+          <w:tcPr>
+            <w:tcW w:type="dxa" w:w="4706"/>
+          </w:tcPr>
+          <w:p>
+            <w:r>
+              <w:rPr>
+                <w:b w:val="0"/>
+                <w:i w:val="0"/>
+                <w:sz w:val="17"/>
+              </w:rPr>
+              <w:t>L'entreprise Vente Ndeki a depensé en achat de matières premières pour les produits vendus (s10q49 different de 0) mais dit n'avoir réçu aucune somme sur la vente de produits transformés (s10q48 est égal à 0), prière de fournir de l'effort pour estimer le montant obtenu sur la vente vente de produits transformés.</w:t>
+            </w:r>
+          </w:p>
+        </w:tc>
+      </w:tr>
+      <w:tr>
+        <w:tc>
+          <w:tcPr>
+            <w:tcW w:type="dxa" w:w="964"/>
+          </w:tcPr>
+          <w:p>
+            <w:r>
+              <w:rPr>
+                <w:b/>
+                <w:i w:val="0"/>
+                <w:color w:val="EA580C"/>
+                <w:sz w:val="16"/>
+              </w:rPr>
+              <w:t>Moyenne</w:t>
+            </w:r>
+          </w:p>
+        </w:tc>
+        <w:tc>
+          <w:tcPr>
+            <w:tcW w:type="dxa" w:w="1247"/>
+          </w:tcPr>
+          <w:p>
+            <w:r>
+              <w:rPr>
+                <w:b/>
+                <w:i w:val="0"/>
+                <w:sz w:val="16"/>
+              </w:rPr>
+              <w:t>S10</w:t>
+              <w:br/>
+            </w:r>
+            <w:r>
+              <w:rPr>
+                <w:b w:val="0"/>
+                <w:i w:val="0"/>
+                <w:color w:val="64748B"/>
+                <w:sz w:val="14"/>
+              </w:rPr>
+              <w:t>Logement</w:t>
+            </w:r>
+          </w:p>
+        </w:tc>
+        <w:tc>
+          <w:tcPr>
+            <w:tcW w:type="dxa" w:w="1531"/>
+          </w:tcPr>
+          <w:p>
+            <w:r>
+              <w:rPr>
+                <w:b/>
+                <w:i w:val="0"/>
+                <w:color w:val="16A34A"/>
+                <w:sz w:val="16"/>
+              </w:rPr>
+              <w:t>—</w:t>
+            </w:r>
+          </w:p>
+        </w:tc>
+        <w:tc>
+          <w:tcPr>
+            <w:tcW w:type="dxa" w:w="1191"/>
+          </w:tcPr>
+          <w:p>
+            <w:r>
+              <w:rPr>
+                <w:b w:val="0"/>
+                <w:i w:val="0"/>
+                <w:color w:val="64748B"/>
+                <w:sz w:val="16"/>
+              </w:rPr>
+              <w:t>GT-CQ</w:t>
+            </w:r>
+          </w:p>
+        </w:tc>
+        <w:tc>
+          <w:tcPr>
+            <w:tcW w:type="dxa" w:w="4706"/>
+          </w:tcPr>
+          <w:p>
+            <w:r>
+              <w:rPr>
+                <w:b w:val="0"/>
+                <w:i w:val="0"/>
+                <w:sz w:val="17"/>
+              </w:rPr>
+              <w:t>L'entreprise Vente Ndeki n'est pas une entreprise de fabrication et pourtant vous avez renseigné soit renseigner la question 10.48 ou 10.49, si vous pensez qu'elle est une entreprise de fabrication prière de reprendre le classement de la nomenclature en 10.17a ou s'elle ne fait de fabrication merci de mettre 0 en 10.48 et 10.49.</w:t>
+            </w:r>
+          </w:p>
+        </w:tc>
+      </w:tr>
+      <w:tr>
+        <w:tc>
+          <w:tcPr>
+            <w:tcW w:type="dxa" w:w="964"/>
+          </w:tcPr>
+          <w:p>
+            <w:r>
+              <w:rPr>
+                <w:b/>
+                <w:i w:val="0"/>
+                <w:color w:val="EA580C"/>
+                <w:sz w:val="16"/>
+              </w:rPr>
+              <w:t>Moyenne</w:t>
+            </w:r>
+          </w:p>
+        </w:tc>
+        <w:tc>
+          <w:tcPr>
+            <w:tcW w:type="dxa" w:w="1247"/>
+          </w:tcPr>
+          <w:p>
+            <w:r>
+              <w:rPr>
+                <w:b/>
+                <w:i w:val="0"/>
+                <w:sz w:val="16"/>
+              </w:rPr>
+              <w:t>S10</w:t>
+              <w:br/>
+            </w:r>
+            <w:r>
+              <w:rPr>
+                <w:b w:val="0"/>
+                <w:i w:val="0"/>
+                <w:color w:val="64748B"/>
+                <w:sz w:val="14"/>
+              </w:rPr>
+              <w:t>Logement</w:t>
+            </w:r>
+          </w:p>
+        </w:tc>
+        <w:tc>
+          <w:tcPr>
+            <w:tcW w:type="dxa" w:w="1531"/>
+          </w:tcPr>
+          <w:p>
+            <w:r>
+              <w:rPr>
+                <w:b/>
+                <w:i w:val="0"/>
+                <w:color w:val="16A34A"/>
+                <w:sz w:val="16"/>
+              </w:rPr>
+              <w:t>—</w:t>
+            </w:r>
+          </w:p>
+        </w:tc>
+        <w:tc>
+          <w:tcPr>
+            <w:tcW w:type="dxa" w:w="1191"/>
+          </w:tcPr>
+          <w:p>
+            <w:r>
+              <w:rPr>
+                <w:b w:val="0"/>
+                <w:i w:val="0"/>
+                <w:color w:val="64748B"/>
+                <w:sz w:val="16"/>
+              </w:rPr>
+              <w:t>GT-CQ</w:t>
+            </w:r>
+          </w:p>
+        </w:tc>
+        <w:tc>
+          <w:tcPr>
+            <w:tcW w:type="dxa" w:w="4706"/>
+          </w:tcPr>
+          <w:p>
+            <w:r>
+              <w:rPr>
+                <w:b w:val="0"/>
+                <w:i w:val="0"/>
+                <w:sz w:val="17"/>
+              </w:rPr>
+              <w:t>Mettre soit le montant en 10.46 et 10.47 s'elle fait de commerce ou mettre en 10.50 s'elle rend service.</w:t>
+            </w:r>
+          </w:p>
+        </w:tc>
+      </w:tr>
+      <w:tr>
+        <w:tc>
+          <w:tcPr>
+            <w:tcW w:type="dxa" w:w="964"/>
+          </w:tcPr>
+          <w:p>
+            <w:r>
+              <w:rPr>
+                <w:b/>
+                <w:i w:val="0"/>
+                <w:color w:val="EA580C"/>
+                <w:sz w:val="16"/>
+              </w:rPr>
+              <w:t>Moyenne</w:t>
+            </w:r>
+          </w:p>
+        </w:tc>
+        <w:tc>
+          <w:tcPr>
+            <w:tcW w:type="dxa" w:w="1247"/>
+          </w:tcPr>
+          <w:p>
+            <w:r>
+              <w:rPr>
+                <w:b/>
+                <w:i w:val="0"/>
+                <w:sz w:val="16"/>
+              </w:rPr>
+              <w:t>S10</w:t>
+              <w:br/>
+            </w:r>
+            <w:r>
+              <w:rPr>
+                <w:b w:val="0"/>
+                <w:i w:val="0"/>
+                <w:color w:val="64748B"/>
+                <w:sz w:val="14"/>
+              </w:rPr>
+              <w:t>Logement</w:t>
+            </w:r>
+          </w:p>
+        </w:tc>
+        <w:tc>
+          <w:tcPr>
+            <w:tcW w:type="dxa" w:w="1531"/>
+          </w:tcPr>
+          <w:p>
+            <w:r>
+              <w:rPr>
+                <w:b/>
+                <w:i w:val="0"/>
+                <w:color w:val="16A34A"/>
+                <w:sz w:val="16"/>
+              </w:rPr>
+              <w:t>s10q49, s10q48</w:t>
+            </w:r>
+          </w:p>
+        </w:tc>
+        <w:tc>
+          <w:tcPr>
+            <w:tcW w:type="dxa" w:w="1191"/>
+          </w:tcPr>
+          <w:p>
+            <w:r>
+              <w:rPr>
+                <w:b w:val="0"/>
+                <w:i w:val="0"/>
+                <w:color w:val="64748B"/>
+                <w:sz w:val="16"/>
+              </w:rPr>
+              <w:t>GT-CQ</w:t>
+            </w:r>
+          </w:p>
+        </w:tc>
+        <w:tc>
+          <w:tcPr>
+            <w:tcW w:type="dxa" w:w="4706"/>
+          </w:tcPr>
+          <w:p>
+            <w:r>
+              <w:rPr>
+                <w:b w:val="0"/>
+                <w:i w:val="0"/>
+                <w:sz w:val="17"/>
+              </w:rPr>
+              <w:t>Le montant dépensé de l'entreprise Vente de ndeki en achat de matières premières pour les produits vendus au cours des 30 derniers jours ou durant le dernier mois où l'entreprise a fonctionné ne peut pas être supéreur aux montants obtenus sur la vente de produits transformés par l'entreprise au cours de cette même période où l'entreprise a fonctionné (s10q49 &gt; s10q48), prière de corriger.</w:t>
+            </w:r>
+          </w:p>
+        </w:tc>
+      </w:tr>
+      <w:tr>
+        <w:tc>
+          <w:tcPr>
+            <w:tcW w:type="dxa" w:w="964"/>
+          </w:tcPr>
+          <w:p>
+            <w:r>
+              <w:rPr>
+                <w:b/>
+                <w:i w:val="0"/>
+                <w:color w:val="EA580C"/>
+                <w:sz w:val="16"/>
+              </w:rPr>
+              <w:t>Moyenne</w:t>
+            </w:r>
+          </w:p>
+        </w:tc>
+        <w:tc>
+          <w:tcPr>
+            <w:tcW w:type="dxa" w:w="1247"/>
+          </w:tcPr>
+          <w:p>
+            <w:r>
+              <w:rPr>
+                <w:b/>
+                <w:i w:val="0"/>
+                <w:sz w:val="16"/>
+              </w:rPr>
+              <w:t>S10</w:t>
+              <w:br/>
+            </w:r>
+            <w:r>
+              <w:rPr>
+                <w:b w:val="0"/>
+                <w:i w:val="0"/>
+                <w:color w:val="64748B"/>
+                <w:sz w:val="14"/>
+              </w:rPr>
+              <w:t>Logement</w:t>
+            </w:r>
+          </w:p>
+        </w:tc>
+        <w:tc>
+          <w:tcPr>
+            <w:tcW w:type="dxa" w:w="1531"/>
+          </w:tcPr>
+          <w:p>
+            <w:r>
+              <w:rPr>
+                <w:b/>
+                <w:i w:val="0"/>
+                <w:color w:val="16A34A"/>
+                <w:sz w:val="16"/>
+              </w:rPr>
+              <w:t>s10q49, s10q48</w:t>
+            </w:r>
+          </w:p>
+        </w:tc>
+        <w:tc>
+          <w:tcPr>
+            <w:tcW w:type="dxa" w:w="1191"/>
+          </w:tcPr>
+          <w:p>
+            <w:r>
+              <w:rPr>
+                <w:b w:val="0"/>
+                <w:i w:val="0"/>
+                <w:color w:val="64748B"/>
+                <w:sz w:val="16"/>
+              </w:rPr>
+              <w:t>GT-CQ</w:t>
+            </w:r>
+          </w:p>
+        </w:tc>
+        <w:tc>
+          <w:tcPr>
+            <w:tcW w:type="dxa" w:w="4706"/>
+          </w:tcPr>
+          <w:p>
+            <w:r>
+              <w:rPr>
+                <w:b w:val="0"/>
+                <w:i w:val="0"/>
+                <w:sz w:val="17"/>
+              </w:rPr>
+              <w:t>L'entreprise Vente de ndeki a depensé en achat de matières premières pour les produits vendus (s10q49 different de 0) mais dit n'avoir réçu aucune somme sur la vente de produits transformés (s10q48 est égal à 0), prière de fournir de l'effort pour estimer le montant obtenu sur la vente vente de produits transformés.</w:t>
+            </w:r>
+          </w:p>
+        </w:tc>
+      </w:tr>
+      <w:tr>
+        <w:tc>
+          <w:tcPr>
+            <w:tcW w:type="dxa" w:w="964"/>
+          </w:tcPr>
+          <w:p>
+            <w:r>
+              <w:rPr>
+                <w:b/>
+                <w:i w:val="0"/>
+                <w:color w:val="EA580C"/>
+                <w:sz w:val="16"/>
+              </w:rPr>
+              <w:t>Moyenne</w:t>
+            </w:r>
+          </w:p>
+        </w:tc>
+        <w:tc>
+          <w:tcPr>
+            <w:tcW w:type="dxa" w:w="1247"/>
+          </w:tcPr>
+          <w:p>
+            <w:r>
+              <w:rPr>
+                <w:b/>
+                <w:i w:val="0"/>
+                <w:sz w:val="16"/>
+              </w:rPr>
+              <w:t>S10</w:t>
+              <w:br/>
+            </w:r>
+            <w:r>
+              <w:rPr>
+                <w:b w:val="0"/>
+                <w:i w:val="0"/>
+                <w:color w:val="64748B"/>
+                <w:sz w:val="14"/>
+              </w:rPr>
+              <w:t>Logement</w:t>
+            </w:r>
+          </w:p>
+        </w:tc>
+        <w:tc>
+          <w:tcPr>
+            <w:tcW w:type="dxa" w:w="1531"/>
+          </w:tcPr>
+          <w:p>
+            <w:r>
+              <w:rPr>
+                <w:b/>
+                <w:i w:val="0"/>
+                <w:color w:val="16A34A"/>
+                <w:sz w:val="16"/>
+              </w:rPr>
+              <w:t>—</w:t>
+            </w:r>
+          </w:p>
+        </w:tc>
+        <w:tc>
+          <w:tcPr>
+            <w:tcW w:type="dxa" w:w="1191"/>
+          </w:tcPr>
+          <w:p>
+            <w:r>
+              <w:rPr>
+                <w:b w:val="0"/>
+                <w:i w:val="0"/>
+                <w:color w:val="64748B"/>
+                <w:sz w:val="16"/>
+              </w:rPr>
+              <w:t>GT-CQ</w:t>
+            </w:r>
+          </w:p>
+        </w:tc>
+        <w:tc>
+          <w:tcPr>
+            <w:tcW w:type="dxa" w:w="4706"/>
+          </w:tcPr>
+          <w:p>
+            <w:r>
+              <w:rPr>
+                <w:b w:val="0"/>
+                <w:i w:val="0"/>
+                <w:sz w:val="17"/>
+              </w:rPr>
+              <w:t>L'entreprise Vente de ndeki n'est pas une entreprise de fabrication et pourtant vous avez renseigné soit renseigner la question 10.48 ou 10.49, si vous pensez qu'elle est une entreprise de fabrication prière de reprendre le classement de la nomenclature en 10.17a ou s'elle ne fait de fabrication merci de mettre 0 en 10.48 et 10.49.</w:t>
+            </w:r>
+          </w:p>
+        </w:tc>
+      </w:tr>
+      <w:tr>
+        <w:tc>
+          <w:tcPr>
+            <w:tcW w:type="dxa" w:w="964"/>
+          </w:tcPr>
+          <w:p>
+            <w:r>
+              <w:rPr>
+                <w:b/>
+                <w:i w:val="0"/>
+                <w:color w:val="EA580C"/>
+                <w:sz w:val="16"/>
+              </w:rPr>
+              <w:t>Moyenne</w:t>
+            </w:r>
+          </w:p>
+        </w:tc>
+        <w:tc>
+          <w:tcPr>
+            <w:tcW w:type="dxa" w:w="1247"/>
+          </w:tcPr>
+          <w:p>
+            <w:r>
+              <w:rPr>
+                <w:b/>
+                <w:i w:val="0"/>
+                <w:sz w:val="16"/>
+              </w:rPr>
+              <w:t>S11</w:t>
+              <w:br/>
+            </w:r>
+            <w:r>
+              <w:rPr>
+                <w:b w:val="0"/>
+                <w:i w:val="0"/>
+                <w:color w:val="64748B"/>
+                <w:sz w:val="14"/>
+              </w:rPr>
+              <w:t>Logement / cadre de vie</w:t>
+            </w:r>
+          </w:p>
+        </w:tc>
+        <w:tc>
+          <w:tcPr>
+            <w:tcW w:type="dxa" w:w="1531"/>
+          </w:tcPr>
+          <w:p>
+            <w:r>
+              <w:rPr>
+                <w:b/>
+                <w:i w:val="0"/>
+                <w:color w:val="16A34A"/>
+                <w:sz w:val="16"/>
+              </w:rPr>
+              <w:t>—</w:t>
+            </w:r>
+          </w:p>
+        </w:tc>
+        <w:tc>
+          <w:tcPr>
+            <w:tcW w:type="dxa" w:w="1191"/>
+          </w:tcPr>
+          <w:p>
+            <w:r>
+              <w:rPr>
+                <w:b w:val="0"/>
+                <w:i w:val="0"/>
+                <w:color w:val="64748B"/>
+                <w:sz w:val="16"/>
+              </w:rPr>
+              <w:t>GT-CQ</w:t>
+            </w:r>
+          </w:p>
+        </w:tc>
+        <w:tc>
+          <w:tcPr>
+            <w:tcW w:type="dxa" w:w="4706"/>
+          </w:tcPr>
+          <w:p>
+            <w:r>
+              <w:rPr>
+                <w:b w:val="0"/>
+                <w:i w:val="0"/>
+                <w:sz w:val="17"/>
+              </w:rPr>
+              <w:t>Attention!!! Les ménages vivants dans un(e) Maison à Etage à DIOURBEL Urbain ont généralement comme principal matériau de revêtement du sol du logement le/la Carreaux/Marbre, mais celui du ménage de Zakaria Diouf (Ciment/Béton) diffère de celui-ci.</w:t>
+            </w:r>
+          </w:p>
+        </w:tc>
+      </w:tr>
+      <w:tr>
+        <w:tc>
+          <w:tcPr>
+            <w:tcW w:type="dxa" w:w="964"/>
+          </w:tcPr>
+          <w:p>
+            <w:r>
+              <w:rPr>
+                <w:b/>
+                <w:i w:val="0"/>
+                <w:color w:val="EA580C"/>
+                <w:sz w:val="16"/>
+              </w:rPr>
+              <w:t>Moyenne</w:t>
+            </w:r>
+          </w:p>
+        </w:tc>
+        <w:tc>
+          <w:tcPr>
+            <w:tcW w:type="dxa" w:w="1247"/>
+          </w:tcPr>
+          <w:p>
+            <w:r>
+              <w:rPr>
+                <w:b/>
+                <w:i w:val="0"/>
+                <w:sz w:val="16"/>
+              </w:rPr>
+              <w:t>S11</w:t>
+              <w:br/>
+            </w:r>
+            <w:r>
+              <w:rPr>
+                <w:b w:val="0"/>
+                <w:i w:val="0"/>
+                <w:color w:val="64748B"/>
+                <w:sz w:val="14"/>
+              </w:rPr>
+              <w:t>Logement / cadre de vie</w:t>
+            </w:r>
+          </w:p>
+        </w:tc>
+        <w:tc>
+          <w:tcPr>
+            <w:tcW w:type="dxa" w:w="1531"/>
+          </w:tcPr>
+          <w:p>
+            <w:r>
+              <w:rPr>
+                <w:b/>
+                <w:i w:val="0"/>
+                <w:color w:val="16A34A"/>
+                <w:sz w:val="16"/>
+              </w:rPr>
+              <w:t>—</w:t>
+            </w:r>
+          </w:p>
+        </w:tc>
+        <w:tc>
+          <w:tcPr>
+            <w:tcW w:type="dxa" w:w="1191"/>
+          </w:tcPr>
+          <w:p>
+            <w:r>
+              <w:rPr>
+                <w:b w:val="0"/>
+                <w:i w:val="0"/>
+                <w:color w:val="64748B"/>
+                <w:sz w:val="16"/>
+              </w:rPr>
+              <w:t>GT-CQ</w:t>
+            </w:r>
+          </w:p>
+        </w:tc>
+        <w:tc>
+          <w:tcPr>
+            <w:tcW w:type="dxa" w:w="4706"/>
+          </w:tcPr>
+          <w:p>
+            <w:r>
+              <w:rPr>
+                <w:b w:val="0"/>
+                <w:i w:val="0"/>
+                <w:sz w:val="17"/>
+              </w:rPr>
+              <w:t>Prière de vérifier pour être sûr que vous avez choisi les bonnes modalités des questions 11.01 et 11.19.</w:t>
+            </w:r>
+          </w:p>
+        </w:tc>
+      </w:tr>
+      <w:tr>
+        <w:tc>
+          <w:tcPr>
+            <w:tcW w:type="dxa" w:w="964"/>
+          </w:tcPr>
+          <w:p>
+            <w:r>
+              <w:rPr>
+                <w:b/>
+                <w:i w:val="0"/>
+                <w:color w:val="EA580C"/>
+                <w:sz w:val="16"/>
+              </w:rPr>
+              <w:t>Moyenne</w:t>
+            </w:r>
+          </w:p>
+        </w:tc>
+        <w:tc>
+          <w:tcPr>
+            <w:tcW w:type="dxa" w:w="1247"/>
+          </w:tcPr>
+          <w:p>
+            <w:r>
+              <w:rPr>
+                <w:b/>
+                <w:i w:val="0"/>
+                <w:sz w:val="16"/>
+              </w:rPr>
+              <w:t>S11</w:t>
+              <w:br/>
+            </w:r>
+            <w:r>
+              <w:rPr>
+                <w:b w:val="0"/>
+                <w:i w:val="0"/>
+                <w:color w:val="64748B"/>
+                <w:sz w:val="14"/>
+              </w:rPr>
+              <w:t>Logement / cadre de vie</w:t>
+            </w:r>
+          </w:p>
+        </w:tc>
+        <w:tc>
+          <w:tcPr>
+            <w:tcW w:type="dxa" w:w="1531"/>
+          </w:tcPr>
+          <w:p>
+            <w:r>
+              <w:rPr>
+                <w:b/>
+                <w:i w:val="0"/>
+                <w:color w:val="16A34A"/>
+                <w:sz w:val="16"/>
+              </w:rPr>
+              <w:t>—</w:t>
+            </w:r>
+          </w:p>
+        </w:tc>
+        <w:tc>
+          <w:tcPr>
+            <w:tcW w:type="dxa" w:w="1191"/>
+          </w:tcPr>
+          <w:p>
+            <w:r>
+              <w:rPr>
+                <w:b w:val="0"/>
+                <w:i w:val="0"/>
+                <w:color w:val="64748B"/>
+                <w:sz w:val="16"/>
+              </w:rPr>
+              <w:t>GT-CQ</w:t>
+            </w:r>
+          </w:p>
+        </w:tc>
+        <w:tc>
+          <w:tcPr>
+            <w:tcW w:type="dxa" w:w="4706"/>
+          </w:tcPr>
+          <w:p>
+            <w:r>
+              <w:rPr>
+                <w:b w:val="0"/>
+                <w:i w:val="0"/>
+                <w:sz w:val="17"/>
+              </w:rPr>
+              <w:t>Merci de ne pas corriger si vous êtes sûr de celui donné par le ménage et observé par vous.</w:t>
+            </w:r>
+          </w:p>
+        </w:tc>
+      </w:tr>
+      <w:tr>
+        <w:tc>
+          <w:tcPr>
+            <w:tcW w:type="dxa" w:w="964"/>
+          </w:tcPr>
+          <w:p>
+            <w:r>
+              <w:rPr>
+                <w:b/>
+                <w:i w:val="0"/>
+                <w:color w:val="EA580C"/>
+                <w:sz w:val="16"/>
+              </w:rPr>
+              <w:t>Moyenne</w:t>
+            </w:r>
+          </w:p>
+        </w:tc>
+        <w:tc>
+          <w:tcPr>
+            <w:tcW w:type="dxa" w:w="1247"/>
+          </w:tcPr>
+          <w:p>
+            <w:r>
+              <w:rPr>
+                <w:b/>
+                <w:i w:val="0"/>
+                <w:sz w:val="16"/>
+              </w:rPr>
+              <w:t>S12</w:t>
+              <w:br/>
+            </w:r>
+            <w:r>
+              <w:rPr>
+                <w:b w:val="0"/>
+                <w:i w:val="0"/>
+                <w:color w:val="64748B"/>
+                <w:sz w:val="14"/>
+              </w:rPr>
+              <w:t>Avoirs / biens durables</w:t>
+            </w:r>
+          </w:p>
+        </w:tc>
+        <w:tc>
+          <w:tcPr>
+            <w:tcW w:type="dxa" w:w="1531"/>
+          </w:tcPr>
+          <w:p>
+            <w:r>
+              <w:rPr>
+                <w:b/>
+                <w:i w:val="0"/>
+                <w:color w:val="16A34A"/>
+                <w:sz w:val="16"/>
+              </w:rPr>
+              <w:t>s00q27, s01q00a, s01q12, s01q13, s02q04, s03q11, s03q12, s01q01</w:t>
+            </w:r>
+          </w:p>
+        </w:tc>
+        <w:tc>
+          <w:tcPr>
+            <w:tcW w:type="dxa" w:w="1191"/>
+          </w:tcPr>
+          <w:p>
+            <w:r>
+              <w:rPr>
+                <w:b w:val="0"/>
+                <w:i w:val="0"/>
+                <w:color w:val="64748B"/>
+                <w:sz w:val="16"/>
+              </w:rPr>
+              <w:t>GT-CQ</w:t>
+            </w:r>
+          </w:p>
+        </w:tc>
+        <w:tc>
+          <w:tcPr>
+            <w:tcW w:type="dxa" w:w="4706"/>
+          </w:tcPr>
+          <w:p>
+            <w:r>
+              <w:rPr>
+                <w:b w:val="0"/>
+                <w:i w:val="0"/>
+                <w:sz w:val="17"/>
+              </w:rPr>
+              <w:t>Le nombre d'article ( Matelas simple)  dans ce ménages est élevé (14), prière de corriger ou confirmer avec le QG.</w:t>
+            </w:r>
+          </w:p>
+        </w:tc>
+      </w:tr>
+      <w:tr>
+        <w:tc>
+          <w:tcPr>
+            <w:tcW w:type="dxa" w:w="964"/>
+          </w:tcPr>
+          <w:p>
+            <w:r>
+              <w:rPr>
+                <w:b/>
+                <w:i w:val="0"/>
+                <w:color w:val="EA580C"/>
+                <w:sz w:val="16"/>
+              </w:rPr>
+              <w:t>Moyenne</w:t>
+            </w:r>
+          </w:p>
+        </w:tc>
+        <w:tc>
+          <w:tcPr>
+            <w:tcW w:type="dxa" w:w="1247"/>
+          </w:tcPr>
+          <w:p>
+            <w:r>
+              <w:rPr>
+                <w:b/>
+                <w:i w:val="0"/>
+                <w:sz w:val="16"/>
+              </w:rPr>
+              <w:t>S12</w:t>
+              <w:br/>
+            </w:r>
+            <w:r>
+              <w:rPr>
+                <w:b w:val="0"/>
+                <w:i w:val="0"/>
+                <w:color w:val="64748B"/>
+                <w:sz w:val="14"/>
+              </w:rPr>
+              <w:t>Avoirs / biens durables</w:t>
+            </w:r>
+          </w:p>
+        </w:tc>
+        <w:tc>
+          <w:tcPr>
+            <w:tcW w:type="dxa" w:w="1531"/>
+          </w:tcPr>
+          <w:p>
+            <w:r>
+              <w:rPr>
+                <w:b/>
+                <w:i w:val="0"/>
+                <w:color w:val="16A34A"/>
+                <w:sz w:val="16"/>
+              </w:rPr>
+              <w:t>s00q27, s01q00a, s01q12, s01q13, s02q04, s03q11, s03q12, s01q01</w:t>
+            </w:r>
+          </w:p>
+        </w:tc>
+        <w:tc>
+          <w:tcPr>
+            <w:tcW w:type="dxa" w:w="1191"/>
+          </w:tcPr>
+          <w:p>
+            <w:r>
+              <w:rPr>
+                <w:b w:val="0"/>
+                <w:i w:val="0"/>
+                <w:color w:val="64748B"/>
+                <w:sz w:val="16"/>
+              </w:rPr>
+              <w:t>GT-CQ</w:t>
+            </w:r>
+          </w:p>
+        </w:tc>
+        <w:tc>
+          <w:tcPr>
+            <w:tcW w:type="dxa" w:w="4706"/>
+          </w:tcPr>
+          <w:p>
+            <w:r>
+              <w:rPr>
+                <w:b w:val="0"/>
+                <w:i w:val="0"/>
+                <w:sz w:val="17"/>
+              </w:rPr>
+              <w:t>Le nombre d'article ( Téléphone portable)  dans ce ménages est élevé (13), prière de corriger ou confirmer avec le QG.</w:t>
+            </w:r>
+          </w:p>
+        </w:tc>
+      </w:tr>
+      <w:tr>
+        <w:tc>
+          <w:tcPr>
+            <w:tcW w:type="dxa" w:w="964"/>
+          </w:tcPr>
+          <w:p>
+            <w:r>
+              <w:rPr>
+                <w:b/>
+                <w:i w:val="0"/>
+                <w:color w:val="EA580C"/>
+                <w:sz w:val="16"/>
+              </w:rPr>
+              <w:t>Moyenne</w:t>
+            </w:r>
+          </w:p>
+        </w:tc>
+        <w:tc>
+          <w:tcPr>
+            <w:tcW w:type="dxa" w:w="1247"/>
+          </w:tcPr>
+          <w:p>
+            <w:r>
+              <w:rPr>
+                <w:b/>
+                <w:i w:val="0"/>
+                <w:sz w:val="16"/>
+              </w:rPr>
+              <w:t>S15</w:t>
+              <w:br/>
+            </w:r>
+            <w:r>
+              <w:rPr>
+                <w:b w:val="0"/>
+                <w:i w:val="0"/>
+                <w:color w:val="64748B"/>
+                <w:sz w:val="14"/>
+              </w:rPr>
+              <w:t>Filets de sécurité</w:t>
+            </w:r>
+          </w:p>
+        </w:tc>
+        <w:tc>
+          <w:tcPr>
+            <w:tcW w:type="dxa" w:w="1531"/>
+          </w:tcPr>
+          <w:p>
+            <w:r>
+              <w:rPr>
+                <w:b/>
+                <w:i w:val="0"/>
+                <w:color w:val="16A34A"/>
+                <w:sz w:val="16"/>
+              </w:rPr>
+              <w:t>s15q06_autre</w:t>
+            </w:r>
+          </w:p>
+        </w:tc>
+        <w:tc>
+          <w:tcPr>
+            <w:tcW w:type="dxa" w:w="1191"/>
+          </w:tcPr>
+          <w:p>
+            <w:r>
+              <w:rPr>
+                <w:b w:val="0"/>
+                <w:i w:val="0"/>
+                <w:color w:val="64748B"/>
+                <w:sz w:val="16"/>
+              </w:rPr>
+              <w:t>Inter-sections</w:t>
+            </w:r>
+          </w:p>
+        </w:tc>
+        <w:tc>
+          <w:tcPr>
+            <w:tcW w:type="dxa" w:w="4706"/>
+          </w:tcPr>
+          <w:p>
+            <w:r>
+              <w:rPr>
+                <w:b w:val="0"/>
+                <w:i w:val="0"/>
+                <w:sz w:val="17"/>
+              </w:rPr>
+              <w:t>[ssaw_autre_filet_securite] Raison non-bénéfice filet sécurité saisie en 'Autre' (s15q06_autre). Vérifier si une modalité existante aurait dû être utilisée.</w:t>
+            </w:r>
+          </w:p>
+        </w:tc>
+      </w:tr>
+      <w:tr>
+        <w:tc>
+          <w:tcPr>
+            <w:tcW w:type="dxa" w:w="964"/>
+          </w:tcPr>
+          <w:p>
+            <w:r>
+              <w:rPr>
+                <w:b/>
+                <w:i w:val="0"/>
+                <w:color w:val="CA8A04"/>
+                <w:sz w:val="16"/>
+              </w:rPr>
+              <w:t>Faible</w:t>
+            </w:r>
+          </w:p>
+        </w:tc>
+        <w:tc>
+          <w:tcPr>
+            <w:tcW w:type="dxa" w:w="1247"/>
+          </w:tcPr>
+          <w:p>
+            <w:r>
+              <w:rPr>
+                <w:b/>
+                <w:i w:val="0"/>
+                <w:sz w:val="16"/>
+              </w:rPr>
               <w:t>S01</w:t>
               <w:br/>
             </w:r>
@@ -2524,7 +6574,7 @@
                 <w:color w:val="16A34A"/>
                 <w:sz w:val="16"/>
               </w:rPr>
-              <w:t>s00q27, s01q03a, s01q03b, s01q03c, s01q00b</w:t>
+              <w:t>s01q47</w:t>
             </w:r>
           </w:p>
         </w:tc>
@@ -2555,7 +6605,7 @@
                 <w:i w:val="0"/>
                 <w:sz w:val="17"/>
               </w:rPr>
-              <w:t>Les informations sur l'acte de naissance (ni Jours, ni mois et ni années) de  Baye Pape Diouf  manquent, s'il vous plait pouvez-vous fournir d'effort pour avoir ces informations.</w:t>
+              <w:t>Avertissement! Veuillez renseigner par oui ou non toutes les modalités de la question s01q47.</w:t>
             </w:r>
           </w:p>
         </w:tc>
@@ -2570,10 +6620,10 @@
               <w:rPr>
                 <w:b/>
                 <w:i w:val="0"/>
-                <w:color w:val="EA580C"/>
-                <w:sz w:val="16"/>
-              </w:rPr>
-              <w:t>Moyenne</w:t>
+                <w:color w:val="CA8A04"/>
+                <w:sz w:val="16"/>
+              </w:rPr>
+              <w:t>Faible</w:t>
             </w:r>
           </w:p>
         </w:tc>
@@ -2614,7 +6664,7 @@
                 <w:color w:val="16A34A"/>
                 <w:sz w:val="16"/>
               </w:rPr>
-              <w:t>s00q27, s01q03a, s01q03b, s01q03c, s01q00b</w:t>
+              <w:t>s00q04, s01q41, s01q00b</w:t>
             </w:r>
           </w:p>
         </w:tc>
@@ -2645,7 +6695,7 @@
                 <w:i w:val="0"/>
                 <w:sz w:val="17"/>
               </w:rPr>
-              <w:t>Les informations sur l'acte de naissance (ni Jours, ni mois et ni années) de  Cheikh Mbaye Diouf  manquent, s'il vous plait pouvez-vous fournir d'effort pour avoir ces informations.</w:t>
+              <w:t>Avertissement!!! Bintou Ndiaye a 27 ans et vit en milieu urbain dit n'avoir pas dépensé (0 Fcfa) ou reçu en cadeau pour les cartes prépayées, les transferts de crédit et les abonnements, prière de confirmer cette information auprès de l'enquêté ou confirmer avec le QG.</w:t>
             </w:r>
           </w:p>
         </w:tc>
@@ -2660,10 +6710,10 @@
               <w:rPr>
                 <w:b/>
                 <w:i w:val="0"/>
-                <w:color w:val="EA580C"/>
-                <w:sz w:val="16"/>
-              </w:rPr>
-              <w:t>Moyenne</w:t>
+                <w:color w:val="CA8A04"/>
+                <w:sz w:val="16"/>
+              </w:rPr>
+              <w:t>Faible</w:t>
             </w:r>
           </w:p>
         </w:tc>
@@ -2704,7 +6754,7 @@
                 <w:color w:val="16A34A"/>
                 <w:sz w:val="16"/>
               </w:rPr>
-              <w:t>—</w:t>
+              <w:t>s00q04, s01q41a, s01q00b</w:t>
             </w:r>
           </w:p>
         </w:tc>
@@ -2735,7 +6785,7 @@
                 <w:i w:val="0"/>
                 <w:sz w:val="17"/>
               </w:rPr>
-              <w:t>Prière de verifier l'information donnée par Cheikh Mbaye Diouf ou corriger au niveau de la section 1.</w:t>
+              <w:t>Avertissement!!! Bintou Ndiaye a 27 ans et vit en milieu urbain dit n'avoir pas dépensé (0 Fcfa) ou reçu en cadeau pour les recharges internet ou de forfaits de données mobiles(hors appels vocaux) aucours des 30 derniers jours, prière de confirmer cette information auprès de l'enquêté ou confirmer avec le QG.</w:t>
             </w:r>
           </w:p>
         </w:tc>
@@ -2750,10 +6800,10 @@
               <w:rPr>
                 <w:b/>
                 <w:i w:val="0"/>
-                <w:color w:val="EA580C"/>
-                <w:sz w:val="16"/>
-              </w:rPr>
-              <w:t>Moyenne</w:t>
+                <w:color w:val="CA8A04"/>
+                <w:sz w:val="16"/>
+              </w:rPr>
+              <w:t>Faible</w:t>
             </w:r>
           </w:p>
         </w:tc>
@@ -2794,7 +6844,7 @@
                 <w:color w:val="16A34A"/>
                 <w:sz w:val="16"/>
               </w:rPr>
-              <w:t>s00q27, s01q03a, s01q03b, s01q03c, s01q00b</w:t>
+              <w:t>s00q04, s01q41, s01q00b</w:t>
             </w:r>
           </w:p>
         </w:tc>
@@ -2825,7 +6875,7 @@
                 <w:i w:val="0"/>
                 <w:sz w:val="17"/>
               </w:rPr>
-              <w:t>Les informations sur l'acte de naissance (ni Jours, ni mois et ni années) de  Djiby Diouf 2  manquent, s'il vous plait pouvez-vous fournir d'effort pour avoir ces informations.</w:t>
+              <w:t>Avertissement!!! Awa Seye a 35 ans et vit en milieu urbain dit n'avoir pas dépensé (0 Fcfa) ou reçu en cadeau pour les cartes prépayées, les transferts de crédit et les abonnements, prière de confirmer cette information auprès de l'enquêté ou confirmer avec le QG.</w:t>
             </w:r>
           </w:p>
         </w:tc>
@@ -2840,10 +6890,10 @@
               <w:rPr>
                 <w:b/>
                 <w:i w:val="0"/>
-                <w:color w:val="EA580C"/>
-                <w:sz w:val="16"/>
-              </w:rPr>
-              <w:t>Moyenne</w:t>
+                <w:color w:val="CA8A04"/>
+                <w:sz w:val="16"/>
+              </w:rPr>
+              <w:t>Faible</w:t>
             </w:r>
           </w:p>
         </w:tc>
@@ -2884,7 +6934,7 @@
                 <w:color w:val="16A34A"/>
                 <w:sz w:val="16"/>
               </w:rPr>
-              <w:t>—</w:t>
+              <w:t>s00q04, s01q41a, s01q00b</w:t>
             </w:r>
           </w:p>
         </w:tc>
@@ -2915,7 +6965,7 @@
                 <w:i w:val="0"/>
                 <w:sz w:val="17"/>
               </w:rPr>
-              <w:t>Prière de verifier l'information donnée par Djiby Diouf 2 ou corriger au niveau de la section 1.</w:t>
+              <w:t>Avertissement!!! Awa Seye a 35 ans et vit en milieu urbain dit n'avoir pas dépensé (0 Fcfa) ou reçu en cadeau pour les recharges internet ou de forfaits de données mobiles(hors appels vocaux) aucours des 30 derniers jours, prière de confirmer cette information auprès de l'enquêté ou confirmer avec le QG.</w:t>
             </w:r>
           </w:p>
         </w:tc>
@@ -2930,10 +6980,10 @@
               <w:rPr>
                 <w:b/>
                 <w:i w:val="0"/>
-                <w:color w:val="EA580C"/>
-                <w:sz w:val="16"/>
-              </w:rPr>
-              <w:t>Moyenne</w:t>
+                <w:color w:val="CA8A04"/>
+                <w:sz w:val="16"/>
+              </w:rPr>
+              <w:t>Faible</w:t>
             </w:r>
           </w:p>
         </w:tc>
@@ -2974,7 +7024,7 @@
                 <w:color w:val="16A34A"/>
                 <w:sz w:val="16"/>
               </w:rPr>
-              <w:t>s00q27, s01q03a, s01q03b, s01q03c, s01q00b</w:t>
+              <w:t>s00q04, s01q41a, s01q00b</w:t>
             </w:r>
           </w:p>
         </w:tc>
@@ -3005,7 +7055,7 @@
                 <w:i w:val="0"/>
                 <w:sz w:val="17"/>
               </w:rPr>
-              <w:t>Les informations sur l'acte de naissance (ni Jours, ni mois et ni années) de  Khadim Diouf  manquent, s'il vous plait pouvez-vous fournir d'effort pour avoir ces informations.</w:t>
+              <w:t>Avertissement!!! Binta Diouf a 41 ans et vit en milieu urbain dit n'avoir pas dépensé (0 Fcfa) ou reçu en cadeau pour les recharges internet ou de forfaits de données mobiles(hors appels vocaux) aucours des 30 derniers jours, prière de confirmer cette information auprès de l'enquêté ou confirmer avec le QG.</w:t>
             </w:r>
           </w:p>
         </w:tc>
@@ -3020,10 +7070,10 @@
               <w:rPr>
                 <w:b/>
                 <w:i w:val="0"/>
-                <w:color w:val="EA580C"/>
-                <w:sz w:val="16"/>
-              </w:rPr>
-              <w:t>Moyenne</w:t>
+                <w:color w:val="CA8A04"/>
+                <w:sz w:val="16"/>
+              </w:rPr>
+              <w:t>Faible</w:t>
             </w:r>
           </w:p>
         </w:tc>
@@ -3064,7 +7114,7 @@
                 <w:color w:val="16A34A"/>
                 <w:sz w:val="16"/>
               </w:rPr>
-              <w:t>s00q27, s01q03a, s01q03b, s01q03c, s01q00b</w:t>
+              <w:t>s00q04, s01q41a, s01q00b</w:t>
             </w:r>
           </w:p>
         </w:tc>
@@ -3095,7 +7145,7 @@
                 <w:i w:val="0"/>
                 <w:sz w:val="17"/>
               </w:rPr>
-              <w:t>Les informations sur l'acte de naissance (ni Jours, ni mois et ni années) de  Satou Diouf  manquent, s'il vous plait pouvez-vous fournir d'effort pour avoir ces informations.</w:t>
+              <w:t>Avertissement!!! Cheikh Mbaye Diouf a 40 ans et vit en milieu urbain dit n'avoir pas dépensé (0 Fcfa) ou reçu en cadeau pour les recharges internet ou de forfaits de données mobiles(hors appels vocaux) aucours des 30 derniers jours, prière de confirmer cette information auprès de l'enquêté ou confirmer avec le QG.</w:t>
             </w:r>
           </w:p>
         </w:tc>
@@ -3110,10 +7160,10 @@
               <w:rPr>
                 <w:b/>
                 <w:i w:val="0"/>
-                <w:color w:val="EA580C"/>
-                <w:sz w:val="16"/>
-              </w:rPr>
-              <w:t>Moyenne</w:t>
+                <w:color w:val="CA8A04"/>
+                <w:sz w:val="16"/>
+              </w:rPr>
+              <w:t>Faible</w:t>
             </w:r>
           </w:p>
         </w:tc>
@@ -3154,7 +7204,7 @@
                 <w:color w:val="16A34A"/>
                 <w:sz w:val="16"/>
               </w:rPr>
-              <w:t>s01q04a, s01q03b</w:t>
+              <w:t>s00q04, s01q41, s01q00b</w:t>
             </w:r>
           </w:p>
         </w:tc>
@@ -3185,7 +7235,7 @@
                 <w:i w:val="0"/>
                 <w:sz w:val="17"/>
               </w:rPr>
-              <w:t>Le mois de l'enfant ( Satou Diouf ) n'est pas connu mais vous avez declaré en s01q04a le nombre de mois, prière de changer NSP au niveau de s01q03b.</w:t>
+              <w:t>Avertissement!!! Coumba Faye Diagne a 52 ans et vit en milieu urbain dit n'avoir pas dépensé (0 Fcfa) ou reçu en cadeau pour les cartes prépayées, les transferts de crédit et les abonnements, prière de confirmer cette information auprès de l'enquêté ou confirmer avec le QG.</w:t>
             </w:r>
           </w:p>
         </w:tc>
@@ -3200,10 +7250,10 @@
               <w:rPr>
                 <w:b/>
                 <w:i w:val="0"/>
-                <w:color w:val="EA580C"/>
-                <w:sz w:val="16"/>
-              </w:rPr>
-              <w:t>Moyenne</w:t>
+                <w:color w:val="CA8A04"/>
+                <w:sz w:val="16"/>
+              </w:rPr>
+              <w:t>Faible</w:t>
             </w:r>
           </w:p>
         </w:tc>
@@ -3244,7 +7294,7 @@
                 <w:color w:val="16A34A"/>
                 <w:sz w:val="16"/>
               </w:rPr>
-              <w:t>—</w:t>
+              <w:t>s00q04, s01q41a, s01q00b</w:t>
             </w:r>
           </w:p>
         </w:tc>
@@ -3275,7 +7325,7 @@
                 <w:i w:val="0"/>
                 <w:sz w:val="17"/>
               </w:rPr>
-              <w:t>Prière de verifier l'information donnée par Satou Diouf ou corriger au niveau de la section 1.</w:t>
+              <w:t>Avertissement!!! Coumba Faye Diagne a 52 ans et vit en milieu urbain dit n'avoir pas dépensé (0 Fcfa) ou reçu en cadeau pour les recharges internet ou de forfaits de données mobiles(hors appels vocaux) aucours des 30 derniers jours, prière de confirmer cette information auprès de l'enquêté ou confirmer avec le QG.</w:t>
             </w:r>
           </w:p>
         </w:tc>
@@ -3290,10 +7340,10 @@
               <w:rPr>
                 <w:b/>
                 <w:i w:val="0"/>
-                <w:color w:val="EA580C"/>
-                <w:sz w:val="16"/>
-              </w:rPr>
-              <w:t>Moyenne</w:t>
+                <w:color w:val="CA8A04"/>
+                <w:sz w:val="16"/>
+              </w:rPr>
+              <w:t>Faible</w:t>
             </w:r>
           </w:p>
         </w:tc>
@@ -3334,7 +7384,7 @@
                 <w:color w:val="16A34A"/>
                 <w:sz w:val="16"/>
               </w:rPr>
-              <w:t>s00q27, s01q03a, s01q03b, s01q03c, s01q00b</w:t>
+              <w:t>s00q04, s01q41, s01q00b</w:t>
             </w:r>
           </w:p>
         </w:tc>
@@ -3365,7 +7415,7 @@
                 <w:i w:val="0"/>
                 <w:sz w:val="17"/>
               </w:rPr>
-              <w:t>Les informations sur l'acte de naissance (ni Jours, ni mois et ni années) de  Serigne Fallou Diouf  manquent, s'il vous plait pouvez-vous fournir d'effort pour avoir ces informations.</w:t>
+              <w:t>Avertissement!!! Ndeye Fatou Ndiaye a 35 ans et vit en milieu urbain dit n'avoir pas dépensé (0 Fcfa) ou reçu en cadeau pour les cartes prépayées, les transferts de crédit et les abonnements, prière de confirmer cette information auprès de l'enquêté ou confirmer avec le QG.</w:t>
             </w:r>
           </w:p>
         </w:tc>
@@ -3380,10 +7430,10 @@
               <w:rPr>
                 <w:b/>
                 <w:i w:val="0"/>
-                <w:color w:val="EA580C"/>
-                <w:sz w:val="16"/>
-              </w:rPr>
-              <w:t>Moyenne</w:t>
+                <w:color w:val="CA8A04"/>
+                <w:sz w:val="16"/>
+              </w:rPr>
+              <w:t>Faible</w:t>
             </w:r>
           </w:p>
         </w:tc>
@@ -3424,7 +7474,7 @@
                 <w:color w:val="16A34A"/>
                 <w:sz w:val="16"/>
               </w:rPr>
-              <w:t>s00q27, s01q03a, s01q03b, s01q03c, s01q00b</w:t>
+              <w:t>s00q04, s01q41a, s01q00b</w:t>
             </w:r>
           </w:p>
         </w:tc>
@@ -3455,7 +7505,7 @@
                 <w:i w:val="0"/>
                 <w:sz w:val="17"/>
               </w:rPr>
-              <w:t>Les informations sur l'acte de naissance (ni Jours, ni mois et ni années) de  Zakaria Diouf  manquent, s'il vous plait pouvez-vous fournir d'effort pour avoir ces informations.</w:t>
+              <w:t>Avertissement!!! Ndeye Fatou Ndiaye a 35 ans et vit en milieu urbain dit n'avoir pas dépensé (0 Fcfa) ou reçu en cadeau pour les recharges internet ou de forfaits de données mobiles(hors appels vocaux) aucours des 30 derniers jours, prière de confirmer cette information auprès de l'enquêté ou confirmer avec le QG.</w:t>
             </w:r>
           </w:p>
         </w:tc>
@@ -3470,10 +7520,10 @@
               <w:rPr>
                 <w:b/>
                 <w:i w:val="0"/>
-                <w:color w:val="EA580C"/>
-                <w:sz w:val="16"/>
-              </w:rPr>
-              <w:t>Moyenne</w:t>
+                <w:color w:val="CA8A04"/>
+                <w:sz w:val="16"/>
+              </w:rPr>
+              <w:t>Faible</w:t>
             </w:r>
           </w:p>
         </w:tc>
@@ -3488,7 +7538,7 @@
                 <w:i w:val="0"/>
                 <w:sz w:val="16"/>
               </w:rPr>
-              <w:t>S03</w:t>
+              <w:t>S01</w:t>
               <w:br/>
             </w:r>
             <w:r>
@@ -3498,7 +7548,7 @@
                 <w:color w:val="64748B"/>
                 <w:sz w:val="14"/>
               </w:rPr>
-              <w:t>Santé</w:t>
+              <w:t>Démographie</w:t>
             </w:r>
           </w:p>
         </w:tc>
@@ -3514,7 +7564,7 @@
                 <w:color w:val="16A34A"/>
                 <w:sz w:val="16"/>
               </w:rPr>
-              <w:t>s01q10, s02q30, s02q34, s03q50, s01q00b</w:t>
+              <w:t>s00q04, s01q41, s01q00b</w:t>
             </w:r>
           </w:p>
         </w:tc>
@@ -3545,7 +7595,7 @@
                 <w:i w:val="0"/>
                 <w:sz w:val="17"/>
               </w:rPr>
-              <w:t>Le montant(80000 FCFA) des dépenses liées à l'accouchement de Ndeye Fatou Ndiaye est élevé, prière de corriger.</w:t>
+              <w:t>Avertissement!!! Nogaye Diouf 2 a 26 ans et vit en milieu urbain dit n'avoir pas dépensé (0 Fcfa) ou reçu en cadeau pour les cartes prépayées, les transferts de crédit et les abonnements, prière de confirmer cette information auprès de l'enquêté ou confirmer avec le QG.</w:t>
             </w:r>
           </w:p>
         </w:tc>
@@ -3560,10 +7610,10 @@
               <w:rPr>
                 <w:b/>
                 <w:i w:val="0"/>
-                <w:color w:val="EA580C"/>
-                <w:sz w:val="16"/>
-              </w:rPr>
-              <w:t>Moyenne</w:t>
+                <w:color w:val="CA8A04"/>
+                <w:sz w:val="16"/>
+              </w:rPr>
+              <w:t>Faible</w:t>
             </w:r>
           </w:p>
         </w:tc>
@@ -3578,7 +7628,7 @@
                 <w:i w:val="0"/>
                 <w:sz w:val="16"/>
               </w:rPr>
-              <w:t>S03</w:t>
+              <w:t>S01</w:t>
               <w:br/>
             </w:r>
             <w:r>
@@ -3588,7 +7638,7 @@
                 <w:color w:val="64748B"/>
                 <w:sz w:val="14"/>
               </w:rPr>
-              <w:t>Santé</w:t>
+              <w:t>Démographie</w:t>
             </w:r>
           </w:p>
         </w:tc>
@@ -3604,7 +7654,7 @@
                 <w:color w:val="16A34A"/>
                 <w:sz w:val="16"/>
               </w:rPr>
-              <w:t>s01q41a, s02q20, s02q22, s03q07, s03q02, s01q00b, s03q02_autre</w:t>
+              <w:t>s00q04, s01q41a, s01q00b</w:t>
             </w:r>
           </w:p>
         </w:tc>
@@ -3635,7 +7685,7 @@
                 <w:i w:val="0"/>
                 <w:sz w:val="17"/>
               </w:rPr>
-              <w:t>Le moyen principal que Zakaria Diouf utilise pour se protéger des piqûres de moustiques en dehors de la moustiquaire est Ventilateur, prière de prendre attache avec le QG pour plus d'explication afin de le classer bien.</w:t>
+              <w:t>Avertissement!!! Nogaye Diouf 2 a 26 ans et vit en milieu urbain dit n'avoir pas dépensé (0 Fcfa) ou reçu en cadeau pour les recharges internet ou de forfaits de données mobiles(hors appels vocaux) aucours des 30 derniers jours, prière de confirmer cette information auprès de l'enquêté ou confirmer avec le QG.</w:t>
             </w:r>
           </w:p>
         </w:tc>
@@ -3650,10 +7700,10 @@
               <w:rPr>
                 <w:b/>
                 <w:i w:val="0"/>
-                <w:color w:val="EA580C"/>
-                <w:sz w:val="16"/>
-              </w:rPr>
-              <w:t>Moyenne</w:t>
+                <w:color w:val="CA8A04"/>
+                <w:sz w:val="16"/>
+              </w:rPr>
+              <w:t>Faible</w:t>
             </w:r>
           </w:p>
         </w:tc>
@@ -3668,7 +7718,7 @@
                 <w:i w:val="0"/>
                 <w:sz w:val="16"/>
               </w:rPr>
-              <w:t>S04</w:t>
+              <w:t>S01</w:t>
               <w:br/>
             </w:r>
             <w:r>
@@ -3678,7 +7728,7 @@
                 <w:color w:val="64748B"/>
                 <w:sz w:val="14"/>
               </w:rPr>
-              <w:t>Emploi</w:t>
+              <w:t>Démographie</w:t>
             </w:r>
           </w:p>
         </w:tc>
@@ -3694,7 +7744,7 @@
                 <w:color w:val="16A34A"/>
                 <w:sz w:val="16"/>
               </w:rPr>
-              <w:t>s01q47__1, s01q47__2, s01q47__3, s01q47__4, s01q47__5, s01q47__6, s01q47__7, s02q15</w:t>
+              <w:t>s00q04, s01q41, s01q00b</w:t>
             </w:r>
           </w:p>
         </w:tc>
@@ -3725,7 +7775,7 @@
                 <w:i w:val="0"/>
                 <w:sz w:val="17"/>
               </w:rPr>
-              <w:t>Attention! le nombre d'heure (3 heures) que Coumba Faye Diagne a travaillé par jour semble faible, veuillez s'il vous plait confirmer cette information avec le QG.</w:t>
+              <w:t>Avertissement!!! Nogaye Diouf a 56 ans et vit en milieu urbain dit n'avoir pas dépensé (0 Fcfa) ou reçu en cadeau pour les cartes prépayées, les transferts de crédit et les abonnements, prière de confirmer cette information auprès de l'enquêté ou confirmer avec le QG.</w:t>
             </w:r>
           </w:p>
         </w:tc>
@@ -3740,10 +7790,10 @@
               <w:rPr>
                 <w:b/>
                 <w:i w:val="0"/>
-                <w:color w:val="EA580C"/>
-                <w:sz w:val="16"/>
-              </w:rPr>
-              <w:t>Moyenne</w:t>
+                <w:color w:val="CA8A04"/>
+                <w:sz w:val="16"/>
+              </w:rPr>
+              <w:t>Faible</w:t>
             </w:r>
           </w:p>
         </w:tc>
@@ -3758,7 +7808,7 @@
                 <w:i w:val="0"/>
                 <w:sz w:val="16"/>
               </w:rPr>
-              <w:t>S04</w:t>
+              <w:t>S01</w:t>
               <w:br/>
             </w:r>
             <w:r>
@@ -3768,7 +7818,7 @@
                 <w:color w:val="64748B"/>
                 <w:sz w:val="14"/>
               </w:rPr>
-              <w:t>Emploi</w:t>
+              <w:t>Démographie</w:t>
             </w:r>
           </w:p>
         </w:tc>
@@ -3784,7 +7834,7 @@
                 <w:color w:val="16A34A"/>
                 <w:sz w:val="16"/>
               </w:rPr>
-              <w:t>s01q47__1, s01q47__2, s01q47__3, s01q47__4, s01q47__5, s01q47__6, s01q47__7, s02q15</w:t>
+              <w:t>s00q04, s01q41a, s01q00b</w:t>
             </w:r>
           </w:p>
         </w:tc>
@@ -3815,7 +7865,7 @@
                 <w:i w:val="0"/>
                 <w:sz w:val="17"/>
               </w:rPr>
-              <w:t>Attention! le nombre d'heure (3 heures) que Nogaye Diouf 2 a travaillé par jour semble faible, veuillez s'il vous plait confirmer cette information avec le QG.</w:t>
+              <w:t>Avertissement!!! Nogaye Diouf a 56 ans et vit en milieu urbain dit n'avoir pas dépensé (0 Fcfa) ou reçu en cadeau pour les recharges internet ou de forfaits de données mobiles(hors appels vocaux) aucours des 30 derniers jours, prière de confirmer cette information auprès de l'enquêté ou confirmer avec le QG.</w:t>
             </w:r>
           </w:p>
         </w:tc>
@@ -3830,10 +7880,10 @@
               <w:rPr>
                 <w:b/>
                 <w:i w:val="0"/>
-                <w:color w:val="EA580C"/>
-                <w:sz w:val="16"/>
-              </w:rPr>
-              <w:t>Moyenne</w:t>
+                <w:color w:val="CA8A04"/>
+                <w:sz w:val="16"/>
+              </w:rPr>
+              <w:t>Faible</w:t>
             </w:r>
           </w:p>
         </w:tc>
@@ -3848,7 +7898,7 @@
                 <w:i w:val="0"/>
                 <w:sz w:val="16"/>
               </w:rPr>
-              <w:t>S04</w:t>
+              <w:t>S01</w:t>
               <w:br/>
             </w:r>
             <w:r>
@@ -3858,7 +7908,7 @@
                 <w:color w:val="64748B"/>
                 <w:sz w:val="14"/>
               </w:rPr>
-              <w:t>Emploi</w:t>
+              <w:t>Démographie</w:t>
             </w:r>
           </w:p>
         </w:tc>
@@ -3874,7 +7924,7 @@
                 <w:color w:val="16A34A"/>
                 <w:sz w:val="16"/>
               </w:rPr>
-              <w:t>s01q47__1, s01q47__2, s01q47__3, s01q47__4, s01q47__5, s01q47__6, s01q47__7, s02q15</w:t>
+              <w:t>s00q04, s01q41, s01q00b</w:t>
             </w:r>
           </w:p>
         </w:tc>
@@ -3905,7 +7955,7 @@
                 <w:i w:val="0"/>
                 <w:sz w:val="17"/>
               </w:rPr>
-              <w:t>Attention! le nombre d'heure (3 heures) que Nogaye Diouf a travaillé par jour semble faible, veuillez s'il vous plait confirmer cette information avec le QG.</w:t>
+              <w:t>Avertissement!!! Serigne Afia Diouf a 18 ans et vit en milieu urbain dit n'avoir pas dépensé (0 Fcfa) ou reçu en cadeau pour les cartes prépayées, les transferts de crédit et les abonnements, prière de confirmer cette information auprès de l'enquêté ou confirmer avec le QG.</w:t>
             </w:r>
           </w:p>
         </w:tc>
@@ -3920,10 +7970,10 @@
               <w:rPr>
                 <w:b/>
                 <w:i w:val="0"/>
-                <w:color w:val="EA580C"/>
-                <w:sz w:val="16"/>
-              </w:rPr>
-              <w:t>Moyenne</w:t>
+                <w:color w:val="CA8A04"/>
+                <w:sz w:val="16"/>
+              </w:rPr>
+              <w:t>Faible</w:t>
             </w:r>
           </w:p>
         </w:tc>
@@ -3938,7 +7988,7 @@
                 <w:i w:val="0"/>
                 <w:sz w:val="16"/>
               </w:rPr>
-              <w:t>S07</w:t>
+              <w:t>S01</w:t>
               <w:br/>
             </w:r>
             <w:r>
@@ -3948,7 +7998,7 @@
                 <w:color w:val="64748B"/>
                 <w:sz w:val="14"/>
               </w:rPr>
-              <w:t>Consommation alimentaire</w:t>
+              <w:t>Démographie</w:t>
             </w:r>
           </w:p>
         </w:tc>
@@ -3964,7 +8014,7 @@
                 <w:color w:val="16A34A"/>
                 <w:sz w:val="16"/>
               </w:rPr>
-              <w:t>—</w:t>
+              <w:t>s00q04, s01q41a, s01q00b</w:t>
             </w:r>
           </w:p>
         </w:tc>
@@ -3995,5047 +8045,7 @@
                 <w:i w:val="0"/>
                 <w:sz w:val="17"/>
               </w:rPr>
-              <w:t>Attention ! La dépense du répas pris à l'ensemble du ménage de Zakaria Diouf (14000 Fcfa) au cours de 7 derniers jours est relativement élevé.</w:t>
-            </w:r>
-          </w:p>
-        </w:tc>
-      </w:tr>
-      <w:tr>
-        <w:tc>
-          <w:tcPr>
-            <w:tcW w:type="dxa" w:w="964"/>
-          </w:tcPr>
-          <w:p>
-            <w:r>
-              <w:rPr>
-                <w:b/>
-                <w:i w:val="0"/>
-                <w:color w:val="EA580C"/>
-                <w:sz w:val="16"/>
-              </w:rPr>
-              <w:t>Moyenne</w:t>
-            </w:r>
-          </w:p>
-        </w:tc>
-        <w:tc>
-          <w:tcPr>
-            <w:tcW w:type="dxa" w:w="1247"/>
-          </w:tcPr>
-          <w:p>
-            <w:r>
-              <w:rPr>
-                <w:b/>
-                <w:i w:val="0"/>
-                <w:sz w:val="16"/>
-              </w:rPr>
-              <w:t>S07</w:t>
-              <w:br/>
-            </w:r>
-            <w:r>
-              <w:rPr>
-                <w:b w:val="0"/>
-                <w:i w:val="0"/>
-                <w:color w:val="64748B"/>
-                <w:sz w:val="14"/>
-              </w:rPr>
-              <w:t>Consommation alimentaire</w:t>
-            </w:r>
-          </w:p>
-        </w:tc>
-        <w:tc>
-          <w:tcPr>
-            <w:tcW w:type="dxa" w:w="1531"/>
-          </w:tcPr>
-          <w:p>
-            <w:r>
-              <w:rPr>
-                <w:b/>
-                <w:i w:val="0"/>
-                <w:color w:val="16A34A"/>
-                <w:sz w:val="16"/>
-              </w:rPr>
-              <w:t>—</w:t>
-            </w:r>
-          </w:p>
-        </w:tc>
-        <w:tc>
-          <w:tcPr>
-            <w:tcW w:type="dxa" w:w="1191"/>
-          </w:tcPr>
-          <w:p>
-            <w:r>
-              <w:rPr>
-                <w:b w:val="0"/>
-                <w:i w:val="0"/>
-                <w:color w:val="64748B"/>
-                <w:sz w:val="16"/>
-              </w:rPr>
-              <w:t>GT-CQ</w:t>
-            </w:r>
-          </w:p>
-        </w:tc>
-        <w:tc>
-          <w:tcPr>
-            <w:tcW w:type="dxa" w:w="4706"/>
-          </w:tcPr>
-          <w:p>
-            <w:r>
-              <w:rPr>
-                <w:b w:val="0"/>
-                <w:i w:val="0"/>
-                <w:sz w:val="17"/>
-              </w:rPr>
-              <w:t>Prière de corriger ou de confirmer avec le QG.</w:t>
-            </w:r>
-          </w:p>
-        </w:tc>
-      </w:tr>
-      <w:tr>
-        <w:tc>
-          <w:tcPr>
-            <w:tcW w:type="dxa" w:w="964"/>
-          </w:tcPr>
-          <w:p>
-            <w:r>
-              <w:rPr>
-                <w:b/>
-                <w:i w:val="0"/>
-                <w:color w:val="EA580C"/>
-                <w:sz w:val="16"/>
-              </w:rPr>
-              <w:t>Moyenne</w:t>
-            </w:r>
-          </w:p>
-        </w:tc>
-        <w:tc>
-          <w:tcPr>
-            <w:tcW w:type="dxa" w:w="1247"/>
-          </w:tcPr>
-          <w:p>
-            <w:r>
-              <w:rPr>
-                <w:b/>
-                <w:i w:val="0"/>
-                <w:sz w:val="16"/>
-              </w:rPr>
-              <w:t>S07</w:t>
-              <w:br/>
-            </w:r>
-            <w:r>
-              <w:rPr>
-                <w:b w:val="0"/>
-                <w:i w:val="0"/>
-                <w:color w:val="64748B"/>
-                <w:sz w:val="14"/>
-              </w:rPr>
-              <w:t>Consommation alimentaire</w:t>
-            </w:r>
-          </w:p>
-        </w:tc>
-        <w:tc>
-          <w:tcPr>
-            <w:tcW w:type="dxa" w:w="1531"/>
-          </w:tcPr>
-          <w:p>
-            <w:r>
-              <w:rPr>
-                <w:b/>
-                <w:i w:val="0"/>
-                <w:color w:val="16A34A"/>
-                <w:sz w:val="16"/>
-              </w:rPr>
-              <w:t>—</w:t>
-            </w:r>
-          </w:p>
-        </w:tc>
-        <w:tc>
-          <w:tcPr>
-            <w:tcW w:type="dxa" w:w="1191"/>
-          </w:tcPr>
-          <w:p>
-            <w:r>
-              <w:rPr>
-                <w:b w:val="0"/>
-                <w:i w:val="0"/>
-                <w:color w:val="64748B"/>
-                <w:sz w:val="16"/>
-              </w:rPr>
-              <w:t>GT-CQ</w:t>
-            </w:r>
-          </w:p>
-        </w:tc>
-        <w:tc>
-          <w:tcPr>
-            <w:tcW w:type="dxa" w:w="4706"/>
-          </w:tcPr>
-          <w:p>
-            <w:r>
-              <w:rPr>
-                <w:b w:val="0"/>
-                <w:i w:val="0"/>
-                <w:sz w:val="17"/>
-              </w:rPr>
-              <w:t>Attention ! Le prix unitaire d'achat (50 Fcfa) de Feuilles de baobab/ "laalo" en Sachets (Petit) est relativement faible par rapport aux autres prix observés dans cette zone.</w:t>
-            </w:r>
-          </w:p>
-        </w:tc>
-      </w:tr>
-      <w:tr>
-        <w:tc>
-          <w:tcPr>
-            <w:tcW w:type="dxa" w:w="964"/>
-          </w:tcPr>
-          <w:p>
-            <w:r>
-              <w:rPr>
-                <w:b/>
-                <w:i w:val="0"/>
-                <w:color w:val="EA580C"/>
-                <w:sz w:val="16"/>
-              </w:rPr>
-              <w:t>Moyenne</w:t>
-            </w:r>
-          </w:p>
-        </w:tc>
-        <w:tc>
-          <w:tcPr>
-            <w:tcW w:type="dxa" w:w="1247"/>
-          </w:tcPr>
-          <w:p>
-            <w:r>
-              <w:rPr>
-                <w:b/>
-                <w:i w:val="0"/>
-                <w:sz w:val="16"/>
-              </w:rPr>
-              <w:t>S07</w:t>
-              <w:br/>
-            </w:r>
-            <w:r>
-              <w:rPr>
-                <w:b w:val="0"/>
-                <w:i w:val="0"/>
-                <w:color w:val="64748B"/>
-                <w:sz w:val="14"/>
-              </w:rPr>
-              <w:t>Consommation alimentaire</w:t>
-            </w:r>
-          </w:p>
-        </w:tc>
-        <w:tc>
-          <w:tcPr>
-            <w:tcW w:type="dxa" w:w="1531"/>
-          </w:tcPr>
-          <w:p>
-            <w:r>
-              <w:rPr>
-                <w:b/>
-                <w:i w:val="0"/>
-                <w:color w:val="16A34A"/>
-                <w:sz w:val="16"/>
-              </w:rPr>
-              <w:t>—</w:t>
-            </w:r>
-          </w:p>
-        </w:tc>
-        <w:tc>
-          <w:tcPr>
-            <w:tcW w:type="dxa" w:w="1191"/>
-          </w:tcPr>
-          <w:p>
-            <w:r>
-              <w:rPr>
-                <w:b w:val="0"/>
-                <w:i w:val="0"/>
-                <w:color w:val="64748B"/>
-                <w:sz w:val="16"/>
-              </w:rPr>
-              <w:t>GT-CQ</w:t>
-            </w:r>
-          </w:p>
-        </w:tc>
-        <w:tc>
-          <w:tcPr>
-            <w:tcW w:type="dxa" w:w="4706"/>
-          </w:tcPr>
-          <w:p>
-            <w:r>
-              <w:rPr>
-                <w:b w:val="0"/>
-                <w:i w:val="0"/>
-                <w:sz w:val="17"/>
-              </w:rPr>
-              <w:t>Prière de corriger ou de confirmer avec le QG.</w:t>
-            </w:r>
-          </w:p>
-        </w:tc>
-      </w:tr>
-      <w:tr>
-        <w:tc>
-          <w:tcPr>
-            <w:tcW w:type="dxa" w:w="964"/>
-          </w:tcPr>
-          <w:p>
-            <w:r>
-              <w:rPr>
-                <w:b/>
-                <w:i w:val="0"/>
-                <w:color w:val="EA580C"/>
-                <w:sz w:val="16"/>
-              </w:rPr>
-              <w:t>Moyenne</w:t>
-            </w:r>
-          </w:p>
-        </w:tc>
-        <w:tc>
-          <w:tcPr>
-            <w:tcW w:type="dxa" w:w="1247"/>
-          </w:tcPr>
-          <w:p>
-            <w:r>
-              <w:rPr>
-                <w:b/>
-                <w:i w:val="0"/>
-                <w:sz w:val="16"/>
-              </w:rPr>
-              <w:t>S07</w:t>
-              <w:br/>
-            </w:r>
-            <w:r>
-              <w:rPr>
-                <w:b w:val="0"/>
-                <w:i w:val="0"/>
-                <w:color w:val="64748B"/>
-                <w:sz w:val="14"/>
-              </w:rPr>
-              <w:t>Consommation alimentaire</w:t>
-            </w:r>
-          </w:p>
-        </w:tc>
-        <w:tc>
-          <w:tcPr>
-            <w:tcW w:type="dxa" w:w="1531"/>
-          </w:tcPr>
-          <w:p>
-            <w:r>
-              <w:rPr>
-                <w:b/>
-                <w:i w:val="0"/>
-                <w:color w:val="16A34A"/>
-                <w:sz w:val="16"/>
-              </w:rPr>
-              <w:t>s02q02__1, s02q15, s02q17, s03q16, s04q27, s04q43, s04q63, s05q11</w:t>
-            </w:r>
-          </w:p>
-        </w:tc>
-        <w:tc>
-          <w:tcPr>
-            <w:tcW w:type="dxa" w:w="1191"/>
-          </w:tcPr>
-          <w:p>
-            <w:r>
-              <w:rPr>
-                <w:b w:val="0"/>
-                <w:i w:val="0"/>
-                <w:color w:val="64748B"/>
-                <w:sz w:val="16"/>
-              </w:rPr>
-              <w:t>GT-CQ</w:t>
-            </w:r>
-          </w:p>
-        </w:tc>
-        <w:tc>
-          <w:tcPr>
-            <w:tcW w:type="dxa" w:w="4706"/>
-          </w:tcPr>
-          <w:p>
-            <w:r>
-              <w:rPr>
-                <w:b w:val="0"/>
-                <w:i w:val="0"/>
-                <w:sz w:val="17"/>
-              </w:rPr>
-              <w:t>(maïs, tournesol, coco, lait de vache, etc.) consommée  par le ménage semble très élevé, prière de corriger ou confirmer avec le QG.</w:t>
-            </w:r>
-          </w:p>
-        </w:tc>
-      </w:tr>
-      <w:tr>
-        <w:tc>
-          <w:tcPr>
-            <w:tcW w:type="dxa" w:w="964"/>
-          </w:tcPr>
-          <w:p>
-            <w:r>
-              <w:rPr>
-                <w:b/>
-                <w:i w:val="0"/>
-                <w:color w:val="EA580C"/>
-                <w:sz w:val="16"/>
-              </w:rPr>
-              <w:t>Moyenne</w:t>
-            </w:r>
-          </w:p>
-        </w:tc>
-        <w:tc>
-          <w:tcPr>
-            <w:tcW w:type="dxa" w:w="1247"/>
-          </w:tcPr>
-          <w:p>
-            <w:r>
-              <w:rPr>
-                <w:b/>
-                <w:i w:val="0"/>
-                <w:sz w:val="16"/>
-              </w:rPr>
-              <w:t>S07</w:t>
-              <w:br/>
-            </w:r>
-            <w:r>
-              <w:rPr>
-                <w:b w:val="0"/>
-                <w:i w:val="0"/>
-                <w:color w:val="64748B"/>
-                <w:sz w:val="14"/>
-              </w:rPr>
-              <w:t>Consommation alimentaire</w:t>
-            </w:r>
-          </w:p>
-        </w:tc>
-        <w:tc>
-          <w:tcPr>
-            <w:tcW w:type="dxa" w:w="1531"/>
-          </w:tcPr>
-          <w:p>
-            <w:r>
-              <w:rPr>
-                <w:b/>
-                <w:i w:val="0"/>
-                <w:color w:val="16A34A"/>
-                <w:sz w:val="16"/>
-              </w:rPr>
-              <w:t>—</w:t>
-            </w:r>
-          </w:p>
-        </w:tc>
-        <w:tc>
-          <w:tcPr>
-            <w:tcW w:type="dxa" w:w="1191"/>
-          </w:tcPr>
-          <w:p>
-            <w:r>
-              <w:rPr>
-                <w:b w:val="0"/>
-                <w:i w:val="0"/>
-                <w:color w:val="64748B"/>
-                <w:sz w:val="16"/>
-              </w:rPr>
-              <w:t>GT-CQ</w:t>
-            </w:r>
-          </w:p>
-        </w:tc>
-        <w:tc>
-          <w:tcPr>
-            <w:tcW w:type="dxa" w:w="4706"/>
-          </w:tcPr>
-          <w:p>
-            <w:r>
-              <w:rPr>
-                <w:b w:val="0"/>
-                <w:i w:val="0"/>
-                <w:sz w:val="17"/>
-              </w:rPr>
-              <w:t>Attention ! Le prix unitaire d'achat (500 Fcfa) de Poisson frais yaboye ou obo (sardinelle) en Pièce (Moyen) est relativement élevé par rapport aux autres prix observés dans cette zone.</w:t>
-            </w:r>
-          </w:p>
-        </w:tc>
-      </w:tr>
-      <w:tr>
-        <w:tc>
-          <w:tcPr>
-            <w:tcW w:type="dxa" w:w="964"/>
-          </w:tcPr>
-          <w:p>
-            <w:r>
-              <w:rPr>
-                <w:b/>
-                <w:i w:val="0"/>
-                <w:color w:val="EA580C"/>
-                <w:sz w:val="16"/>
-              </w:rPr>
-              <w:t>Moyenne</w:t>
-            </w:r>
-          </w:p>
-        </w:tc>
-        <w:tc>
-          <w:tcPr>
-            <w:tcW w:type="dxa" w:w="1247"/>
-          </w:tcPr>
-          <w:p>
-            <w:r>
-              <w:rPr>
-                <w:b/>
-                <w:i w:val="0"/>
-                <w:sz w:val="16"/>
-              </w:rPr>
-              <w:t>S07</w:t>
-              <w:br/>
-            </w:r>
-            <w:r>
-              <w:rPr>
-                <w:b w:val="0"/>
-                <w:i w:val="0"/>
-                <w:color w:val="64748B"/>
-                <w:sz w:val="14"/>
-              </w:rPr>
-              <w:t>Consommation alimentaire</w:t>
-            </w:r>
-          </w:p>
-        </w:tc>
-        <w:tc>
-          <w:tcPr>
-            <w:tcW w:type="dxa" w:w="1531"/>
-          </w:tcPr>
-          <w:p>
-            <w:r>
-              <w:rPr>
-                <w:b/>
-                <w:i w:val="0"/>
-                <w:color w:val="16A34A"/>
-                <w:sz w:val="16"/>
-              </w:rPr>
-              <w:t>s07bq07a, s07bq07b, s07bq07c, s07bq08</w:t>
-            </w:r>
-          </w:p>
-        </w:tc>
-        <w:tc>
-          <w:tcPr>
-            <w:tcW w:type="dxa" w:w="1191"/>
-          </w:tcPr>
-          <w:p>
-            <w:r>
-              <w:rPr>
-                <w:b w:val="0"/>
-                <w:i w:val="0"/>
-                <w:color w:val="64748B"/>
-                <w:sz w:val="16"/>
-              </w:rPr>
-              <w:t>GT-CQ</w:t>
-            </w:r>
-          </w:p>
-        </w:tc>
-        <w:tc>
-          <w:tcPr>
-            <w:tcW w:type="dxa" w:w="4706"/>
-          </w:tcPr>
-          <w:p>
-            <w:r>
-              <w:rPr>
-                <w:b w:val="0"/>
-                <w:i w:val="0"/>
-                <w:sz w:val="17"/>
-              </w:rPr>
-              <w:t>Le prix d'achat unitaire (200 Fcfa) de Aubergine sauvage (Jaxatu) en Kg de taille  taille unique  est très faible, prière de regarder les reponses prises dans les questions s07bq07a s07bq07b s07bq07c s07bq08 pour mieux corriger.</w:t>
-            </w:r>
-          </w:p>
-        </w:tc>
-      </w:tr>
-      <w:tr>
-        <w:tc>
-          <w:tcPr>
-            <w:tcW w:type="dxa" w:w="964"/>
-          </w:tcPr>
-          <w:p>
-            <w:r>
-              <w:rPr>
-                <w:b/>
-                <w:i w:val="0"/>
-                <w:color w:val="EA580C"/>
-                <w:sz w:val="16"/>
-              </w:rPr>
-              <w:t>Moyenne</w:t>
-            </w:r>
-          </w:p>
-        </w:tc>
-        <w:tc>
-          <w:tcPr>
-            <w:tcW w:type="dxa" w:w="1247"/>
-          </w:tcPr>
-          <w:p>
-            <w:r>
-              <w:rPr>
-                <w:b/>
-                <w:i w:val="0"/>
-                <w:sz w:val="16"/>
-              </w:rPr>
-              <w:t>S09</w:t>
-              <w:br/>
-            </w:r>
-            <w:r>
-              <w:rPr>
-                <w:b w:val="0"/>
-                <w:i w:val="0"/>
-                <w:color w:val="64748B"/>
-                <w:sz w:val="14"/>
-              </w:rPr>
-              <w:t>Dépenses non alimentaires</w:t>
-            </w:r>
-          </w:p>
-        </w:tc>
-        <w:tc>
-          <w:tcPr>
-            <w:tcW w:type="dxa" w:w="1531"/>
-          </w:tcPr>
-          <w:p>
-            <w:r>
-              <w:rPr>
-                <w:b/>
-                <w:i w:val="0"/>
-                <w:color w:val="16A34A"/>
-                <w:sz w:val="16"/>
-              </w:rPr>
-              <w:t>—</w:t>
-            </w:r>
-          </w:p>
-        </w:tc>
-        <w:tc>
-          <w:tcPr>
-            <w:tcW w:type="dxa" w:w="1191"/>
-          </w:tcPr>
-          <w:p>
-            <w:r>
-              <w:rPr>
-                <w:b w:val="0"/>
-                <w:i w:val="0"/>
-                <w:color w:val="64748B"/>
-                <w:sz w:val="16"/>
-              </w:rPr>
-              <w:t>GT-CQ</w:t>
-            </w:r>
-          </w:p>
-        </w:tc>
-        <w:tc>
-          <w:tcPr>
-            <w:tcW w:type="dxa" w:w="4706"/>
-          </w:tcPr>
-          <w:p>
-            <w:r>
-              <w:rPr>
-                <w:b w:val="0"/>
-                <w:i w:val="0"/>
-                <w:sz w:val="17"/>
-              </w:rPr>
-              <w:t>Attention ! La dépense totale du ménage de Zakaria Diouf (1394000 Fcfa) de la fête de Tabaski 2025/2026 est relativement élevé.</w:t>
-            </w:r>
-          </w:p>
-        </w:tc>
-      </w:tr>
-      <w:tr>
-        <w:tc>
-          <w:tcPr>
-            <w:tcW w:type="dxa" w:w="964"/>
-          </w:tcPr>
-          <w:p>
-            <w:r>
-              <w:rPr>
-                <w:b/>
-                <w:i w:val="0"/>
-                <w:color w:val="EA580C"/>
-                <w:sz w:val="16"/>
-              </w:rPr>
-              <w:t>Moyenne</w:t>
-            </w:r>
-          </w:p>
-        </w:tc>
-        <w:tc>
-          <w:tcPr>
-            <w:tcW w:type="dxa" w:w="1247"/>
-          </w:tcPr>
-          <w:p>
-            <w:r>
-              <w:rPr>
-                <w:b/>
-                <w:i w:val="0"/>
-                <w:sz w:val="16"/>
-              </w:rPr>
-              <w:t>S09</w:t>
-              <w:br/>
-            </w:r>
-            <w:r>
-              <w:rPr>
-                <w:b w:val="0"/>
-                <w:i w:val="0"/>
-                <w:color w:val="64748B"/>
-                <w:sz w:val="14"/>
-              </w:rPr>
-              <w:t>Dépenses non alimentaires</w:t>
-            </w:r>
-          </w:p>
-        </w:tc>
-        <w:tc>
-          <w:tcPr>
-            <w:tcW w:type="dxa" w:w="1531"/>
-          </w:tcPr>
-          <w:p>
-            <w:r>
-              <w:rPr>
-                <w:b/>
-                <w:i w:val="0"/>
-                <w:color w:val="16A34A"/>
-                <w:sz w:val="16"/>
-              </w:rPr>
-              <w:t>—</w:t>
-            </w:r>
-          </w:p>
-        </w:tc>
-        <w:tc>
-          <w:tcPr>
-            <w:tcW w:type="dxa" w:w="1191"/>
-          </w:tcPr>
-          <w:p>
-            <w:r>
-              <w:rPr>
-                <w:b w:val="0"/>
-                <w:i w:val="0"/>
-                <w:color w:val="64748B"/>
-                <w:sz w:val="16"/>
-              </w:rPr>
-              <w:t>GT-CQ</w:t>
-            </w:r>
-          </w:p>
-        </w:tc>
-        <w:tc>
-          <w:tcPr>
-            <w:tcW w:type="dxa" w:w="4706"/>
-          </w:tcPr>
-          <w:p>
-            <w:r>
-              <w:rPr>
-                <w:b w:val="0"/>
-                <w:i w:val="0"/>
-                <w:sz w:val="17"/>
-              </w:rPr>
-              <w:t>Prière de corriger ou de confirmer avec le QG.</w:t>
-            </w:r>
-          </w:p>
-        </w:tc>
-      </w:tr>
-      <w:tr>
-        <w:tc>
-          <w:tcPr>
-            <w:tcW w:type="dxa" w:w="964"/>
-          </w:tcPr>
-          <w:p>
-            <w:r>
-              <w:rPr>
-                <w:b/>
-                <w:i w:val="0"/>
-                <w:color w:val="EA580C"/>
-                <w:sz w:val="16"/>
-              </w:rPr>
-              <w:t>Moyenne</w:t>
-            </w:r>
-          </w:p>
-        </w:tc>
-        <w:tc>
-          <w:tcPr>
-            <w:tcW w:type="dxa" w:w="1247"/>
-          </w:tcPr>
-          <w:p>
-            <w:r>
-              <w:rPr>
-                <w:b/>
-                <w:i w:val="0"/>
-                <w:sz w:val="16"/>
-              </w:rPr>
-              <w:t>S09</w:t>
-              <w:br/>
-            </w:r>
-            <w:r>
-              <w:rPr>
-                <w:b w:val="0"/>
-                <w:i w:val="0"/>
-                <w:color w:val="64748B"/>
-                <w:sz w:val="14"/>
-              </w:rPr>
-              <w:t>Dépenses non alimentaires</w:t>
-            </w:r>
-          </w:p>
-        </w:tc>
-        <w:tc>
-          <w:tcPr>
-            <w:tcW w:type="dxa" w:w="1531"/>
-          </w:tcPr>
-          <w:p>
-            <w:r>
-              <w:rPr>
-                <w:b/>
-                <w:i w:val="0"/>
-                <w:color w:val="16A34A"/>
-                <w:sz w:val="16"/>
-              </w:rPr>
-              <w:t>—</w:t>
-            </w:r>
-          </w:p>
-        </w:tc>
-        <w:tc>
-          <w:tcPr>
-            <w:tcW w:type="dxa" w:w="1191"/>
-          </w:tcPr>
-          <w:p>
-            <w:r>
-              <w:rPr>
-                <w:b w:val="0"/>
-                <w:i w:val="0"/>
-                <w:color w:val="64748B"/>
-                <w:sz w:val="16"/>
-              </w:rPr>
-              <w:t>GT-CQ</w:t>
-            </w:r>
-          </w:p>
-        </w:tc>
-        <w:tc>
-          <w:tcPr>
-            <w:tcW w:type="dxa" w:w="4706"/>
-          </w:tcPr>
-          <w:p>
-            <w:r>
-              <w:rPr>
-                <w:b w:val="0"/>
-                <w:i w:val="0"/>
-                <w:sz w:val="17"/>
-              </w:rPr>
-              <w:t>Attention ! La dépense totale du ménage de Zakaria Diouf (617000 Fcfa) de la fête de Fin du Ramadan 2026 est relativement élevé.</w:t>
-            </w:r>
-          </w:p>
-        </w:tc>
-      </w:tr>
-      <w:tr>
-        <w:tc>
-          <w:tcPr>
-            <w:tcW w:type="dxa" w:w="964"/>
-          </w:tcPr>
-          <w:p>
-            <w:r>
-              <w:rPr>
-                <w:b/>
-                <w:i w:val="0"/>
-                <w:color w:val="EA580C"/>
-                <w:sz w:val="16"/>
-              </w:rPr>
-              <w:t>Moyenne</w:t>
-            </w:r>
-          </w:p>
-        </w:tc>
-        <w:tc>
-          <w:tcPr>
-            <w:tcW w:type="dxa" w:w="1247"/>
-          </w:tcPr>
-          <w:p>
-            <w:r>
-              <w:rPr>
-                <w:b/>
-                <w:i w:val="0"/>
-                <w:sz w:val="16"/>
-              </w:rPr>
-              <w:t>S09</w:t>
-              <w:br/>
-            </w:r>
-            <w:r>
-              <w:rPr>
-                <w:b w:val="0"/>
-                <w:i w:val="0"/>
-                <w:color w:val="64748B"/>
-                <w:sz w:val="14"/>
-              </w:rPr>
-              <w:t>Dépenses non alimentaires</w:t>
-            </w:r>
-          </w:p>
-        </w:tc>
-        <w:tc>
-          <w:tcPr>
-            <w:tcW w:type="dxa" w:w="1531"/>
-          </w:tcPr>
-          <w:p>
-            <w:r>
-              <w:rPr>
-                <w:b/>
-                <w:i w:val="0"/>
-                <w:color w:val="16A34A"/>
-                <w:sz w:val="16"/>
-              </w:rPr>
-              <w:t>s09aq03, s09aq04, s09aq05, s09aq06, s09aq07</w:t>
-            </w:r>
-          </w:p>
-        </w:tc>
-        <w:tc>
-          <w:tcPr>
-            <w:tcW w:type="dxa" w:w="1191"/>
-          </w:tcPr>
-          <w:p>
-            <w:r>
-              <w:rPr>
-                <w:b w:val="0"/>
-                <w:i w:val="0"/>
-                <w:color w:val="64748B"/>
-                <w:sz w:val="16"/>
-              </w:rPr>
-              <w:t>GT-CQ</w:t>
-            </w:r>
-          </w:p>
-        </w:tc>
-        <w:tc>
-          <w:tcPr>
-            <w:tcW w:type="dxa" w:w="4706"/>
-          </w:tcPr>
-          <w:p>
-            <w:r>
-              <w:rPr>
-                <w:b w:val="0"/>
-                <w:i w:val="0"/>
-                <w:sz w:val="17"/>
-              </w:rPr>
-              <w:t>La somme des dépenses (2850000 Fcfa) pour Magal  de ce ménage semble  élevé, merci de regarder les montant pris dans les questions s09aq03 s09aq04 s09aq05 s09aq06 s09aq07 et corriger ou confirmer ces montants avec le QG.</w:t>
-            </w:r>
-          </w:p>
-        </w:tc>
-      </w:tr>
-      <w:tr>
-        <w:tc>
-          <w:tcPr>
-            <w:tcW w:type="dxa" w:w="964"/>
-          </w:tcPr>
-          <w:p>
-            <w:r>
-              <w:rPr>
-                <w:b/>
-                <w:i w:val="0"/>
-                <w:color w:val="EA580C"/>
-                <w:sz w:val="16"/>
-              </w:rPr>
-              <w:t>Moyenne</w:t>
-            </w:r>
-          </w:p>
-        </w:tc>
-        <w:tc>
-          <w:tcPr>
-            <w:tcW w:type="dxa" w:w="1247"/>
-          </w:tcPr>
-          <w:p>
-            <w:r>
-              <w:rPr>
-                <w:b/>
-                <w:i w:val="0"/>
-                <w:sz w:val="16"/>
-              </w:rPr>
-              <w:t>S09</w:t>
-              <w:br/>
-            </w:r>
-            <w:r>
-              <w:rPr>
-                <w:b w:val="0"/>
-                <w:i w:val="0"/>
-                <w:color w:val="64748B"/>
-                <w:sz w:val="14"/>
-              </w:rPr>
-              <w:t>Dépenses non alimentaires</w:t>
-            </w:r>
-          </w:p>
-        </w:tc>
-        <w:tc>
-          <w:tcPr>
-            <w:tcW w:type="dxa" w:w="1531"/>
-          </w:tcPr>
-          <w:p>
-            <w:r>
-              <w:rPr>
-                <w:b/>
-                <w:i w:val="0"/>
-                <w:color w:val="16A34A"/>
-                <w:sz w:val="16"/>
-              </w:rPr>
-              <w:t>—</w:t>
-            </w:r>
-          </w:p>
-        </w:tc>
-        <w:tc>
-          <w:tcPr>
-            <w:tcW w:type="dxa" w:w="1191"/>
-          </w:tcPr>
-          <w:p>
-            <w:r>
-              <w:rPr>
-                <w:b w:val="0"/>
-                <w:i w:val="0"/>
-                <w:color w:val="64748B"/>
-                <w:sz w:val="16"/>
-              </w:rPr>
-              <w:t>GT-CQ</w:t>
-            </w:r>
-          </w:p>
-        </w:tc>
-        <w:tc>
-          <w:tcPr>
-            <w:tcW w:type="dxa" w:w="4706"/>
-          </w:tcPr>
-          <w:p>
-            <w:r>
-              <w:rPr>
-                <w:b w:val="0"/>
-                <w:i w:val="0"/>
-                <w:sz w:val="17"/>
-              </w:rPr>
-              <w:t>Attention ! La dépense totale du ménage de Zakaria Diouf (2850000 Fcfa) de la fête de Magal est relativement élevé.</w:t>
-            </w:r>
-          </w:p>
-        </w:tc>
-      </w:tr>
-      <w:tr>
-        <w:tc>
-          <w:tcPr>
-            <w:tcW w:type="dxa" w:w="964"/>
-          </w:tcPr>
-          <w:p>
-            <w:r>
-              <w:rPr>
-                <w:b/>
-                <w:i w:val="0"/>
-                <w:color w:val="EA580C"/>
-                <w:sz w:val="16"/>
-              </w:rPr>
-              <w:t>Moyenne</w:t>
-            </w:r>
-          </w:p>
-        </w:tc>
-        <w:tc>
-          <w:tcPr>
-            <w:tcW w:type="dxa" w:w="1247"/>
-          </w:tcPr>
-          <w:p>
-            <w:r>
-              <w:rPr>
-                <w:b/>
-                <w:i w:val="0"/>
-                <w:sz w:val="16"/>
-              </w:rPr>
-              <w:t>S09</w:t>
-              <w:br/>
-            </w:r>
-            <w:r>
-              <w:rPr>
-                <w:b w:val="0"/>
-                <w:i w:val="0"/>
-                <w:color w:val="64748B"/>
-                <w:sz w:val="14"/>
-              </w:rPr>
-              <w:t>Dépenses non alimentaires</w:t>
-            </w:r>
-          </w:p>
-        </w:tc>
-        <w:tc>
-          <w:tcPr>
-            <w:tcW w:type="dxa" w:w="1531"/>
-          </w:tcPr>
-          <w:p>
-            <w:r>
-              <w:rPr>
-                <w:b/>
-                <w:i w:val="0"/>
-                <w:color w:val="16A34A"/>
-                <w:sz w:val="16"/>
-              </w:rPr>
-              <w:t>—</w:t>
-            </w:r>
-          </w:p>
-        </w:tc>
-        <w:tc>
-          <w:tcPr>
-            <w:tcW w:type="dxa" w:w="1191"/>
-          </w:tcPr>
-          <w:p>
-            <w:r>
-              <w:rPr>
-                <w:b w:val="0"/>
-                <w:i w:val="0"/>
-                <w:color w:val="64748B"/>
-                <w:sz w:val="16"/>
-              </w:rPr>
-              <w:t>GT-CQ</w:t>
-            </w:r>
-          </w:p>
-        </w:tc>
-        <w:tc>
-          <w:tcPr>
-            <w:tcW w:type="dxa" w:w="4706"/>
-          </w:tcPr>
-          <w:p>
-            <w:r>
-              <w:rPr>
-                <w:b w:val="0"/>
-                <w:i w:val="0"/>
-                <w:sz w:val="17"/>
-              </w:rPr>
-              <w:t>Attention ! La dépense du ménage de Zakaria Diouf (7500 Fcfa) au cours de 7 derniers jours de Transport urbain en taxi est relativement élevé.</w:t>
-            </w:r>
-          </w:p>
-        </w:tc>
-      </w:tr>
-      <w:tr>
-        <w:tc>
-          <w:tcPr>
-            <w:tcW w:type="dxa" w:w="964"/>
-          </w:tcPr>
-          <w:p>
-            <w:r>
-              <w:rPr>
-                <w:b/>
-                <w:i w:val="0"/>
-                <w:color w:val="EA580C"/>
-                <w:sz w:val="16"/>
-              </w:rPr>
-              <w:t>Moyenne</w:t>
-            </w:r>
-          </w:p>
-        </w:tc>
-        <w:tc>
-          <w:tcPr>
-            <w:tcW w:type="dxa" w:w="1247"/>
-          </w:tcPr>
-          <w:p>
-            <w:r>
-              <w:rPr>
-                <w:b/>
-                <w:i w:val="0"/>
-                <w:sz w:val="16"/>
-              </w:rPr>
-              <w:t>S09</w:t>
-              <w:br/>
-            </w:r>
-            <w:r>
-              <w:rPr>
-                <w:b w:val="0"/>
-                <w:i w:val="0"/>
-                <w:color w:val="64748B"/>
-                <w:sz w:val="14"/>
-              </w:rPr>
-              <w:t>Dépenses non alimentaires</w:t>
-            </w:r>
-          </w:p>
-        </w:tc>
-        <w:tc>
-          <w:tcPr>
-            <w:tcW w:type="dxa" w:w="1531"/>
-          </w:tcPr>
-          <w:p>
-            <w:r>
-              <w:rPr>
-                <w:b/>
-                <w:i w:val="0"/>
-                <w:color w:val="16A34A"/>
-                <w:sz w:val="16"/>
-              </w:rPr>
-              <w:t>—</w:t>
-            </w:r>
-          </w:p>
-        </w:tc>
-        <w:tc>
-          <w:tcPr>
-            <w:tcW w:type="dxa" w:w="1191"/>
-          </w:tcPr>
-          <w:p>
-            <w:r>
-              <w:rPr>
-                <w:b w:val="0"/>
-                <w:i w:val="0"/>
-                <w:color w:val="64748B"/>
-                <w:sz w:val="16"/>
-              </w:rPr>
-              <w:t>GT-CQ</w:t>
-            </w:r>
-          </w:p>
-        </w:tc>
-        <w:tc>
-          <w:tcPr>
-            <w:tcW w:type="dxa" w:w="4706"/>
-          </w:tcPr>
-          <w:p>
-            <w:r>
-              <w:rPr>
-                <w:b w:val="0"/>
-                <w:i w:val="0"/>
-                <w:sz w:val="17"/>
-              </w:rPr>
-              <w:t>Prière de corriger ou de confirmer avec le QG.</w:t>
-            </w:r>
-          </w:p>
-        </w:tc>
-      </w:tr>
-      <w:tr>
-        <w:tc>
-          <w:tcPr>
-            <w:tcW w:type="dxa" w:w="964"/>
-          </w:tcPr>
-          <w:p>
-            <w:r>
-              <w:rPr>
-                <w:b/>
-                <w:i w:val="0"/>
-                <w:color w:val="EA580C"/>
-                <w:sz w:val="16"/>
-              </w:rPr>
-              <w:t>Moyenne</w:t>
-            </w:r>
-          </w:p>
-        </w:tc>
-        <w:tc>
-          <w:tcPr>
-            <w:tcW w:type="dxa" w:w="1247"/>
-          </w:tcPr>
-          <w:p>
-            <w:r>
-              <w:rPr>
-                <w:b/>
-                <w:i w:val="0"/>
-                <w:sz w:val="16"/>
-              </w:rPr>
-              <w:t>S09</w:t>
-              <w:br/>
-            </w:r>
-            <w:r>
-              <w:rPr>
-                <w:b w:val="0"/>
-                <w:i w:val="0"/>
-                <w:color w:val="64748B"/>
-                <w:sz w:val="14"/>
-              </w:rPr>
-              <w:t>Dépenses non alimentaires</w:t>
-            </w:r>
-          </w:p>
-        </w:tc>
-        <w:tc>
-          <w:tcPr>
-            <w:tcW w:type="dxa" w:w="1531"/>
-          </w:tcPr>
-          <w:p>
-            <w:r>
-              <w:rPr>
-                <w:b/>
-                <w:i w:val="0"/>
-                <w:color w:val="16A34A"/>
-                <w:sz w:val="16"/>
-              </w:rPr>
-              <w:t>—</w:t>
-            </w:r>
-          </w:p>
-        </w:tc>
-        <w:tc>
-          <w:tcPr>
-            <w:tcW w:type="dxa" w:w="1191"/>
-          </w:tcPr>
-          <w:p>
-            <w:r>
-              <w:rPr>
-                <w:b w:val="0"/>
-                <w:i w:val="0"/>
-                <w:color w:val="64748B"/>
-                <w:sz w:val="16"/>
-              </w:rPr>
-              <w:t>GT-CQ</w:t>
-            </w:r>
-          </w:p>
-        </w:tc>
-        <w:tc>
-          <w:tcPr>
-            <w:tcW w:type="dxa" w:w="4706"/>
-          </w:tcPr>
-          <w:p>
-            <w:r>
-              <w:rPr>
-                <w:b w:val="0"/>
-                <w:i w:val="0"/>
-                <w:sz w:val="17"/>
-              </w:rPr>
-              <w:t>Attention ! La dépense du ménage de Zakaria Diouf (1500 Fcfa) au cours de 30 derniers jours de Autres produits de toilettes (rasoir, coton, crème/mousse à raser etc.) est relativement élevé.</w:t>
-            </w:r>
-          </w:p>
-        </w:tc>
-      </w:tr>
-      <w:tr>
-        <w:tc>
-          <w:tcPr>
-            <w:tcW w:type="dxa" w:w="964"/>
-          </w:tcPr>
-          <w:p>
-            <w:r>
-              <w:rPr>
-                <w:b/>
-                <w:i w:val="0"/>
-                <w:color w:val="EA580C"/>
-                <w:sz w:val="16"/>
-              </w:rPr>
-              <w:t>Moyenne</w:t>
-            </w:r>
-          </w:p>
-        </w:tc>
-        <w:tc>
-          <w:tcPr>
-            <w:tcW w:type="dxa" w:w="1247"/>
-          </w:tcPr>
-          <w:p>
-            <w:r>
-              <w:rPr>
-                <w:b/>
-                <w:i w:val="0"/>
-                <w:sz w:val="16"/>
-              </w:rPr>
-              <w:t>S09</w:t>
-              <w:br/>
-            </w:r>
-            <w:r>
-              <w:rPr>
-                <w:b w:val="0"/>
-                <w:i w:val="0"/>
-                <w:color w:val="64748B"/>
-                <w:sz w:val="14"/>
-              </w:rPr>
-              <w:t>Dépenses non alimentaires</w:t>
-            </w:r>
-          </w:p>
-        </w:tc>
-        <w:tc>
-          <w:tcPr>
-            <w:tcW w:type="dxa" w:w="1531"/>
-          </w:tcPr>
-          <w:p>
-            <w:r>
-              <w:rPr>
-                <w:b/>
-                <w:i w:val="0"/>
-                <w:color w:val="16A34A"/>
-                <w:sz w:val="16"/>
-              </w:rPr>
-              <w:t>—</w:t>
-            </w:r>
-          </w:p>
-        </w:tc>
-        <w:tc>
-          <w:tcPr>
-            <w:tcW w:type="dxa" w:w="1191"/>
-          </w:tcPr>
-          <w:p>
-            <w:r>
-              <w:rPr>
-                <w:b w:val="0"/>
-                <w:i w:val="0"/>
-                <w:color w:val="64748B"/>
-                <w:sz w:val="16"/>
-              </w:rPr>
-              <w:t>GT-CQ</w:t>
-            </w:r>
-          </w:p>
-        </w:tc>
-        <w:tc>
-          <w:tcPr>
-            <w:tcW w:type="dxa" w:w="4706"/>
-          </w:tcPr>
-          <w:p>
-            <w:r>
-              <w:rPr>
-                <w:b w:val="0"/>
-                <w:i w:val="0"/>
-                <w:sz w:val="17"/>
-              </w:rPr>
-              <w:t>Prière de corriger ou de confirmer avec le QG.</w:t>
-            </w:r>
-          </w:p>
-        </w:tc>
-      </w:tr>
-      <w:tr>
-        <w:tc>
-          <w:tcPr>
-            <w:tcW w:type="dxa" w:w="964"/>
-          </w:tcPr>
-          <w:p>
-            <w:r>
-              <w:rPr>
-                <w:b/>
-                <w:i w:val="0"/>
-                <w:color w:val="EA580C"/>
-                <w:sz w:val="16"/>
-              </w:rPr>
-              <w:t>Moyenne</w:t>
-            </w:r>
-          </w:p>
-        </w:tc>
-        <w:tc>
-          <w:tcPr>
-            <w:tcW w:type="dxa" w:w="1247"/>
-          </w:tcPr>
-          <w:p>
-            <w:r>
-              <w:rPr>
-                <w:b/>
-                <w:i w:val="0"/>
-                <w:sz w:val="16"/>
-              </w:rPr>
-              <w:t>S09</w:t>
-              <w:br/>
-            </w:r>
-            <w:r>
-              <w:rPr>
-                <w:b w:val="0"/>
-                <w:i w:val="0"/>
-                <w:color w:val="64748B"/>
-                <w:sz w:val="14"/>
-              </w:rPr>
-              <w:t>Dépenses non alimentaires</w:t>
-            </w:r>
-          </w:p>
-        </w:tc>
-        <w:tc>
-          <w:tcPr>
-            <w:tcW w:type="dxa" w:w="1531"/>
-          </w:tcPr>
-          <w:p>
-            <w:r>
-              <w:rPr>
-                <w:b/>
-                <w:i w:val="0"/>
-                <w:color w:val="16A34A"/>
-                <w:sz w:val="16"/>
-              </w:rPr>
-              <w:t>—</w:t>
-            </w:r>
-          </w:p>
-        </w:tc>
-        <w:tc>
-          <w:tcPr>
-            <w:tcW w:type="dxa" w:w="1191"/>
-          </w:tcPr>
-          <w:p>
-            <w:r>
-              <w:rPr>
-                <w:b w:val="0"/>
-                <w:i w:val="0"/>
-                <w:color w:val="64748B"/>
-                <w:sz w:val="16"/>
-              </w:rPr>
-              <w:t>GT-CQ</w:t>
-            </w:r>
-          </w:p>
-        </w:tc>
-        <w:tc>
-          <w:tcPr>
-            <w:tcW w:type="dxa" w:w="4706"/>
-          </w:tcPr>
-          <w:p>
-            <w:r>
-              <w:rPr>
-                <w:b w:val="0"/>
-                <w:i w:val="0"/>
-                <w:sz w:val="17"/>
-              </w:rPr>
-              <w:t>Attention ! La dépense du ménage de Zakaria Diouf (30000 Fcfa) au cours de 30 derniers jours de Bois de chauffe acheté est relativement élevé.</w:t>
-            </w:r>
-          </w:p>
-        </w:tc>
-      </w:tr>
-      <w:tr>
-        <w:tc>
-          <w:tcPr>
-            <w:tcW w:type="dxa" w:w="964"/>
-          </w:tcPr>
-          <w:p>
-            <w:r>
-              <w:rPr>
-                <w:b/>
-                <w:i w:val="0"/>
-                <w:color w:val="EA580C"/>
-                <w:sz w:val="16"/>
-              </w:rPr>
-              <w:t>Moyenne</w:t>
-            </w:r>
-          </w:p>
-        </w:tc>
-        <w:tc>
-          <w:tcPr>
-            <w:tcW w:type="dxa" w:w="1247"/>
-          </w:tcPr>
-          <w:p>
-            <w:r>
-              <w:rPr>
-                <w:b/>
-                <w:i w:val="0"/>
-                <w:sz w:val="16"/>
-              </w:rPr>
-              <w:t>S09</w:t>
-              <w:br/>
-            </w:r>
-            <w:r>
-              <w:rPr>
-                <w:b w:val="0"/>
-                <w:i w:val="0"/>
-                <w:color w:val="64748B"/>
-                <w:sz w:val="14"/>
-              </w:rPr>
-              <w:t>Dépenses non alimentaires</w:t>
-            </w:r>
-          </w:p>
-        </w:tc>
-        <w:tc>
-          <w:tcPr>
-            <w:tcW w:type="dxa" w:w="1531"/>
-          </w:tcPr>
-          <w:p>
-            <w:r>
-              <w:rPr>
-                <w:b/>
-                <w:i w:val="0"/>
-                <w:color w:val="16A34A"/>
-                <w:sz w:val="16"/>
-              </w:rPr>
-              <w:t>—</w:t>
-            </w:r>
-          </w:p>
-        </w:tc>
-        <w:tc>
-          <w:tcPr>
-            <w:tcW w:type="dxa" w:w="1191"/>
-          </w:tcPr>
-          <w:p>
-            <w:r>
-              <w:rPr>
-                <w:b w:val="0"/>
-                <w:i w:val="0"/>
-                <w:color w:val="64748B"/>
-                <w:sz w:val="16"/>
-              </w:rPr>
-              <w:t>GT-CQ</w:t>
-            </w:r>
-          </w:p>
-        </w:tc>
-        <w:tc>
-          <w:tcPr>
-            <w:tcW w:type="dxa" w:w="4706"/>
-          </w:tcPr>
-          <w:p>
-            <w:r>
-              <w:rPr>
-                <w:b w:val="0"/>
-                <w:i w:val="0"/>
-                <w:sz w:val="17"/>
-              </w:rPr>
-              <w:t>Peu plausible! le montant de la dépense pour  Savon de ménage, lessive en poudre, détergents (eau de javel, etc.</w:t>
-            </w:r>
-          </w:p>
-        </w:tc>
-      </w:tr>
-      <w:tr>
-        <w:tc>
-          <w:tcPr>
-            <w:tcW w:type="dxa" w:w="964"/>
-          </w:tcPr>
-          <w:p>
-            <w:r>
-              <w:rPr>
-                <w:b/>
-                <w:i w:val="0"/>
-                <w:color w:val="EA580C"/>
-                <w:sz w:val="16"/>
-              </w:rPr>
-              <w:t>Moyenne</w:t>
-            </w:r>
-          </w:p>
-        </w:tc>
-        <w:tc>
-          <w:tcPr>
-            <w:tcW w:type="dxa" w:w="1247"/>
-          </w:tcPr>
-          <w:p>
-            <w:r>
-              <w:rPr>
-                <w:b/>
-                <w:i w:val="0"/>
-                <w:sz w:val="16"/>
-              </w:rPr>
-              <w:t>S09</w:t>
-              <w:br/>
-            </w:r>
-            <w:r>
-              <w:rPr>
-                <w:b w:val="0"/>
-                <w:i w:val="0"/>
-                <w:color w:val="64748B"/>
-                <w:sz w:val="14"/>
-              </w:rPr>
-              <w:t>Dépenses non alimentaires</w:t>
-            </w:r>
-          </w:p>
-        </w:tc>
-        <w:tc>
-          <w:tcPr>
-            <w:tcW w:type="dxa" w:w="1531"/>
-          </w:tcPr>
-          <w:p>
-            <w:r>
-              <w:rPr>
-                <w:b/>
-                <w:i w:val="0"/>
-                <w:color w:val="16A34A"/>
-                <w:sz w:val="16"/>
-              </w:rPr>
-              <w:t>—</w:t>
-            </w:r>
-          </w:p>
-        </w:tc>
-        <w:tc>
-          <w:tcPr>
-            <w:tcW w:type="dxa" w:w="1191"/>
-          </w:tcPr>
-          <w:p>
-            <w:r>
-              <w:rPr>
-                <w:b w:val="0"/>
-                <w:i w:val="0"/>
-                <w:color w:val="64748B"/>
-                <w:sz w:val="16"/>
-              </w:rPr>
-              <w:t>GT-CQ</w:t>
-            </w:r>
-          </w:p>
-        </w:tc>
-        <w:tc>
-          <w:tcPr>
-            <w:tcW w:type="dxa" w:w="4706"/>
-          </w:tcPr>
-          <w:p>
-            <w:r>
-              <w:rPr>
-                <w:b w:val="0"/>
-                <w:i w:val="0"/>
-                <w:sz w:val="17"/>
-              </w:rPr>
-              <w:t>) semble trop élevé.</w:t>
-            </w:r>
-          </w:p>
-        </w:tc>
-      </w:tr>
-      <w:tr>
-        <w:tc>
-          <w:tcPr>
-            <w:tcW w:type="dxa" w:w="964"/>
-          </w:tcPr>
-          <w:p>
-            <w:r>
-              <w:rPr>
-                <w:b/>
-                <w:i w:val="0"/>
-                <w:color w:val="EA580C"/>
-                <w:sz w:val="16"/>
-              </w:rPr>
-              <w:t>Moyenne</w:t>
-            </w:r>
-          </w:p>
-        </w:tc>
-        <w:tc>
-          <w:tcPr>
-            <w:tcW w:type="dxa" w:w="1247"/>
-          </w:tcPr>
-          <w:p>
-            <w:r>
-              <w:rPr>
-                <w:b/>
-                <w:i w:val="0"/>
-                <w:sz w:val="16"/>
-              </w:rPr>
-              <w:t>S09</w:t>
-              <w:br/>
-            </w:r>
-            <w:r>
-              <w:rPr>
-                <w:b w:val="0"/>
-                <w:i w:val="0"/>
-                <w:color w:val="64748B"/>
-                <w:sz w:val="14"/>
-              </w:rPr>
-              <w:t>Dépenses non alimentaires</w:t>
-            </w:r>
-          </w:p>
-        </w:tc>
-        <w:tc>
-          <w:tcPr>
-            <w:tcW w:type="dxa" w:w="1531"/>
-          </w:tcPr>
-          <w:p>
-            <w:r>
-              <w:rPr>
-                <w:b/>
-                <w:i w:val="0"/>
-                <w:color w:val="16A34A"/>
-                <w:sz w:val="16"/>
-              </w:rPr>
-              <w:t>—</w:t>
-            </w:r>
-          </w:p>
-        </w:tc>
-        <w:tc>
-          <w:tcPr>
-            <w:tcW w:type="dxa" w:w="1191"/>
-          </w:tcPr>
-          <w:p>
-            <w:r>
-              <w:rPr>
-                <w:b w:val="0"/>
-                <w:i w:val="0"/>
-                <w:color w:val="64748B"/>
-                <w:sz w:val="16"/>
-              </w:rPr>
-              <w:t>GT-CQ</w:t>
-            </w:r>
-          </w:p>
-        </w:tc>
-        <w:tc>
-          <w:tcPr>
-            <w:tcW w:type="dxa" w:w="4706"/>
-          </w:tcPr>
-          <w:p>
-            <w:r>
-              <w:rPr>
-                <w:b w:val="0"/>
-                <w:i w:val="0"/>
-                <w:sz w:val="17"/>
-              </w:rPr>
-              <w:t>Veuillez, s'il vous plaît, confirmer cette information avec le QG ou la corriger.</w:t>
-            </w:r>
-          </w:p>
-        </w:tc>
-      </w:tr>
-      <w:tr>
-        <w:tc>
-          <w:tcPr>
-            <w:tcW w:type="dxa" w:w="964"/>
-          </w:tcPr>
-          <w:p>
-            <w:r>
-              <w:rPr>
-                <w:b/>
-                <w:i w:val="0"/>
-                <w:color w:val="EA580C"/>
-                <w:sz w:val="16"/>
-              </w:rPr>
-              <w:t>Moyenne</w:t>
-            </w:r>
-          </w:p>
-        </w:tc>
-        <w:tc>
-          <w:tcPr>
-            <w:tcW w:type="dxa" w:w="1247"/>
-          </w:tcPr>
-          <w:p>
-            <w:r>
-              <w:rPr>
-                <w:b/>
-                <w:i w:val="0"/>
-                <w:sz w:val="16"/>
-              </w:rPr>
-              <w:t>S09</w:t>
-              <w:br/>
-            </w:r>
-            <w:r>
-              <w:rPr>
-                <w:b w:val="0"/>
-                <w:i w:val="0"/>
-                <w:color w:val="64748B"/>
-                <w:sz w:val="14"/>
-              </w:rPr>
-              <w:t>Dépenses non alimentaires</w:t>
-            </w:r>
-          </w:p>
-        </w:tc>
-        <w:tc>
-          <w:tcPr>
-            <w:tcW w:type="dxa" w:w="1531"/>
-          </w:tcPr>
-          <w:p>
-            <w:r>
-              <w:rPr>
-                <w:b/>
-                <w:i w:val="0"/>
-                <w:color w:val="16A34A"/>
-                <w:sz w:val="16"/>
-              </w:rPr>
-              <w:t>—</w:t>
-            </w:r>
-          </w:p>
-        </w:tc>
-        <w:tc>
-          <w:tcPr>
-            <w:tcW w:type="dxa" w:w="1191"/>
-          </w:tcPr>
-          <w:p>
-            <w:r>
-              <w:rPr>
-                <w:b w:val="0"/>
-                <w:i w:val="0"/>
-                <w:color w:val="64748B"/>
-                <w:sz w:val="16"/>
-              </w:rPr>
-              <w:t>GT-CQ</w:t>
-            </w:r>
-          </w:p>
-        </w:tc>
-        <w:tc>
-          <w:tcPr>
-            <w:tcW w:type="dxa" w:w="4706"/>
-          </w:tcPr>
-          <w:p>
-            <w:r>
-              <w:rPr>
-                <w:b w:val="0"/>
-                <w:i w:val="0"/>
-                <w:sz w:val="17"/>
-              </w:rPr>
-              <w:t>Attention ! La dépense du ménage de Zakaria Diouf (26000 Fcfa) au cours de 6 derniers mois de Vêtements femmes (15 ans et plus): robe, jupe, pantalon, ensemble, etc.</w:t>
-            </w:r>
-          </w:p>
-        </w:tc>
-      </w:tr>
-      <w:tr>
-        <w:tc>
-          <w:tcPr>
-            <w:tcW w:type="dxa" w:w="964"/>
-          </w:tcPr>
-          <w:p>
-            <w:r>
-              <w:rPr>
-                <w:b/>
-                <w:i w:val="0"/>
-                <w:color w:val="EA580C"/>
-                <w:sz w:val="16"/>
-              </w:rPr>
-              <w:t>Moyenne</w:t>
-            </w:r>
-          </w:p>
-        </w:tc>
-        <w:tc>
-          <w:tcPr>
-            <w:tcW w:type="dxa" w:w="1247"/>
-          </w:tcPr>
-          <w:p>
-            <w:r>
-              <w:rPr>
-                <w:b/>
-                <w:i w:val="0"/>
-                <w:sz w:val="16"/>
-              </w:rPr>
-              <w:t>S09</w:t>
-              <w:br/>
-            </w:r>
-            <w:r>
-              <w:rPr>
-                <w:b w:val="0"/>
-                <w:i w:val="0"/>
-                <w:color w:val="64748B"/>
-                <w:sz w:val="14"/>
-              </w:rPr>
-              <w:t>Dépenses non alimentaires</w:t>
-            </w:r>
-          </w:p>
-        </w:tc>
-        <w:tc>
-          <w:tcPr>
-            <w:tcW w:type="dxa" w:w="1531"/>
-          </w:tcPr>
-          <w:p>
-            <w:r>
-              <w:rPr>
-                <w:b/>
-                <w:i w:val="0"/>
-                <w:color w:val="16A34A"/>
-                <w:sz w:val="16"/>
-              </w:rPr>
-              <w:t>—</w:t>
-            </w:r>
-          </w:p>
-        </w:tc>
-        <w:tc>
-          <w:tcPr>
-            <w:tcW w:type="dxa" w:w="1191"/>
-          </w:tcPr>
-          <w:p>
-            <w:r>
-              <w:rPr>
-                <w:b w:val="0"/>
-                <w:i w:val="0"/>
-                <w:color w:val="64748B"/>
-                <w:sz w:val="16"/>
-              </w:rPr>
-              <w:t>GT-CQ</w:t>
-            </w:r>
-          </w:p>
-        </w:tc>
-        <w:tc>
-          <w:tcPr>
-            <w:tcW w:type="dxa" w:w="4706"/>
-          </w:tcPr>
-          <w:p>
-            <w:r>
-              <w:rPr>
-                <w:b w:val="0"/>
-                <w:i w:val="0"/>
-                <w:sz w:val="17"/>
-              </w:rPr>
-              <w:t>est relativement élevé.</w:t>
-            </w:r>
-          </w:p>
-        </w:tc>
-      </w:tr>
-      <w:tr>
-        <w:tc>
-          <w:tcPr>
-            <w:tcW w:type="dxa" w:w="964"/>
-          </w:tcPr>
-          <w:p>
-            <w:r>
-              <w:rPr>
-                <w:b/>
-                <w:i w:val="0"/>
-                <w:color w:val="EA580C"/>
-                <w:sz w:val="16"/>
-              </w:rPr>
-              <w:t>Moyenne</w:t>
-            </w:r>
-          </w:p>
-        </w:tc>
-        <w:tc>
-          <w:tcPr>
-            <w:tcW w:type="dxa" w:w="1247"/>
-          </w:tcPr>
-          <w:p>
-            <w:r>
-              <w:rPr>
-                <w:b/>
-                <w:i w:val="0"/>
-                <w:sz w:val="16"/>
-              </w:rPr>
-              <w:t>S09</w:t>
-              <w:br/>
-            </w:r>
-            <w:r>
-              <w:rPr>
-                <w:b w:val="0"/>
-                <w:i w:val="0"/>
-                <w:color w:val="64748B"/>
-                <w:sz w:val="14"/>
-              </w:rPr>
-              <w:t>Dépenses non alimentaires</w:t>
-            </w:r>
-          </w:p>
-        </w:tc>
-        <w:tc>
-          <w:tcPr>
-            <w:tcW w:type="dxa" w:w="1531"/>
-          </w:tcPr>
-          <w:p>
-            <w:r>
-              <w:rPr>
-                <w:b/>
-                <w:i w:val="0"/>
-                <w:color w:val="16A34A"/>
-                <w:sz w:val="16"/>
-              </w:rPr>
-              <w:t>—</w:t>
-            </w:r>
-          </w:p>
-        </w:tc>
-        <w:tc>
-          <w:tcPr>
-            <w:tcW w:type="dxa" w:w="1191"/>
-          </w:tcPr>
-          <w:p>
-            <w:r>
-              <w:rPr>
-                <w:b w:val="0"/>
-                <w:i w:val="0"/>
-                <w:color w:val="64748B"/>
-                <w:sz w:val="16"/>
-              </w:rPr>
-              <w:t>GT-CQ</w:t>
-            </w:r>
-          </w:p>
-        </w:tc>
-        <w:tc>
-          <w:tcPr>
-            <w:tcW w:type="dxa" w:w="4706"/>
-          </w:tcPr>
-          <w:p>
-            <w:r>
-              <w:rPr>
-                <w:b w:val="0"/>
-                <w:i w:val="0"/>
-                <w:sz w:val="17"/>
-              </w:rPr>
-              <w:t>Prière de corriger ou de confirmer avec le QG.</w:t>
-            </w:r>
-          </w:p>
-        </w:tc>
-      </w:tr>
-      <w:tr>
-        <w:tc>
-          <w:tcPr>
-            <w:tcW w:type="dxa" w:w="964"/>
-          </w:tcPr>
-          <w:p>
-            <w:r>
-              <w:rPr>
-                <w:b/>
-                <w:i w:val="0"/>
-                <w:color w:val="EA580C"/>
-                <w:sz w:val="16"/>
-              </w:rPr>
-              <w:t>Moyenne</w:t>
-            </w:r>
-          </w:p>
-        </w:tc>
-        <w:tc>
-          <w:tcPr>
-            <w:tcW w:type="dxa" w:w="1247"/>
-          </w:tcPr>
-          <w:p>
-            <w:r>
-              <w:rPr>
-                <w:b/>
-                <w:i w:val="0"/>
-                <w:sz w:val="16"/>
-              </w:rPr>
-              <w:t>S09</w:t>
-              <w:br/>
-            </w:r>
-            <w:r>
-              <w:rPr>
-                <w:b w:val="0"/>
-                <w:i w:val="0"/>
-                <w:color w:val="64748B"/>
-                <w:sz w:val="14"/>
-              </w:rPr>
-              <w:t>Dépenses non alimentaires</w:t>
-            </w:r>
-          </w:p>
-        </w:tc>
-        <w:tc>
-          <w:tcPr>
-            <w:tcW w:type="dxa" w:w="1531"/>
-          </w:tcPr>
-          <w:p>
-            <w:r>
-              <w:rPr>
-                <w:b/>
-                <w:i w:val="0"/>
-                <w:color w:val="16A34A"/>
-                <w:sz w:val="16"/>
-              </w:rPr>
-              <w:t>—</w:t>
-            </w:r>
-          </w:p>
-        </w:tc>
-        <w:tc>
-          <w:tcPr>
-            <w:tcW w:type="dxa" w:w="1191"/>
-          </w:tcPr>
-          <w:p>
-            <w:r>
-              <w:rPr>
-                <w:b w:val="0"/>
-                <w:i w:val="0"/>
-                <w:color w:val="64748B"/>
-                <w:sz w:val="16"/>
-              </w:rPr>
-              <w:t>GT-CQ</w:t>
-            </w:r>
-          </w:p>
-        </w:tc>
-        <w:tc>
-          <w:tcPr>
-            <w:tcW w:type="dxa" w:w="4706"/>
-          </w:tcPr>
-          <w:p>
-            <w:r>
-              <w:rPr>
-                <w:b w:val="0"/>
-                <w:i w:val="0"/>
-                <w:sz w:val="17"/>
-              </w:rPr>
-              <w:t>Attention ! La dépense du ménage de Zakaria Diouf (48000 Fcfa) au cours de 6 derniers mois de Chaussures hommes est relativement élevé.</w:t>
-            </w:r>
-          </w:p>
-        </w:tc>
-      </w:tr>
-      <w:tr>
-        <w:tc>
-          <w:tcPr>
-            <w:tcW w:type="dxa" w:w="964"/>
-          </w:tcPr>
-          <w:p>
-            <w:r>
-              <w:rPr>
-                <w:b/>
-                <w:i w:val="0"/>
-                <w:color w:val="EA580C"/>
-                <w:sz w:val="16"/>
-              </w:rPr>
-              <w:t>Moyenne</w:t>
-            </w:r>
-          </w:p>
-        </w:tc>
-        <w:tc>
-          <w:tcPr>
-            <w:tcW w:type="dxa" w:w="1247"/>
-          </w:tcPr>
-          <w:p>
-            <w:r>
-              <w:rPr>
-                <w:b/>
-                <w:i w:val="0"/>
-                <w:sz w:val="16"/>
-              </w:rPr>
-              <w:t>S09</w:t>
-              <w:br/>
-            </w:r>
-            <w:r>
-              <w:rPr>
-                <w:b w:val="0"/>
-                <w:i w:val="0"/>
-                <w:color w:val="64748B"/>
-                <w:sz w:val="14"/>
-              </w:rPr>
-              <w:t>Dépenses non alimentaires</w:t>
-            </w:r>
-          </w:p>
-        </w:tc>
-        <w:tc>
-          <w:tcPr>
-            <w:tcW w:type="dxa" w:w="1531"/>
-          </w:tcPr>
-          <w:p>
-            <w:r>
-              <w:rPr>
-                <w:b/>
-                <w:i w:val="0"/>
-                <w:color w:val="16A34A"/>
-                <w:sz w:val="16"/>
-              </w:rPr>
-              <w:t>—</w:t>
-            </w:r>
-          </w:p>
-        </w:tc>
-        <w:tc>
-          <w:tcPr>
-            <w:tcW w:type="dxa" w:w="1191"/>
-          </w:tcPr>
-          <w:p>
-            <w:r>
-              <w:rPr>
-                <w:b w:val="0"/>
-                <w:i w:val="0"/>
-                <w:color w:val="64748B"/>
-                <w:sz w:val="16"/>
-              </w:rPr>
-              <w:t>GT-CQ</w:t>
-            </w:r>
-          </w:p>
-        </w:tc>
-        <w:tc>
-          <w:tcPr>
-            <w:tcW w:type="dxa" w:w="4706"/>
-          </w:tcPr>
-          <w:p>
-            <w:r>
-              <w:rPr>
-                <w:b w:val="0"/>
-                <w:i w:val="0"/>
-                <w:sz w:val="17"/>
-              </w:rPr>
-              <w:t>Attention ! La dépense du ménage de Zakaria Diouf (28000 Fcfa) au cours de 12 derniers mois de Ustensiles de cuisine: casserole, marmite, tamis local, réparation d'ustensiles de cuisine, etc est relativement élevé.</w:t>
-            </w:r>
-          </w:p>
-        </w:tc>
-      </w:tr>
-      <w:tr>
-        <w:tc>
-          <w:tcPr>
-            <w:tcW w:type="dxa" w:w="964"/>
-          </w:tcPr>
-          <w:p>
-            <w:r>
-              <w:rPr>
-                <w:b/>
-                <w:i w:val="0"/>
-                <w:color w:val="EA580C"/>
-                <w:sz w:val="16"/>
-              </w:rPr>
-              <w:t>Moyenne</w:t>
-            </w:r>
-          </w:p>
-        </w:tc>
-        <w:tc>
-          <w:tcPr>
-            <w:tcW w:type="dxa" w:w="1247"/>
-          </w:tcPr>
-          <w:p>
-            <w:r>
-              <w:rPr>
-                <w:b/>
-                <w:i w:val="0"/>
-                <w:sz w:val="16"/>
-              </w:rPr>
-              <w:t>S09</w:t>
-              <w:br/>
-            </w:r>
-            <w:r>
-              <w:rPr>
-                <w:b w:val="0"/>
-                <w:i w:val="0"/>
-                <w:color w:val="64748B"/>
-                <w:sz w:val="14"/>
-              </w:rPr>
-              <w:t>Dépenses non alimentaires</w:t>
-            </w:r>
-          </w:p>
-        </w:tc>
-        <w:tc>
-          <w:tcPr>
-            <w:tcW w:type="dxa" w:w="1531"/>
-          </w:tcPr>
-          <w:p>
-            <w:r>
-              <w:rPr>
-                <w:b/>
-                <w:i w:val="0"/>
-                <w:color w:val="16A34A"/>
-                <w:sz w:val="16"/>
-              </w:rPr>
-              <w:t>—</w:t>
-            </w:r>
-          </w:p>
-        </w:tc>
-        <w:tc>
-          <w:tcPr>
-            <w:tcW w:type="dxa" w:w="1191"/>
-          </w:tcPr>
-          <w:p>
-            <w:r>
-              <w:rPr>
-                <w:b w:val="0"/>
-                <w:i w:val="0"/>
-                <w:color w:val="64748B"/>
-                <w:sz w:val="16"/>
-              </w:rPr>
-              <w:t>GT-CQ</w:t>
-            </w:r>
-          </w:p>
-        </w:tc>
-        <w:tc>
-          <w:tcPr>
-            <w:tcW w:type="dxa" w:w="4706"/>
-          </w:tcPr>
-          <w:p>
-            <w:r>
-              <w:rPr>
-                <w:b w:val="0"/>
-                <w:i w:val="0"/>
-                <w:sz w:val="17"/>
-              </w:rPr>
-              <w:t>Prière de corriger ou de confirmer avec le QG.</w:t>
-            </w:r>
-          </w:p>
-        </w:tc>
-      </w:tr>
-      <w:tr>
-        <w:tc>
-          <w:tcPr>
-            <w:tcW w:type="dxa" w:w="964"/>
-          </w:tcPr>
-          <w:p>
-            <w:r>
-              <w:rPr>
-                <w:b/>
-                <w:i w:val="0"/>
-                <w:color w:val="EA580C"/>
-                <w:sz w:val="16"/>
-              </w:rPr>
-              <w:t>Moyenne</w:t>
-            </w:r>
-          </w:p>
-        </w:tc>
-        <w:tc>
-          <w:tcPr>
-            <w:tcW w:type="dxa" w:w="1247"/>
-          </w:tcPr>
-          <w:p>
-            <w:r>
-              <w:rPr>
-                <w:b/>
-                <w:i w:val="0"/>
-                <w:sz w:val="16"/>
-              </w:rPr>
-              <w:t>S09</w:t>
-              <w:br/>
-            </w:r>
-            <w:r>
-              <w:rPr>
-                <w:b w:val="0"/>
-                <w:i w:val="0"/>
-                <w:color w:val="64748B"/>
-                <w:sz w:val="14"/>
-              </w:rPr>
-              <w:t>Dépenses non alimentaires</w:t>
-            </w:r>
-          </w:p>
-        </w:tc>
-        <w:tc>
-          <w:tcPr>
-            <w:tcW w:type="dxa" w:w="1531"/>
-          </w:tcPr>
-          <w:p>
-            <w:r>
-              <w:rPr>
-                <w:b/>
-                <w:i w:val="0"/>
-                <w:color w:val="16A34A"/>
-                <w:sz w:val="16"/>
-              </w:rPr>
-              <w:t>—</w:t>
-            </w:r>
-          </w:p>
-        </w:tc>
-        <w:tc>
-          <w:tcPr>
-            <w:tcW w:type="dxa" w:w="1191"/>
-          </w:tcPr>
-          <w:p>
-            <w:r>
-              <w:rPr>
-                <w:b w:val="0"/>
-                <w:i w:val="0"/>
-                <w:color w:val="64748B"/>
-                <w:sz w:val="16"/>
-              </w:rPr>
-              <w:t>GT-CQ</w:t>
-            </w:r>
-          </w:p>
-        </w:tc>
-        <w:tc>
-          <w:tcPr>
-            <w:tcW w:type="dxa" w:w="4706"/>
-          </w:tcPr>
-          <w:p>
-            <w:r>
-              <w:rPr>
-                <w:b w:val="0"/>
-                <w:i w:val="0"/>
-                <w:sz w:val="17"/>
-              </w:rPr>
-              <w:t>Attention ! La dépense du ménage de Zakaria Diouf (65000 Fcfa) au cours de 12 derniers mois de Achat d'un téléphone portable est relativement élevé.</w:t>
-            </w:r>
-          </w:p>
-        </w:tc>
-      </w:tr>
-      <w:tr>
-        <w:tc>
-          <w:tcPr>
-            <w:tcW w:type="dxa" w:w="964"/>
-          </w:tcPr>
-          <w:p>
-            <w:r>
-              <w:rPr>
-                <w:b/>
-                <w:i w:val="0"/>
-                <w:color w:val="EA580C"/>
-                <w:sz w:val="16"/>
-              </w:rPr>
-              <w:t>Moyenne</w:t>
-            </w:r>
-          </w:p>
-        </w:tc>
-        <w:tc>
-          <w:tcPr>
-            <w:tcW w:type="dxa" w:w="1247"/>
-          </w:tcPr>
-          <w:p>
-            <w:r>
-              <w:rPr>
-                <w:b/>
-                <w:i w:val="0"/>
-                <w:sz w:val="16"/>
-              </w:rPr>
-              <w:t>S10</w:t>
-              <w:br/>
-            </w:r>
-            <w:r>
-              <w:rPr>
-                <w:b w:val="0"/>
-                <w:i w:val="0"/>
-                <w:color w:val="64748B"/>
-                <w:sz w:val="14"/>
-              </w:rPr>
-              <w:t>Logement</w:t>
-            </w:r>
-          </w:p>
-        </w:tc>
-        <w:tc>
-          <w:tcPr>
-            <w:tcW w:type="dxa" w:w="1531"/>
-          </w:tcPr>
-          <w:p>
-            <w:r>
-              <w:rPr>
-                <w:b/>
-                <w:i w:val="0"/>
-                <w:color w:val="16A34A"/>
-                <w:sz w:val="16"/>
-              </w:rPr>
-              <w:t>s10q49, s10q48</w:t>
-            </w:r>
-          </w:p>
-        </w:tc>
-        <w:tc>
-          <w:tcPr>
-            <w:tcW w:type="dxa" w:w="1191"/>
-          </w:tcPr>
-          <w:p>
-            <w:r>
-              <w:rPr>
-                <w:b w:val="0"/>
-                <w:i w:val="0"/>
-                <w:color w:val="64748B"/>
-                <w:sz w:val="16"/>
-              </w:rPr>
-              <w:t>GT-CQ</w:t>
-            </w:r>
-          </w:p>
-        </w:tc>
-        <w:tc>
-          <w:tcPr>
-            <w:tcW w:type="dxa" w:w="4706"/>
-          </w:tcPr>
-          <w:p>
-            <w:r>
-              <w:rPr>
-                <w:b w:val="0"/>
-                <w:i w:val="0"/>
-                <w:sz w:val="17"/>
-              </w:rPr>
-              <w:t>Le montant dépensé de l'entreprise Vente Ndeki en achat de matières premières pour les produits vendus au cours des 30 derniers jours ou durant le dernier mois où l'entreprise a fonctionné ne peut pas être supéreur aux montants obtenus sur la vente de produits transformés par l'entreprise au cours de cette même période où l'entreprise a fonctionné (s10q49 &gt; s10q48), prière de corriger.</w:t>
-            </w:r>
-          </w:p>
-        </w:tc>
-      </w:tr>
-      <w:tr>
-        <w:tc>
-          <w:tcPr>
-            <w:tcW w:type="dxa" w:w="964"/>
-          </w:tcPr>
-          <w:p>
-            <w:r>
-              <w:rPr>
-                <w:b/>
-                <w:i w:val="0"/>
-                <w:color w:val="EA580C"/>
-                <w:sz w:val="16"/>
-              </w:rPr>
-              <w:t>Moyenne</w:t>
-            </w:r>
-          </w:p>
-        </w:tc>
-        <w:tc>
-          <w:tcPr>
-            <w:tcW w:type="dxa" w:w="1247"/>
-          </w:tcPr>
-          <w:p>
-            <w:r>
-              <w:rPr>
-                <w:b/>
-                <w:i w:val="0"/>
-                <w:sz w:val="16"/>
-              </w:rPr>
-              <w:t>S10</w:t>
-              <w:br/>
-            </w:r>
-            <w:r>
-              <w:rPr>
-                <w:b w:val="0"/>
-                <w:i w:val="0"/>
-                <w:color w:val="64748B"/>
-                <w:sz w:val="14"/>
-              </w:rPr>
-              <w:t>Logement</w:t>
-            </w:r>
-          </w:p>
-        </w:tc>
-        <w:tc>
-          <w:tcPr>
-            <w:tcW w:type="dxa" w:w="1531"/>
-          </w:tcPr>
-          <w:p>
-            <w:r>
-              <w:rPr>
-                <w:b/>
-                <w:i w:val="0"/>
-                <w:color w:val="16A34A"/>
-                <w:sz w:val="16"/>
-              </w:rPr>
-              <w:t>s10q49, s10q48</w:t>
-            </w:r>
-          </w:p>
-        </w:tc>
-        <w:tc>
-          <w:tcPr>
-            <w:tcW w:type="dxa" w:w="1191"/>
-          </w:tcPr>
-          <w:p>
-            <w:r>
-              <w:rPr>
-                <w:b w:val="0"/>
-                <w:i w:val="0"/>
-                <w:color w:val="64748B"/>
-                <w:sz w:val="16"/>
-              </w:rPr>
-              <w:t>GT-CQ</w:t>
-            </w:r>
-          </w:p>
-        </w:tc>
-        <w:tc>
-          <w:tcPr>
-            <w:tcW w:type="dxa" w:w="4706"/>
-          </w:tcPr>
-          <w:p>
-            <w:r>
-              <w:rPr>
-                <w:b w:val="0"/>
-                <w:i w:val="0"/>
-                <w:sz w:val="17"/>
-              </w:rPr>
-              <w:t>L'entreprise Vente Ndeki a depensé en achat de matières premières pour les produits vendus (s10q49 different de 0) mais dit n'avoir réçu aucune somme sur la vente de produits transformés (s10q48 est égal à 0), prière de fournir de l'effort pour estimer le montant obtenu sur la vente vente de produits transformés.</w:t>
-            </w:r>
-          </w:p>
-        </w:tc>
-      </w:tr>
-      <w:tr>
-        <w:tc>
-          <w:tcPr>
-            <w:tcW w:type="dxa" w:w="964"/>
-          </w:tcPr>
-          <w:p>
-            <w:r>
-              <w:rPr>
-                <w:b/>
-                <w:i w:val="0"/>
-                <w:color w:val="EA580C"/>
-                <w:sz w:val="16"/>
-              </w:rPr>
-              <w:t>Moyenne</w:t>
-            </w:r>
-          </w:p>
-        </w:tc>
-        <w:tc>
-          <w:tcPr>
-            <w:tcW w:type="dxa" w:w="1247"/>
-          </w:tcPr>
-          <w:p>
-            <w:r>
-              <w:rPr>
-                <w:b/>
-                <w:i w:val="0"/>
-                <w:sz w:val="16"/>
-              </w:rPr>
-              <w:t>S10</w:t>
-              <w:br/>
-            </w:r>
-            <w:r>
-              <w:rPr>
-                <w:b w:val="0"/>
-                <w:i w:val="0"/>
-                <w:color w:val="64748B"/>
-                <w:sz w:val="14"/>
-              </w:rPr>
-              <w:t>Logement</w:t>
-            </w:r>
-          </w:p>
-        </w:tc>
-        <w:tc>
-          <w:tcPr>
-            <w:tcW w:type="dxa" w:w="1531"/>
-          </w:tcPr>
-          <w:p>
-            <w:r>
-              <w:rPr>
-                <w:b/>
-                <w:i w:val="0"/>
-                <w:color w:val="16A34A"/>
-                <w:sz w:val="16"/>
-              </w:rPr>
-              <w:t>—</w:t>
-            </w:r>
-          </w:p>
-        </w:tc>
-        <w:tc>
-          <w:tcPr>
-            <w:tcW w:type="dxa" w:w="1191"/>
-          </w:tcPr>
-          <w:p>
-            <w:r>
-              <w:rPr>
-                <w:b w:val="0"/>
-                <w:i w:val="0"/>
-                <w:color w:val="64748B"/>
-                <w:sz w:val="16"/>
-              </w:rPr>
-              <w:t>GT-CQ</w:t>
-            </w:r>
-          </w:p>
-        </w:tc>
-        <w:tc>
-          <w:tcPr>
-            <w:tcW w:type="dxa" w:w="4706"/>
-          </w:tcPr>
-          <w:p>
-            <w:r>
-              <w:rPr>
-                <w:b w:val="0"/>
-                <w:i w:val="0"/>
-                <w:sz w:val="17"/>
-              </w:rPr>
-              <w:t>L'entreprise Vente Ndeki n'est pas une entreprise de fabrication et pourtant vous avez renseigné soit renseigner la question 10.48 ou 10.49, si vous pensez qu'elle est une entreprise de fabrication prière de reprendre le classement de la nomenclature en 10.17a ou s'elle ne fait de fabrication merci de mettre 0 en 10.48 et 10.49.</w:t>
-            </w:r>
-          </w:p>
-        </w:tc>
-      </w:tr>
-      <w:tr>
-        <w:tc>
-          <w:tcPr>
-            <w:tcW w:type="dxa" w:w="964"/>
-          </w:tcPr>
-          <w:p>
-            <w:r>
-              <w:rPr>
-                <w:b/>
-                <w:i w:val="0"/>
-                <w:color w:val="EA580C"/>
-                <w:sz w:val="16"/>
-              </w:rPr>
-              <w:t>Moyenne</w:t>
-            </w:r>
-          </w:p>
-        </w:tc>
-        <w:tc>
-          <w:tcPr>
-            <w:tcW w:type="dxa" w:w="1247"/>
-          </w:tcPr>
-          <w:p>
-            <w:r>
-              <w:rPr>
-                <w:b/>
-                <w:i w:val="0"/>
-                <w:sz w:val="16"/>
-              </w:rPr>
-              <w:t>S10</w:t>
-              <w:br/>
-            </w:r>
-            <w:r>
-              <w:rPr>
-                <w:b w:val="0"/>
-                <w:i w:val="0"/>
-                <w:color w:val="64748B"/>
-                <w:sz w:val="14"/>
-              </w:rPr>
-              <w:t>Logement</w:t>
-            </w:r>
-          </w:p>
-        </w:tc>
-        <w:tc>
-          <w:tcPr>
-            <w:tcW w:type="dxa" w:w="1531"/>
-          </w:tcPr>
-          <w:p>
-            <w:r>
-              <w:rPr>
-                <w:b/>
-                <w:i w:val="0"/>
-                <w:color w:val="16A34A"/>
-                <w:sz w:val="16"/>
-              </w:rPr>
-              <w:t>—</w:t>
-            </w:r>
-          </w:p>
-        </w:tc>
-        <w:tc>
-          <w:tcPr>
-            <w:tcW w:type="dxa" w:w="1191"/>
-          </w:tcPr>
-          <w:p>
-            <w:r>
-              <w:rPr>
-                <w:b w:val="0"/>
-                <w:i w:val="0"/>
-                <w:color w:val="64748B"/>
-                <w:sz w:val="16"/>
-              </w:rPr>
-              <w:t>GT-CQ</w:t>
-            </w:r>
-          </w:p>
-        </w:tc>
-        <w:tc>
-          <w:tcPr>
-            <w:tcW w:type="dxa" w:w="4706"/>
-          </w:tcPr>
-          <w:p>
-            <w:r>
-              <w:rPr>
-                <w:b w:val="0"/>
-                <w:i w:val="0"/>
-                <w:sz w:val="17"/>
-              </w:rPr>
-              <w:t>Mettre soit le montant en 10.46 et 10.47 s'elle fait de commerce ou mettre en 10.50 s'elle rend service.</w:t>
-            </w:r>
-          </w:p>
-        </w:tc>
-      </w:tr>
-      <w:tr>
-        <w:tc>
-          <w:tcPr>
-            <w:tcW w:type="dxa" w:w="964"/>
-          </w:tcPr>
-          <w:p>
-            <w:r>
-              <w:rPr>
-                <w:b/>
-                <w:i w:val="0"/>
-                <w:color w:val="EA580C"/>
-                <w:sz w:val="16"/>
-              </w:rPr>
-              <w:t>Moyenne</w:t>
-            </w:r>
-          </w:p>
-        </w:tc>
-        <w:tc>
-          <w:tcPr>
-            <w:tcW w:type="dxa" w:w="1247"/>
-          </w:tcPr>
-          <w:p>
-            <w:r>
-              <w:rPr>
-                <w:b/>
-                <w:i w:val="0"/>
-                <w:sz w:val="16"/>
-              </w:rPr>
-              <w:t>S10</w:t>
-              <w:br/>
-            </w:r>
-            <w:r>
-              <w:rPr>
-                <w:b w:val="0"/>
-                <w:i w:val="0"/>
-                <w:color w:val="64748B"/>
-                <w:sz w:val="14"/>
-              </w:rPr>
-              <w:t>Logement</w:t>
-            </w:r>
-          </w:p>
-        </w:tc>
-        <w:tc>
-          <w:tcPr>
-            <w:tcW w:type="dxa" w:w="1531"/>
-          </w:tcPr>
-          <w:p>
-            <w:r>
-              <w:rPr>
-                <w:b/>
-                <w:i w:val="0"/>
-                <w:color w:val="16A34A"/>
-                <w:sz w:val="16"/>
-              </w:rPr>
-              <w:t>s10q49, s10q48</w:t>
-            </w:r>
-          </w:p>
-        </w:tc>
-        <w:tc>
-          <w:tcPr>
-            <w:tcW w:type="dxa" w:w="1191"/>
-          </w:tcPr>
-          <w:p>
-            <w:r>
-              <w:rPr>
-                <w:b w:val="0"/>
-                <w:i w:val="0"/>
-                <w:color w:val="64748B"/>
-                <w:sz w:val="16"/>
-              </w:rPr>
-              <w:t>GT-CQ</w:t>
-            </w:r>
-          </w:p>
-        </w:tc>
-        <w:tc>
-          <w:tcPr>
-            <w:tcW w:type="dxa" w:w="4706"/>
-          </w:tcPr>
-          <w:p>
-            <w:r>
-              <w:rPr>
-                <w:b w:val="0"/>
-                <w:i w:val="0"/>
-                <w:sz w:val="17"/>
-              </w:rPr>
-              <w:t>Le montant dépensé de l'entreprise Vente de ndeki en achat de matières premières pour les produits vendus au cours des 30 derniers jours ou durant le dernier mois où l'entreprise a fonctionné ne peut pas être supéreur aux montants obtenus sur la vente de produits transformés par l'entreprise au cours de cette même période où l'entreprise a fonctionné (s10q49 &gt; s10q48), prière de corriger.</w:t>
-            </w:r>
-          </w:p>
-        </w:tc>
-      </w:tr>
-      <w:tr>
-        <w:tc>
-          <w:tcPr>
-            <w:tcW w:type="dxa" w:w="964"/>
-          </w:tcPr>
-          <w:p>
-            <w:r>
-              <w:rPr>
-                <w:b/>
-                <w:i w:val="0"/>
-                <w:color w:val="EA580C"/>
-                <w:sz w:val="16"/>
-              </w:rPr>
-              <w:t>Moyenne</w:t>
-            </w:r>
-          </w:p>
-        </w:tc>
-        <w:tc>
-          <w:tcPr>
-            <w:tcW w:type="dxa" w:w="1247"/>
-          </w:tcPr>
-          <w:p>
-            <w:r>
-              <w:rPr>
-                <w:b/>
-                <w:i w:val="0"/>
-                <w:sz w:val="16"/>
-              </w:rPr>
-              <w:t>S10</w:t>
-              <w:br/>
-            </w:r>
-            <w:r>
-              <w:rPr>
-                <w:b w:val="0"/>
-                <w:i w:val="0"/>
-                <w:color w:val="64748B"/>
-                <w:sz w:val="14"/>
-              </w:rPr>
-              <w:t>Logement</w:t>
-            </w:r>
-          </w:p>
-        </w:tc>
-        <w:tc>
-          <w:tcPr>
-            <w:tcW w:type="dxa" w:w="1531"/>
-          </w:tcPr>
-          <w:p>
-            <w:r>
-              <w:rPr>
-                <w:b/>
-                <w:i w:val="0"/>
-                <w:color w:val="16A34A"/>
-                <w:sz w:val="16"/>
-              </w:rPr>
-              <w:t>s10q49, s10q48</w:t>
-            </w:r>
-          </w:p>
-        </w:tc>
-        <w:tc>
-          <w:tcPr>
-            <w:tcW w:type="dxa" w:w="1191"/>
-          </w:tcPr>
-          <w:p>
-            <w:r>
-              <w:rPr>
-                <w:b w:val="0"/>
-                <w:i w:val="0"/>
-                <w:color w:val="64748B"/>
-                <w:sz w:val="16"/>
-              </w:rPr>
-              <w:t>GT-CQ</w:t>
-            </w:r>
-          </w:p>
-        </w:tc>
-        <w:tc>
-          <w:tcPr>
-            <w:tcW w:type="dxa" w:w="4706"/>
-          </w:tcPr>
-          <w:p>
-            <w:r>
-              <w:rPr>
-                <w:b w:val="0"/>
-                <w:i w:val="0"/>
-                <w:sz w:val="17"/>
-              </w:rPr>
-              <w:t>L'entreprise Vente de ndeki a depensé en achat de matières premières pour les produits vendus (s10q49 different de 0) mais dit n'avoir réçu aucune somme sur la vente de produits transformés (s10q48 est égal à 0), prière de fournir de l'effort pour estimer le montant obtenu sur la vente vente de produits transformés.</w:t>
-            </w:r>
-          </w:p>
-        </w:tc>
-      </w:tr>
-      <w:tr>
-        <w:tc>
-          <w:tcPr>
-            <w:tcW w:type="dxa" w:w="964"/>
-          </w:tcPr>
-          <w:p>
-            <w:r>
-              <w:rPr>
-                <w:b/>
-                <w:i w:val="0"/>
-                <w:color w:val="EA580C"/>
-                <w:sz w:val="16"/>
-              </w:rPr>
-              <w:t>Moyenne</w:t>
-            </w:r>
-          </w:p>
-        </w:tc>
-        <w:tc>
-          <w:tcPr>
-            <w:tcW w:type="dxa" w:w="1247"/>
-          </w:tcPr>
-          <w:p>
-            <w:r>
-              <w:rPr>
-                <w:b/>
-                <w:i w:val="0"/>
-                <w:sz w:val="16"/>
-              </w:rPr>
-              <w:t>S10</w:t>
-              <w:br/>
-            </w:r>
-            <w:r>
-              <w:rPr>
-                <w:b w:val="0"/>
-                <w:i w:val="0"/>
-                <w:color w:val="64748B"/>
-                <w:sz w:val="14"/>
-              </w:rPr>
-              <w:t>Logement</w:t>
-            </w:r>
-          </w:p>
-        </w:tc>
-        <w:tc>
-          <w:tcPr>
-            <w:tcW w:type="dxa" w:w="1531"/>
-          </w:tcPr>
-          <w:p>
-            <w:r>
-              <w:rPr>
-                <w:b/>
-                <w:i w:val="0"/>
-                <w:color w:val="16A34A"/>
-                <w:sz w:val="16"/>
-              </w:rPr>
-              <w:t>—</w:t>
-            </w:r>
-          </w:p>
-        </w:tc>
-        <w:tc>
-          <w:tcPr>
-            <w:tcW w:type="dxa" w:w="1191"/>
-          </w:tcPr>
-          <w:p>
-            <w:r>
-              <w:rPr>
-                <w:b w:val="0"/>
-                <w:i w:val="0"/>
-                <w:color w:val="64748B"/>
-                <w:sz w:val="16"/>
-              </w:rPr>
-              <w:t>GT-CQ</w:t>
-            </w:r>
-          </w:p>
-        </w:tc>
-        <w:tc>
-          <w:tcPr>
-            <w:tcW w:type="dxa" w:w="4706"/>
-          </w:tcPr>
-          <w:p>
-            <w:r>
-              <w:rPr>
-                <w:b w:val="0"/>
-                <w:i w:val="0"/>
-                <w:sz w:val="17"/>
-              </w:rPr>
-              <w:t>L'entreprise Vente de ndeki n'est pas une entreprise de fabrication et pourtant vous avez renseigné soit renseigner la question 10.48 ou 10.49, si vous pensez qu'elle est une entreprise de fabrication prière de reprendre le classement de la nomenclature en 10.17a ou s'elle ne fait de fabrication merci de mettre 0 en 10.48 et 10.49.</w:t>
-            </w:r>
-          </w:p>
-        </w:tc>
-      </w:tr>
-      <w:tr>
-        <w:tc>
-          <w:tcPr>
-            <w:tcW w:type="dxa" w:w="964"/>
-          </w:tcPr>
-          <w:p>
-            <w:r>
-              <w:rPr>
-                <w:b/>
-                <w:i w:val="0"/>
-                <w:color w:val="EA580C"/>
-                <w:sz w:val="16"/>
-              </w:rPr>
-              <w:t>Moyenne</w:t>
-            </w:r>
-          </w:p>
-        </w:tc>
-        <w:tc>
-          <w:tcPr>
-            <w:tcW w:type="dxa" w:w="1247"/>
-          </w:tcPr>
-          <w:p>
-            <w:r>
-              <w:rPr>
-                <w:b/>
-                <w:i w:val="0"/>
-                <w:sz w:val="16"/>
-              </w:rPr>
-              <w:t>S11</w:t>
-              <w:br/>
-            </w:r>
-            <w:r>
-              <w:rPr>
-                <w:b w:val="0"/>
-                <w:i w:val="0"/>
-                <w:color w:val="64748B"/>
-                <w:sz w:val="14"/>
-              </w:rPr>
-              <w:t>Logement / cadre de vie</w:t>
-            </w:r>
-          </w:p>
-        </w:tc>
-        <w:tc>
-          <w:tcPr>
-            <w:tcW w:type="dxa" w:w="1531"/>
-          </w:tcPr>
-          <w:p>
-            <w:r>
-              <w:rPr>
-                <w:b/>
-                <w:i w:val="0"/>
-                <w:color w:val="16A34A"/>
-                <w:sz w:val="16"/>
-              </w:rPr>
-              <w:t>—</w:t>
-            </w:r>
-          </w:p>
-        </w:tc>
-        <w:tc>
-          <w:tcPr>
-            <w:tcW w:type="dxa" w:w="1191"/>
-          </w:tcPr>
-          <w:p>
-            <w:r>
-              <w:rPr>
-                <w:b w:val="0"/>
-                <w:i w:val="0"/>
-                <w:color w:val="64748B"/>
-                <w:sz w:val="16"/>
-              </w:rPr>
-              <w:t>GT-CQ</w:t>
-            </w:r>
-          </w:p>
-        </w:tc>
-        <w:tc>
-          <w:tcPr>
-            <w:tcW w:type="dxa" w:w="4706"/>
-          </w:tcPr>
-          <w:p>
-            <w:r>
-              <w:rPr>
-                <w:b w:val="0"/>
-                <w:i w:val="0"/>
-                <w:sz w:val="17"/>
-              </w:rPr>
-              <w:t>Attention!!! Les ménages vivants dans un(e) Maison à Etage à DIOURBEL Urbain ont généralement comme principal matériau de revêtement du sol du logement le/la Carreaux/Marbre, mais celui du ménage de Zakaria Diouf (Ciment/Béton) diffère de celui-ci.</w:t>
-            </w:r>
-          </w:p>
-        </w:tc>
-      </w:tr>
-      <w:tr>
-        <w:tc>
-          <w:tcPr>
-            <w:tcW w:type="dxa" w:w="964"/>
-          </w:tcPr>
-          <w:p>
-            <w:r>
-              <w:rPr>
-                <w:b/>
-                <w:i w:val="0"/>
-                <w:color w:val="EA580C"/>
-                <w:sz w:val="16"/>
-              </w:rPr>
-              <w:t>Moyenne</w:t>
-            </w:r>
-          </w:p>
-        </w:tc>
-        <w:tc>
-          <w:tcPr>
-            <w:tcW w:type="dxa" w:w="1247"/>
-          </w:tcPr>
-          <w:p>
-            <w:r>
-              <w:rPr>
-                <w:b/>
-                <w:i w:val="0"/>
-                <w:sz w:val="16"/>
-              </w:rPr>
-              <w:t>S11</w:t>
-              <w:br/>
-            </w:r>
-            <w:r>
-              <w:rPr>
-                <w:b w:val="0"/>
-                <w:i w:val="0"/>
-                <w:color w:val="64748B"/>
-                <w:sz w:val="14"/>
-              </w:rPr>
-              <w:t>Logement / cadre de vie</w:t>
-            </w:r>
-          </w:p>
-        </w:tc>
-        <w:tc>
-          <w:tcPr>
-            <w:tcW w:type="dxa" w:w="1531"/>
-          </w:tcPr>
-          <w:p>
-            <w:r>
-              <w:rPr>
-                <w:b/>
-                <w:i w:val="0"/>
-                <w:color w:val="16A34A"/>
-                <w:sz w:val="16"/>
-              </w:rPr>
-              <w:t>—</w:t>
-            </w:r>
-          </w:p>
-        </w:tc>
-        <w:tc>
-          <w:tcPr>
-            <w:tcW w:type="dxa" w:w="1191"/>
-          </w:tcPr>
-          <w:p>
-            <w:r>
-              <w:rPr>
-                <w:b w:val="0"/>
-                <w:i w:val="0"/>
-                <w:color w:val="64748B"/>
-                <w:sz w:val="16"/>
-              </w:rPr>
-              <w:t>GT-CQ</w:t>
-            </w:r>
-          </w:p>
-        </w:tc>
-        <w:tc>
-          <w:tcPr>
-            <w:tcW w:type="dxa" w:w="4706"/>
-          </w:tcPr>
-          <w:p>
-            <w:r>
-              <w:rPr>
-                <w:b w:val="0"/>
-                <w:i w:val="0"/>
-                <w:sz w:val="17"/>
-              </w:rPr>
-              <w:t>Prière de vérifier pour être sûr que vous avez choisi les bonnes modalités des questions 11.01 et 11.19.</w:t>
-            </w:r>
-          </w:p>
-        </w:tc>
-      </w:tr>
-      <w:tr>
-        <w:tc>
-          <w:tcPr>
-            <w:tcW w:type="dxa" w:w="964"/>
-          </w:tcPr>
-          <w:p>
-            <w:r>
-              <w:rPr>
-                <w:b/>
-                <w:i w:val="0"/>
-                <w:color w:val="EA580C"/>
-                <w:sz w:val="16"/>
-              </w:rPr>
-              <w:t>Moyenne</w:t>
-            </w:r>
-          </w:p>
-        </w:tc>
-        <w:tc>
-          <w:tcPr>
-            <w:tcW w:type="dxa" w:w="1247"/>
-          </w:tcPr>
-          <w:p>
-            <w:r>
-              <w:rPr>
-                <w:b/>
-                <w:i w:val="0"/>
-                <w:sz w:val="16"/>
-              </w:rPr>
-              <w:t>S11</w:t>
-              <w:br/>
-            </w:r>
-            <w:r>
-              <w:rPr>
-                <w:b w:val="0"/>
-                <w:i w:val="0"/>
-                <w:color w:val="64748B"/>
-                <w:sz w:val="14"/>
-              </w:rPr>
-              <w:t>Logement / cadre de vie</w:t>
-            </w:r>
-          </w:p>
-        </w:tc>
-        <w:tc>
-          <w:tcPr>
-            <w:tcW w:type="dxa" w:w="1531"/>
-          </w:tcPr>
-          <w:p>
-            <w:r>
-              <w:rPr>
-                <w:b/>
-                <w:i w:val="0"/>
-                <w:color w:val="16A34A"/>
-                <w:sz w:val="16"/>
-              </w:rPr>
-              <w:t>—</w:t>
-            </w:r>
-          </w:p>
-        </w:tc>
-        <w:tc>
-          <w:tcPr>
-            <w:tcW w:type="dxa" w:w="1191"/>
-          </w:tcPr>
-          <w:p>
-            <w:r>
-              <w:rPr>
-                <w:b w:val="0"/>
-                <w:i w:val="0"/>
-                <w:color w:val="64748B"/>
-                <w:sz w:val="16"/>
-              </w:rPr>
-              <w:t>GT-CQ</w:t>
-            </w:r>
-          </w:p>
-        </w:tc>
-        <w:tc>
-          <w:tcPr>
-            <w:tcW w:type="dxa" w:w="4706"/>
-          </w:tcPr>
-          <w:p>
-            <w:r>
-              <w:rPr>
-                <w:b w:val="0"/>
-                <w:i w:val="0"/>
-                <w:sz w:val="17"/>
-              </w:rPr>
-              <w:t>Merci de ne pas corriger si vous êtes sûr de celui donné par le ménage et observé par vous.</w:t>
-            </w:r>
-          </w:p>
-        </w:tc>
-      </w:tr>
-      <w:tr>
-        <w:tc>
-          <w:tcPr>
-            <w:tcW w:type="dxa" w:w="964"/>
-          </w:tcPr>
-          <w:p>
-            <w:r>
-              <w:rPr>
-                <w:b/>
-                <w:i w:val="0"/>
-                <w:color w:val="EA580C"/>
-                <w:sz w:val="16"/>
-              </w:rPr>
-              <w:t>Moyenne</w:t>
-            </w:r>
-          </w:p>
-        </w:tc>
-        <w:tc>
-          <w:tcPr>
-            <w:tcW w:type="dxa" w:w="1247"/>
-          </w:tcPr>
-          <w:p>
-            <w:r>
-              <w:rPr>
-                <w:b/>
-                <w:i w:val="0"/>
-                <w:sz w:val="16"/>
-              </w:rPr>
-              <w:t>S12</w:t>
-              <w:br/>
-            </w:r>
-            <w:r>
-              <w:rPr>
-                <w:b w:val="0"/>
-                <w:i w:val="0"/>
-                <w:color w:val="64748B"/>
-                <w:sz w:val="14"/>
-              </w:rPr>
-              <w:t>Avoirs / biens durables</w:t>
-            </w:r>
-          </w:p>
-        </w:tc>
-        <w:tc>
-          <w:tcPr>
-            <w:tcW w:type="dxa" w:w="1531"/>
-          </w:tcPr>
-          <w:p>
-            <w:r>
-              <w:rPr>
-                <w:b/>
-                <w:i w:val="0"/>
-                <w:color w:val="16A34A"/>
-                <w:sz w:val="16"/>
-              </w:rPr>
-              <w:t>s00q27, s01q00a, s01q12, s01q13, s02q04, s03q11, s03q12, s01q01</w:t>
-            </w:r>
-          </w:p>
-        </w:tc>
-        <w:tc>
-          <w:tcPr>
-            <w:tcW w:type="dxa" w:w="1191"/>
-          </w:tcPr>
-          <w:p>
-            <w:r>
-              <w:rPr>
-                <w:b w:val="0"/>
-                <w:i w:val="0"/>
-                <w:color w:val="64748B"/>
-                <w:sz w:val="16"/>
-              </w:rPr>
-              <w:t>GT-CQ</w:t>
-            </w:r>
-          </w:p>
-        </w:tc>
-        <w:tc>
-          <w:tcPr>
-            <w:tcW w:type="dxa" w:w="4706"/>
-          </w:tcPr>
-          <w:p>
-            <w:r>
-              <w:rPr>
-                <w:b w:val="0"/>
-                <w:i w:val="0"/>
-                <w:sz w:val="17"/>
-              </w:rPr>
-              <w:t>Le nombre d'article ( Matelas simple)  dans ce ménages est élevé (14), prière de corriger ou confirmer avec le QG.</w:t>
-            </w:r>
-          </w:p>
-        </w:tc>
-      </w:tr>
-      <w:tr>
-        <w:tc>
-          <w:tcPr>
-            <w:tcW w:type="dxa" w:w="964"/>
-          </w:tcPr>
-          <w:p>
-            <w:r>
-              <w:rPr>
-                <w:b/>
-                <w:i w:val="0"/>
-                <w:color w:val="EA580C"/>
-                <w:sz w:val="16"/>
-              </w:rPr>
-              <w:t>Moyenne</w:t>
-            </w:r>
-          </w:p>
-        </w:tc>
-        <w:tc>
-          <w:tcPr>
-            <w:tcW w:type="dxa" w:w="1247"/>
-          </w:tcPr>
-          <w:p>
-            <w:r>
-              <w:rPr>
-                <w:b/>
-                <w:i w:val="0"/>
-                <w:sz w:val="16"/>
-              </w:rPr>
-              <w:t>S12</w:t>
-              <w:br/>
-            </w:r>
-            <w:r>
-              <w:rPr>
-                <w:b w:val="0"/>
-                <w:i w:val="0"/>
-                <w:color w:val="64748B"/>
-                <w:sz w:val="14"/>
-              </w:rPr>
-              <w:t>Avoirs / biens durables</w:t>
-            </w:r>
-          </w:p>
-        </w:tc>
-        <w:tc>
-          <w:tcPr>
-            <w:tcW w:type="dxa" w:w="1531"/>
-          </w:tcPr>
-          <w:p>
-            <w:r>
-              <w:rPr>
-                <w:b/>
-                <w:i w:val="0"/>
-                <w:color w:val="16A34A"/>
-                <w:sz w:val="16"/>
-              </w:rPr>
-              <w:t>s00q27, s01q00a, s01q12, s01q13, s02q04, s03q11, s03q12, s01q01</w:t>
-            </w:r>
-          </w:p>
-        </w:tc>
-        <w:tc>
-          <w:tcPr>
-            <w:tcW w:type="dxa" w:w="1191"/>
-          </w:tcPr>
-          <w:p>
-            <w:r>
-              <w:rPr>
-                <w:b w:val="0"/>
-                <w:i w:val="0"/>
-                <w:color w:val="64748B"/>
-                <w:sz w:val="16"/>
-              </w:rPr>
-              <w:t>GT-CQ</w:t>
-            </w:r>
-          </w:p>
-        </w:tc>
-        <w:tc>
-          <w:tcPr>
-            <w:tcW w:type="dxa" w:w="4706"/>
-          </w:tcPr>
-          <w:p>
-            <w:r>
-              <w:rPr>
-                <w:b w:val="0"/>
-                <w:i w:val="0"/>
-                <w:sz w:val="17"/>
-              </w:rPr>
-              <w:t>Le nombre d'article ( Téléphone portable)  dans ce ménages est élevé (13), prière de corriger ou confirmer avec le QG.</w:t>
-            </w:r>
-          </w:p>
-        </w:tc>
-      </w:tr>
-      <w:tr>
-        <w:tc>
-          <w:tcPr>
-            <w:tcW w:type="dxa" w:w="964"/>
-          </w:tcPr>
-          <w:p>
-            <w:r>
-              <w:rPr>
-                <w:b/>
-                <w:i w:val="0"/>
-                <w:color w:val="EA580C"/>
-                <w:sz w:val="16"/>
-              </w:rPr>
-              <w:t>Moyenne</w:t>
-            </w:r>
-          </w:p>
-        </w:tc>
-        <w:tc>
-          <w:tcPr>
-            <w:tcW w:type="dxa" w:w="1247"/>
-          </w:tcPr>
-          <w:p>
-            <w:r>
-              <w:rPr>
-                <w:b/>
-                <w:i w:val="0"/>
-                <w:sz w:val="16"/>
-              </w:rPr>
-              <w:t>S15</w:t>
-              <w:br/>
-            </w:r>
-            <w:r>
-              <w:rPr>
-                <w:b w:val="0"/>
-                <w:i w:val="0"/>
-                <w:color w:val="64748B"/>
-                <w:sz w:val="14"/>
-              </w:rPr>
-              <w:t>Filets de sécurité</w:t>
-            </w:r>
-          </w:p>
-        </w:tc>
-        <w:tc>
-          <w:tcPr>
-            <w:tcW w:type="dxa" w:w="1531"/>
-          </w:tcPr>
-          <w:p>
-            <w:r>
-              <w:rPr>
-                <w:b/>
-                <w:i w:val="0"/>
-                <w:color w:val="16A34A"/>
-                <w:sz w:val="16"/>
-              </w:rPr>
-              <w:t>s15q06_autre</w:t>
-            </w:r>
-          </w:p>
-        </w:tc>
-        <w:tc>
-          <w:tcPr>
-            <w:tcW w:type="dxa" w:w="1191"/>
-          </w:tcPr>
-          <w:p>
-            <w:r>
-              <w:rPr>
-                <w:b w:val="0"/>
-                <w:i w:val="0"/>
-                <w:color w:val="64748B"/>
-                <w:sz w:val="16"/>
-              </w:rPr>
-              <w:t>Inter-sections</w:t>
-            </w:r>
-          </w:p>
-        </w:tc>
-        <w:tc>
-          <w:tcPr>
-            <w:tcW w:type="dxa" w:w="4706"/>
-          </w:tcPr>
-          <w:p>
-            <w:r>
-              <w:rPr>
-                <w:b w:val="0"/>
-                <w:i w:val="0"/>
-                <w:sz w:val="17"/>
-              </w:rPr>
-              <w:t>[ssaw_autre_filet_securite] Raison non-bénéfice filet sécurité saisie en 'Autre' (s15q06_autre). Vérifier si une modalité existante aurait dû être utilisée.</w:t>
-            </w:r>
-          </w:p>
-        </w:tc>
-      </w:tr>
-      <w:tr>
-        <w:tc>
-          <w:tcPr>
-            <w:tcW w:type="dxa" w:w="964"/>
-          </w:tcPr>
-          <w:p>
-            <w:r>
-              <w:rPr>
-                <w:b/>
-                <w:i w:val="0"/>
-                <w:color w:val="CA8A04"/>
-                <w:sz w:val="16"/>
-              </w:rPr>
-              <w:t>Faible</w:t>
-            </w:r>
-          </w:p>
-        </w:tc>
-        <w:tc>
-          <w:tcPr>
-            <w:tcW w:type="dxa" w:w="1247"/>
-          </w:tcPr>
-          <w:p>
-            <w:r>
-              <w:rPr>
-                <w:b/>
-                <w:i w:val="0"/>
-                <w:sz w:val="16"/>
-              </w:rPr>
-              <w:t>S01</w:t>
-              <w:br/>
-            </w:r>
-            <w:r>
-              <w:rPr>
-                <w:b w:val="0"/>
-                <w:i w:val="0"/>
-                <w:color w:val="64748B"/>
-                <w:sz w:val="14"/>
-              </w:rPr>
-              <w:t>Démographie</w:t>
-            </w:r>
-          </w:p>
-        </w:tc>
-        <w:tc>
-          <w:tcPr>
-            <w:tcW w:type="dxa" w:w="1531"/>
-          </w:tcPr>
-          <w:p>
-            <w:r>
-              <w:rPr>
-                <w:b/>
-                <w:i w:val="0"/>
-                <w:color w:val="16A34A"/>
-                <w:sz w:val="16"/>
-              </w:rPr>
-              <w:t>s01q47</w:t>
-            </w:r>
-          </w:p>
-        </w:tc>
-        <w:tc>
-          <w:tcPr>
-            <w:tcW w:type="dxa" w:w="1191"/>
-          </w:tcPr>
-          <w:p>
-            <w:r>
-              <w:rPr>
-                <w:b w:val="0"/>
-                <w:i w:val="0"/>
-                <w:color w:val="64748B"/>
-                <w:sz w:val="16"/>
-              </w:rPr>
-              <w:t>GT-CQ</w:t>
-            </w:r>
-          </w:p>
-        </w:tc>
-        <w:tc>
-          <w:tcPr>
-            <w:tcW w:type="dxa" w:w="4706"/>
-          </w:tcPr>
-          <w:p>
-            <w:r>
-              <w:rPr>
-                <w:b w:val="0"/>
-                <w:i w:val="0"/>
-                <w:sz w:val="17"/>
-              </w:rPr>
-              <w:t>Avertissement! Veuillez renseigner par oui ou non toutes les modalités de la question s01q47.</w:t>
-            </w:r>
-          </w:p>
-        </w:tc>
-      </w:tr>
-      <w:tr>
-        <w:tc>
-          <w:tcPr>
-            <w:tcW w:type="dxa" w:w="964"/>
-          </w:tcPr>
-          <w:p>
-            <w:r>
-              <w:rPr>
-                <w:b/>
-                <w:i w:val="0"/>
-                <w:color w:val="CA8A04"/>
-                <w:sz w:val="16"/>
-              </w:rPr>
-              <w:t>Faible</w:t>
-            </w:r>
-          </w:p>
-        </w:tc>
-        <w:tc>
-          <w:tcPr>
-            <w:tcW w:type="dxa" w:w="1247"/>
-          </w:tcPr>
-          <w:p>
-            <w:r>
-              <w:rPr>
-                <w:b/>
-                <w:i w:val="0"/>
-                <w:sz w:val="16"/>
-              </w:rPr>
-              <w:t>S01</w:t>
-              <w:br/>
-            </w:r>
-            <w:r>
-              <w:rPr>
-                <w:b w:val="0"/>
-                <w:i w:val="0"/>
-                <w:color w:val="64748B"/>
-                <w:sz w:val="14"/>
-              </w:rPr>
-              <w:t>Démographie</w:t>
-            </w:r>
-          </w:p>
-        </w:tc>
-        <w:tc>
-          <w:tcPr>
-            <w:tcW w:type="dxa" w:w="1531"/>
-          </w:tcPr>
-          <w:p>
-            <w:r>
-              <w:rPr>
-                <w:b/>
-                <w:i w:val="0"/>
-                <w:color w:val="16A34A"/>
-                <w:sz w:val="16"/>
-              </w:rPr>
-              <w:t>s00q04, s01q41, s01q00b</w:t>
-            </w:r>
-          </w:p>
-        </w:tc>
-        <w:tc>
-          <w:tcPr>
-            <w:tcW w:type="dxa" w:w="1191"/>
-          </w:tcPr>
-          <w:p>
-            <w:r>
-              <w:rPr>
-                <w:b w:val="0"/>
-                <w:i w:val="0"/>
-                <w:color w:val="64748B"/>
-                <w:sz w:val="16"/>
-              </w:rPr>
-              <w:t>GT-CQ</w:t>
-            </w:r>
-          </w:p>
-        </w:tc>
-        <w:tc>
-          <w:tcPr>
-            <w:tcW w:type="dxa" w:w="4706"/>
-          </w:tcPr>
-          <w:p>
-            <w:r>
-              <w:rPr>
-                <w:b w:val="0"/>
-                <w:i w:val="0"/>
-                <w:sz w:val="17"/>
-              </w:rPr>
-              <w:t>Avertissement!!! Bintou Ndiaye a 27 ans et vit en milieu urbain dit n'avoir pas dépensé (0 Fcfa) ou reçu en cadeau pour les cartes prépayées, les transferts de crédit et les abonnements, prière de confirmer cette information auprès de l'enquêté ou confirmer avec le QG.</w:t>
-            </w:r>
-          </w:p>
-        </w:tc>
-      </w:tr>
-      <w:tr>
-        <w:tc>
-          <w:tcPr>
-            <w:tcW w:type="dxa" w:w="964"/>
-          </w:tcPr>
-          <w:p>
-            <w:r>
-              <w:rPr>
-                <w:b/>
-                <w:i w:val="0"/>
-                <w:color w:val="CA8A04"/>
-                <w:sz w:val="16"/>
-              </w:rPr>
-              <w:t>Faible</w:t>
-            </w:r>
-          </w:p>
-        </w:tc>
-        <w:tc>
-          <w:tcPr>
-            <w:tcW w:type="dxa" w:w="1247"/>
-          </w:tcPr>
-          <w:p>
-            <w:r>
-              <w:rPr>
-                <w:b/>
-                <w:i w:val="0"/>
-                <w:sz w:val="16"/>
-              </w:rPr>
-              <w:t>S01</w:t>
-              <w:br/>
-            </w:r>
-            <w:r>
-              <w:rPr>
-                <w:b w:val="0"/>
-                <w:i w:val="0"/>
-                <w:color w:val="64748B"/>
-                <w:sz w:val="14"/>
-              </w:rPr>
-              <w:t>Démographie</w:t>
-            </w:r>
-          </w:p>
-        </w:tc>
-        <w:tc>
-          <w:tcPr>
-            <w:tcW w:type="dxa" w:w="1531"/>
-          </w:tcPr>
-          <w:p>
-            <w:r>
-              <w:rPr>
-                <w:b/>
-                <w:i w:val="0"/>
-                <w:color w:val="16A34A"/>
-                <w:sz w:val="16"/>
-              </w:rPr>
-              <w:t>s00q04, s01q41a, s01q00b</w:t>
-            </w:r>
-          </w:p>
-        </w:tc>
-        <w:tc>
-          <w:tcPr>
-            <w:tcW w:type="dxa" w:w="1191"/>
-          </w:tcPr>
-          <w:p>
-            <w:r>
-              <w:rPr>
-                <w:b w:val="0"/>
-                <w:i w:val="0"/>
-                <w:color w:val="64748B"/>
-                <w:sz w:val="16"/>
-              </w:rPr>
-              <w:t>GT-CQ</w:t>
-            </w:r>
-          </w:p>
-        </w:tc>
-        <w:tc>
-          <w:tcPr>
-            <w:tcW w:type="dxa" w:w="4706"/>
-          </w:tcPr>
-          <w:p>
-            <w:r>
-              <w:rPr>
-                <w:b w:val="0"/>
-                <w:i w:val="0"/>
-                <w:sz w:val="17"/>
-              </w:rPr>
-              <w:t>Avertissement!!! Bintou Ndiaye a 27 ans et vit en milieu urbain dit n'avoir pas dépensé (0 Fcfa) ou reçu en cadeau pour les recharges internet ou de forfaits de données mobiles(hors appels vocaux) aucours des 30 derniers jours, prière de confirmer cette information auprès de l'enquêté ou confirmer avec le QG.</w:t>
-            </w:r>
-          </w:p>
-        </w:tc>
-      </w:tr>
-      <w:tr>
-        <w:tc>
-          <w:tcPr>
-            <w:tcW w:type="dxa" w:w="964"/>
-          </w:tcPr>
-          <w:p>
-            <w:r>
-              <w:rPr>
-                <w:b/>
-                <w:i w:val="0"/>
-                <w:color w:val="CA8A04"/>
-                <w:sz w:val="16"/>
-              </w:rPr>
-              <w:t>Faible</w:t>
-            </w:r>
-          </w:p>
-        </w:tc>
-        <w:tc>
-          <w:tcPr>
-            <w:tcW w:type="dxa" w:w="1247"/>
-          </w:tcPr>
-          <w:p>
-            <w:r>
-              <w:rPr>
-                <w:b/>
-                <w:i w:val="0"/>
-                <w:sz w:val="16"/>
-              </w:rPr>
-              <w:t>S01</w:t>
-              <w:br/>
-            </w:r>
-            <w:r>
-              <w:rPr>
-                <w:b w:val="0"/>
-                <w:i w:val="0"/>
-                <w:color w:val="64748B"/>
-                <w:sz w:val="14"/>
-              </w:rPr>
-              <w:t>Démographie</w:t>
-            </w:r>
-          </w:p>
-        </w:tc>
-        <w:tc>
-          <w:tcPr>
-            <w:tcW w:type="dxa" w:w="1531"/>
-          </w:tcPr>
-          <w:p>
-            <w:r>
-              <w:rPr>
-                <w:b/>
-                <w:i w:val="0"/>
-                <w:color w:val="16A34A"/>
-                <w:sz w:val="16"/>
-              </w:rPr>
-              <w:t>s00q04, s01q41, s01q00b</w:t>
-            </w:r>
-          </w:p>
-        </w:tc>
-        <w:tc>
-          <w:tcPr>
-            <w:tcW w:type="dxa" w:w="1191"/>
-          </w:tcPr>
-          <w:p>
-            <w:r>
-              <w:rPr>
-                <w:b w:val="0"/>
-                <w:i w:val="0"/>
-                <w:color w:val="64748B"/>
-                <w:sz w:val="16"/>
-              </w:rPr>
-              <w:t>GT-CQ</w:t>
-            </w:r>
-          </w:p>
-        </w:tc>
-        <w:tc>
-          <w:tcPr>
-            <w:tcW w:type="dxa" w:w="4706"/>
-          </w:tcPr>
-          <w:p>
-            <w:r>
-              <w:rPr>
-                <w:b w:val="0"/>
-                <w:i w:val="0"/>
-                <w:sz w:val="17"/>
-              </w:rPr>
-              <w:t>Avertissement!!! Awa Seye a 35 ans et vit en milieu urbain dit n'avoir pas dépensé (0 Fcfa) ou reçu en cadeau pour les cartes prépayées, les transferts de crédit et les abonnements, prière de confirmer cette information auprès de l'enquêté ou confirmer avec le QG.</w:t>
-            </w:r>
-          </w:p>
-        </w:tc>
-      </w:tr>
-      <w:tr>
-        <w:tc>
-          <w:tcPr>
-            <w:tcW w:type="dxa" w:w="964"/>
-          </w:tcPr>
-          <w:p>
-            <w:r>
-              <w:rPr>
-                <w:b/>
-                <w:i w:val="0"/>
-                <w:color w:val="CA8A04"/>
-                <w:sz w:val="16"/>
-              </w:rPr>
-              <w:t>Faible</w:t>
-            </w:r>
-          </w:p>
-        </w:tc>
-        <w:tc>
-          <w:tcPr>
-            <w:tcW w:type="dxa" w:w="1247"/>
-          </w:tcPr>
-          <w:p>
-            <w:r>
-              <w:rPr>
-                <w:b/>
-                <w:i w:val="0"/>
-                <w:sz w:val="16"/>
-              </w:rPr>
-              <w:t>S01</w:t>
-              <w:br/>
-            </w:r>
-            <w:r>
-              <w:rPr>
-                <w:b w:val="0"/>
-                <w:i w:val="0"/>
-                <w:color w:val="64748B"/>
-                <w:sz w:val="14"/>
-              </w:rPr>
-              <w:t>Démographie</w:t>
-            </w:r>
-          </w:p>
-        </w:tc>
-        <w:tc>
-          <w:tcPr>
-            <w:tcW w:type="dxa" w:w="1531"/>
-          </w:tcPr>
-          <w:p>
-            <w:r>
-              <w:rPr>
-                <w:b/>
-                <w:i w:val="0"/>
-                <w:color w:val="16A34A"/>
-                <w:sz w:val="16"/>
-              </w:rPr>
-              <w:t>s00q04, s01q41a, s01q00b</w:t>
-            </w:r>
-          </w:p>
-        </w:tc>
-        <w:tc>
-          <w:tcPr>
-            <w:tcW w:type="dxa" w:w="1191"/>
-          </w:tcPr>
-          <w:p>
-            <w:r>
-              <w:rPr>
-                <w:b w:val="0"/>
-                <w:i w:val="0"/>
-                <w:color w:val="64748B"/>
-                <w:sz w:val="16"/>
-              </w:rPr>
-              <w:t>GT-CQ</w:t>
-            </w:r>
-          </w:p>
-        </w:tc>
-        <w:tc>
-          <w:tcPr>
-            <w:tcW w:type="dxa" w:w="4706"/>
-          </w:tcPr>
-          <w:p>
-            <w:r>
-              <w:rPr>
-                <w:b w:val="0"/>
-                <w:i w:val="0"/>
-                <w:sz w:val="17"/>
-              </w:rPr>
-              <w:t>Avertissement!!! Awa Seye a 35 ans et vit en milieu urbain dit n'avoir pas dépensé (0 Fcfa) ou reçu en cadeau pour les recharges internet ou de forfaits de données mobiles(hors appels vocaux) aucours des 30 derniers jours, prière de confirmer cette information auprès de l'enquêté ou confirmer avec le QG.</w:t>
-            </w:r>
-          </w:p>
-        </w:tc>
-      </w:tr>
-      <w:tr>
-        <w:tc>
-          <w:tcPr>
-            <w:tcW w:type="dxa" w:w="964"/>
-          </w:tcPr>
-          <w:p>
-            <w:r>
-              <w:rPr>
-                <w:b/>
-                <w:i w:val="0"/>
-                <w:color w:val="CA8A04"/>
-                <w:sz w:val="16"/>
-              </w:rPr>
-              <w:t>Faible</w:t>
-            </w:r>
-          </w:p>
-        </w:tc>
-        <w:tc>
-          <w:tcPr>
-            <w:tcW w:type="dxa" w:w="1247"/>
-          </w:tcPr>
-          <w:p>
-            <w:r>
-              <w:rPr>
-                <w:b/>
-                <w:i w:val="0"/>
-                <w:sz w:val="16"/>
-              </w:rPr>
-              <w:t>S01</w:t>
-              <w:br/>
-            </w:r>
-            <w:r>
-              <w:rPr>
-                <w:b w:val="0"/>
-                <w:i w:val="0"/>
-                <w:color w:val="64748B"/>
-                <w:sz w:val="14"/>
-              </w:rPr>
-              <w:t>Démographie</w:t>
-            </w:r>
-          </w:p>
-        </w:tc>
-        <w:tc>
-          <w:tcPr>
-            <w:tcW w:type="dxa" w:w="1531"/>
-          </w:tcPr>
-          <w:p>
-            <w:r>
-              <w:rPr>
-                <w:b/>
-                <w:i w:val="0"/>
-                <w:color w:val="16A34A"/>
-                <w:sz w:val="16"/>
-              </w:rPr>
-              <w:t>s00q04, s01q41a, s01q00b</w:t>
-            </w:r>
-          </w:p>
-        </w:tc>
-        <w:tc>
-          <w:tcPr>
-            <w:tcW w:type="dxa" w:w="1191"/>
-          </w:tcPr>
-          <w:p>
-            <w:r>
-              <w:rPr>
-                <w:b w:val="0"/>
-                <w:i w:val="0"/>
-                <w:color w:val="64748B"/>
-                <w:sz w:val="16"/>
-              </w:rPr>
-              <w:t>GT-CQ</w:t>
-            </w:r>
-          </w:p>
-        </w:tc>
-        <w:tc>
-          <w:tcPr>
-            <w:tcW w:type="dxa" w:w="4706"/>
-          </w:tcPr>
-          <w:p>
-            <w:r>
-              <w:rPr>
-                <w:b w:val="0"/>
-                <w:i w:val="0"/>
-                <w:sz w:val="17"/>
-              </w:rPr>
-              <w:t>Avertissement!!! Binta Diouf a 41 ans et vit en milieu urbain dit n'avoir pas dépensé (0 Fcfa) ou reçu en cadeau pour les recharges internet ou de forfaits de données mobiles(hors appels vocaux) aucours des 30 derniers jours, prière de confirmer cette information auprès de l'enquêté ou confirmer avec le QG.</w:t>
-            </w:r>
-          </w:p>
-        </w:tc>
-      </w:tr>
-      <w:tr>
-        <w:tc>
-          <w:tcPr>
-            <w:tcW w:type="dxa" w:w="964"/>
-          </w:tcPr>
-          <w:p>
-            <w:r>
-              <w:rPr>
-                <w:b/>
-                <w:i w:val="0"/>
-                <w:color w:val="CA8A04"/>
-                <w:sz w:val="16"/>
-              </w:rPr>
-              <w:t>Faible</w:t>
-            </w:r>
-          </w:p>
-        </w:tc>
-        <w:tc>
-          <w:tcPr>
-            <w:tcW w:type="dxa" w:w="1247"/>
-          </w:tcPr>
-          <w:p>
-            <w:r>
-              <w:rPr>
-                <w:b/>
-                <w:i w:val="0"/>
-                <w:sz w:val="16"/>
-              </w:rPr>
-              <w:t>S01</w:t>
-              <w:br/>
-            </w:r>
-            <w:r>
-              <w:rPr>
-                <w:b w:val="0"/>
-                <w:i w:val="0"/>
-                <w:color w:val="64748B"/>
-                <w:sz w:val="14"/>
-              </w:rPr>
-              <w:t>Démographie</w:t>
-            </w:r>
-          </w:p>
-        </w:tc>
-        <w:tc>
-          <w:tcPr>
-            <w:tcW w:type="dxa" w:w="1531"/>
-          </w:tcPr>
-          <w:p>
-            <w:r>
-              <w:rPr>
-                <w:b/>
-                <w:i w:val="0"/>
-                <w:color w:val="16A34A"/>
-                <w:sz w:val="16"/>
-              </w:rPr>
-              <w:t>s00q04, s01q41, s01q00b</w:t>
-            </w:r>
-          </w:p>
-        </w:tc>
-        <w:tc>
-          <w:tcPr>
-            <w:tcW w:type="dxa" w:w="1191"/>
-          </w:tcPr>
-          <w:p>
-            <w:r>
-              <w:rPr>
-                <w:b w:val="0"/>
-                <w:i w:val="0"/>
-                <w:color w:val="64748B"/>
-                <w:sz w:val="16"/>
-              </w:rPr>
-              <w:t>GT-CQ</w:t>
-            </w:r>
-          </w:p>
-        </w:tc>
-        <w:tc>
-          <w:tcPr>
-            <w:tcW w:type="dxa" w:w="4706"/>
-          </w:tcPr>
-          <w:p>
-            <w:r>
-              <w:rPr>
-                <w:b w:val="0"/>
-                <w:i w:val="0"/>
-                <w:sz w:val="17"/>
-              </w:rPr>
-              <w:t>Avertissement!!! Coumba Faye Diagne a 52 ans et vit en milieu urbain dit n'avoir pas dépensé (0 Fcfa) ou reçu en cadeau pour les cartes prépayées, les transferts de crédit et les abonnements, prière de confirmer cette information auprès de l'enquêté ou confirmer avec le QG.</w:t>
-            </w:r>
-          </w:p>
-        </w:tc>
-      </w:tr>
-      <w:tr>
-        <w:tc>
-          <w:tcPr>
-            <w:tcW w:type="dxa" w:w="964"/>
-          </w:tcPr>
-          <w:p>
-            <w:r>
-              <w:rPr>
-                <w:b/>
-                <w:i w:val="0"/>
-                <w:color w:val="CA8A04"/>
-                <w:sz w:val="16"/>
-              </w:rPr>
-              <w:t>Faible</w:t>
-            </w:r>
-          </w:p>
-        </w:tc>
-        <w:tc>
-          <w:tcPr>
-            <w:tcW w:type="dxa" w:w="1247"/>
-          </w:tcPr>
-          <w:p>
-            <w:r>
-              <w:rPr>
-                <w:b/>
-                <w:i w:val="0"/>
-                <w:sz w:val="16"/>
-              </w:rPr>
-              <w:t>S01</w:t>
-              <w:br/>
-            </w:r>
-            <w:r>
-              <w:rPr>
-                <w:b w:val="0"/>
-                <w:i w:val="0"/>
-                <w:color w:val="64748B"/>
-                <w:sz w:val="14"/>
-              </w:rPr>
-              <w:t>Démographie</w:t>
-            </w:r>
-          </w:p>
-        </w:tc>
-        <w:tc>
-          <w:tcPr>
-            <w:tcW w:type="dxa" w:w="1531"/>
-          </w:tcPr>
-          <w:p>
-            <w:r>
-              <w:rPr>
-                <w:b/>
-                <w:i w:val="0"/>
-                <w:color w:val="16A34A"/>
-                <w:sz w:val="16"/>
-              </w:rPr>
-              <w:t>s00q04, s01q41a, s01q00b</w:t>
-            </w:r>
-          </w:p>
-        </w:tc>
-        <w:tc>
-          <w:tcPr>
-            <w:tcW w:type="dxa" w:w="1191"/>
-          </w:tcPr>
-          <w:p>
-            <w:r>
-              <w:rPr>
-                <w:b w:val="0"/>
-                <w:i w:val="0"/>
-                <w:color w:val="64748B"/>
-                <w:sz w:val="16"/>
-              </w:rPr>
-              <w:t>GT-CQ</w:t>
-            </w:r>
-          </w:p>
-        </w:tc>
-        <w:tc>
-          <w:tcPr>
-            <w:tcW w:type="dxa" w:w="4706"/>
-          </w:tcPr>
-          <w:p>
-            <w:r>
-              <w:rPr>
-                <w:b w:val="0"/>
-                <w:i w:val="0"/>
-                <w:sz w:val="17"/>
-              </w:rPr>
-              <w:t>Avertissement!!! Coumba Faye Diagne a 52 ans et vit en milieu urbain dit n'avoir pas dépensé (0 Fcfa) ou reçu en cadeau pour les recharges internet ou de forfaits de données mobiles(hors appels vocaux) aucours des 30 derniers jours, prière de confirmer cette information auprès de l'enquêté ou confirmer avec le QG.</w:t>
-            </w:r>
-          </w:p>
-        </w:tc>
-      </w:tr>
-      <w:tr>
-        <w:tc>
-          <w:tcPr>
-            <w:tcW w:type="dxa" w:w="964"/>
-          </w:tcPr>
-          <w:p>
-            <w:r>
-              <w:rPr>
-                <w:b/>
-                <w:i w:val="0"/>
-                <w:color w:val="CA8A04"/>
-                <w:sz w:val="16"/>
-              </w:rPr>
-              <w:t>Faible</w:t>
-            </w:r>
-          </w:p>
-        </w:tc>
-        <w:tc>
-          <w:tcPr>
-            <w:tcW w:type="dxa" w:w="1247"/>
-          </w:tcPr>
-          <w:p>
-            <w:r>
-              <w:rPr>
-                <w:b/>
-                <w:i w:val="0"/>
-                <w:sz w:val="16"/>
-              </w:rPr>
-              <w:t>S01</w:t>
-              <w:br/>
-            </w:r>
-            <w:r>
-              <w:rPr>
-                <w:b w:val="0"/>
-                <w:i w:val="0"/>
-                <w:color w:val="64748B"/>
-                <w:sz w:val="14"/>
-              </w:rPr>
-              <w:t>Démographie</w:t>
-            </w:r>
-          </w:p>
-        </w:tc>
-        <w:tc>
-          <w:tcPr>
-            <w:tcW w:type="dxa" w:w="1531"/>
-          </w:tcPr>
-          <w:p>
-            <w:r>
-              <w:rPr>
-                <w:b/>
-                <w:i w:val="0"/>
-                <w:color w:val="16A34A"/>
-                <w:sz w:val="16"/>
-              </w:rPr>
-              <w:t>s00q04, s01q41, s01q00b</w:t>
-            </w:r>
-          </w:p>
-        </w:tc>
-        <w:tc>
-          <w:tcPr>
-            <w:tcW w:type="dxa" w:w="1191"/>
-          </w:tcPr>
-          <w:p>
-            <w:r>
-              <w:rPr>
-                <w:b w:val="0"/>
-                <w:i w:val="0"/>
-                <w:color w:val="64748B"/>
-                <w:sz w:val="16"/>
-              </w:rPr>
-              <w:t>GT-CQ</w:t>
-            </w:r>
-          </w:p>
-        </w:tc>
-        <w:tc>
-          <w:tcPr>
-            <w:tcW w:type="dxa" w:w="4706"/>
-          </w:tcPr>
-          <w:p>
-            <w:r>
-              <w:rPr>
-                <w:b w:val="0"/>
-                <w:i w:val="0"/>
-                <w:sz w:val="17"/>
-              </w:rPr>
-              <w:t>Avertissement!!! Ndeye Fatou Ndiaye a 35 ans et vit en milieu urbain dit n'avoir pas dépensé (0 Fcfa) ou reçu en cadeau pour les cartes prépayées, les transferts de crédit et les abonnements, prière de confirmer cette information auprès de l'enquêté ou confirmer avec le QG.</w:t>
-            </w:r>
-          </w:p>
-        </w:tc>
-      </w:tr>
-      <w:tr>
-        <w:tc>
-          <w:tcPr>
-            <w:tcW w:type="dxa" w:w="964"/>
-          </w:tcPr>
-          <w:p>
-            <w:r>
-              <w:rPr>
-                <w:b/>
-                <w:i w:val="0"/>
-                <w:color w:val="CA8A04"/>
-                <w:sz w:val="16"/>
-              </w:rPr>
-              <w:t>Faible</w:t>
-            </w:r>
-          </w:p>
-        </w:tc>
-        <w:tc>
-          <w:tcPr>
-            <w:tcW w:type="dxa" w:w="1247"/>
-          </w:tcPr>
-          <w:p>
-            <w:r>
-              <w:rPr>
-                <w:b/>
-                <w:i w:val="0"/>
-                <w:sz w:val="16"/>
-              </w:rPr>
-              <w:t>S01</w:t>
-              <w:br/>
-            </w:r>
-            <w:r>
-              <w:rPr>
-                <w:b w:val="0"/>
-                <w:i w:val="0"/>
-                <w:color w:val="64748B"/>
-                <w:sz w:val="14"/>
-              </w:rPr>
-              <w:t>Démographie</w:t>
-            </w:r>
-          </w:p>
-        </w:tc>
-        <w:tc>
-          <w:tcPr>
-            <w:tcW w:type="dxa" w:w="1531"/>
-          </w:tcPr>
-          <w:p>
-            <w:r>
-              <w:rPr>
-                <w:b/>
-                <w:i w:val="0"/>
-                <w:color w:val="16A34A"/>
-                <w:sz w:val="16"/>
-              </w:rPr>
-              <w:t>s00q04, s01q41a, s01q00b</w:t>
-            </w:r>
-          </w:p>
-        </w:tc>
-        <w:tc>
-          <w:tcPr>
-            <w:tcW w:type="dxa" w:w="1191"/>
-          </w:tcPr>
-          <w:p>
-            <w:r>
-              <w:rPr>
-                <w:b w:val="0"/>
-                <w:i w:val="0"/>
-                <w:color w:val="64748B"/>
-                <w:sz w:val="16"/>
-              </w:rPr>
-              <w:t>GT-CQ</w:t>
-            </w:r>
-          </w:p>
-        </w:tc>
-        <w:tc>
-          <w:tcPr>
-            <w:tcW w:type="dxa" w:w="4706"/>
-          </w:tcPr>
-          <w:p>
-            <w:r>
-              <w:rPr>
-                <w:b w:val="0"/>
-                <w:i w:val="0"/>
-                <w:sz w:val="17"/>
-              </w:rPr>
-              <w:t>Avertissement!!! Ndeye Fatou Ndiaye a 35 ans et vit en milieu urbain dit n'avoir pas dépensé (0 Fcfa) ou reçu en cadeau pour les recharges internet ou de forfaits de données mobiles(hors appels vocaux) aucours des 30 derniers jours, prière de confirmer cette information auprès de l'enquêté ou confirmer avec le QG.</w:t>
-            </w:r>
-          </w:p>
-        </w:tc>
-      </w:tr>
-      <w:tr>
-        <w:tc>
-          <w:tcPr>
-            <w:tcW w:type="dxa" w:w="964"/>
-          </w:tcPr>
-          <w:p>
-            <w:r>
-              <w:rPr>
-                <w:b/>
-                <w:i w:val="0"/>
-                <w:color w:val="CA8A04"/>
-                <w:sz w:val="16"/>
-              </w:rPr>
-              <w:t>Faible</w:t>
-            </w:r>
-          </w:p>
-        </w:tc>
-        <w:tc>
-          <w:tcPr>
-            <w:tcW w:type="dxa" w:w="1247"/>
-          </w:tcPr>
-          <w:p>
-            <w:r>
-              <w:rPr>
-                <w:b/>
-                <w:i w:val="0"/>
-                <w:sz w:val="16"/>
-              </w:rPr>
-              <w:t>S01</w:t>
-              <w:br/>
-            </w:r>
-            <w:r>
-              <w:rPr>
-                <w:b w:val="0"/>
-                <w:i w:val="0"/>
-                <w:color w:val="64748B"/>
-                <w:sz w:val="14"/>
-              </w:rPr>
-              <w:t>Démographie</w:t>
-            </w:r>
-          </w:p>
-        </w:tc>
-        <w:tc>
-          <w:tcPr>
-            <w:tcW w:type="dxa" w:w="1531"/>
-          </w:tcPr>
-          <w:p>
-            <w:r>
-              <w:rPr>
-                <w:b/>
-                <w:i w:val="0"/>
-                <w:color w:val="16A34A"/>
-                <w:sz w:val="16"/>
-              </w:rPr>
-              <w:t>s00q04, s01q41, s01q00b</w:t>
-            </w:r>
-          </w:p>
-        </w:tc>
-        <w:tc>
-          <w:tcPr>
-            <w:tcW w:type="dxa" w:w="1191"/>
-          </w:tcPr>
-          <w:p>
-            <w:r>
-              <w:rPr>
-                <w:b w:val="0"/>
-                <w:i w:val="0"/>
-                <w:color w:val="64748B"/>
-                <w:sz w:val="16"/>
-              </w:rPr>
-              <w:t>GT-CQ</w:t>
-            </w:r>
-          </w:p>
-        </w:tc>
-        <w:tc>
-          <w:tcPr>
-            <w:tcW w:type="dxa" w:w="4706"/>
-          </w:tcPr>
-          <w:p>
-            <w:r>
-              <w:rPr>
-                <w:b w:val="0"/>
-                <w:i w:val="0"/>
-                <w:sz w:val="17"/>
-              </w:rPr>
-              <w:t>Avertissement!!! Nogaye Diouf 2 a 26 ans et vit en milieu urbain dit n'avoir pas dépensé (0 Fcfa) ou reçu en cadeau pour les cartes prépayées, les transferts de crédit et les abonnements, prière de confirmer cette information auprès de l'enquêté ou confirmer avec le QG.</w:t>
-            </w:r>
-          </w:p>
-        </w:tc>
-      </w:tr>
-      <w:tr>
-        <w:tc>
-          <w:tcPr>
-            <w:tcW w:type="dxa" w:w="964"/>
-          </w:tcPr>
-          <w:p>
-            <w:r>
-              <w:rPr>
-                <w:b/>
-                <w:i w:val="0"/>
-                <w:color w:val="CA8A04"/>
-                <w:sz w:val="16"/>
-              </w:rPr>
-              <w:t>Faible</w:t>
-            </w:r>
-          </w:p>
-        </w:tc>
-        <w:tc>
-          <w:tcPr>
-            <w:tcW w:type="dxa" w:w="1247"/>
-          </w:tcPr>
-          <w:p>
-            <w:r>
-              <w:rPr>
-                <w:b/>
-                <w:i w:val="0"/>
-                <w:sz w:val="16"/>
-              </w:rPr>
-              <w:t>S01</w:t>
-              <w:br/>
-            </w:r>
-            <w:r>
-              <w:rPr>
-                <w:b w:val="0"/>
-                <w:i w:val="0"/>
-                <w:color w:val="64748B"/>
-                <w:sz w:val="14"/>
-              </w:rPr>
-              <w:t>Démographie</w:t>
-            </w:r>
-          </w:p>
-        </w:tc>
-        <w:tc>
-          <w:tcPr>
-            <w:tcW w:type="dxa" w:w="1531"/>
-          </w:tcPr>
-          <w:p>
-            <w:r>
-              <w:rPr>
-                <w:b/>
-                <w:i w:val="0"/>
-                <w:color w:val="16A34A"/>
-                <w:sz w:val="16"/>
-              </w:rPr>
-              <w:t>s00q04, s01q41a, s01q00b</w:t>
-            </w:r>
-          </w:p>
-        </w:tc>
-        <w:tc>
-          <w:tcPr>
-            <w:tcW w:type="dxa" w:w="1191"/>
-          </w:tcPr>
-          <w:p>
-            <w:r>
-              <w:rPr>
-                <w:b w:val="0"/>
-                <w:i w:val="0"/>
-                <w:color w:val="64748B"/>
-                <w:sz w:val="16"/>
-              </w:rPr>
-              <w:t>GT-CQ</w:t>
-            </w:r>
-          </w:p>
-        </w:tc>
-        <w:tc>
-          <w:tcPr>
-            <w:tcW w:type="dxa" w:w="4706"/>
-          </w:tcPr>
-          <w:p>
-            <w:r>
-              <w:rPr>
-                <w:b w:val="0"/>
-                <w:i w:val="0"/>
-                <w:sz w:val="17"/>
-              </w:rPr>
-              <w:t>Avertissement!!! Nogaye Diouf 2 a 26 ans et vit en milieu urbain dit n'avoir pas dépensé (0 Fcfa) ou reçu en cadeau pour les recharges internet ou de forfaits de données mobiles(hors appels vocaux) aucours des 30 derniers jours, prière de confirmer cette information auprès de l'enquêté ou confirmer avec le QG.</w:t>
-            </w:r>
-          </w:p>
-        </w:tc>
-      </w:tr>
-      <w:tr>
-        <w:tc>
-          <w:tcPr>
-            <w:tcW w:type="dxa" w:w="964"/>
-          </w:tcPr>
-          <w:p>
-            <w:r>
-              <w:rPr>
-                <w:b/>
-                <w:i w:val="0"/>
-                <w:color w:val="CA8A04"/>
-                <w:sz w:val="16"/>
-              </w:rPr>
-              <w:t>Faible</w:t>
-            </w:r>
-          </w:p>
-        </w:tc>
-        <w:tc>
-          <w:tcPr>
-            <w:tcW w:type="dxa" w:w="1247"/>
-          </w:tcPr>
-          <w:p>
-            <w:r>
-              <w:rPr>
-                <w:b/>
-                <w:i w:val="0"/>
-                <w:sz w:val="16"/>
-              </w:rPr>
-              <w:t>S01</w:t>
-              <w:br/>
-            </w:r>
-            <w:r>
-              <w:rPr>
-                <w:b w:val="0"/>
-                <w:i w:val="0"/>
-                <w:color w:val="64748B"/>
-                <w:sz w:val="14"/>
-              </w:rPr>
-              <w:t>Démographie</w:t>
-            </w:r>
-          </w:p>
-        </w:tc>
-        <w:tc>
-          <w:tcPr>
-            <w:tcW w:type="dxa" w:w="1531"/>
-          </w:tcPr>
-          <w:p>
-            <w:r>
-              <w:rPr>
-                <w:b/>
-                <w:i w:val="0"/>
-                <w:color w:val="16A34A"/>
-                <w:sz w:val="16"/>
-              </w:rPr>
-              <w:t>s00q04, s01q41, s01q00b</w:t>
-            </w:r>
-          </w:p>
-        </w:tc>
-        <w:tc>
-          <w:tcPr>
-            <w:tcW w:type="dxa" w:w="1191"/>
-          </w:tcPr>
-          <w:p>
-            <w:r>
-              <w:rPr>
-                <w:b w:val="0"/>
-                <w:i w:val="0"/>
-                <w:color w:val="64748B"/>
-                <w:sz w:val="16"/>
-              </w:rPr>
-              <w:t>GT-CQ</w:t>
-            </w:r>
-          </w:p>
-        </w:tc>
-        <w:tc>
-          <w:tcPr>
-            <w:tcW w:type="dxa" w:w="4706"/>
-          </w:tcPr>
-          <w:p>
-            <w:r>
-              <w:rPr>
-                <w:b w:val="0"/>
-                <w:i w:val="0"/>
-                <w:sz w:val="17"/>
-              </w:rPr>
-              <w:t>Avertissement!!! Nogaye Diouf a 56 ans et vit en milieu urbain dit n'avoir pas dépensé (0 Fcfa) ou reçu en cadeau pour les cartes prépayées, les transferts de crédit et les abonnements, prière de confirmer cette information auprès de l'enquêté ou confirmer avec le QG.</w:t>
-            </w:r>
-          </w:p>
-        </w:tc>
-      </w:tr>
-      <w:tr>
-        <w:tc>
-          <w:tcPr>
-            <w:tcW w:type="dxa" w:w="964"/>
-          </w:tcPr>
-          <w:p>
-            <w:r>
-              <w:rPr>
-                <w:b/>
-                <w:i w:val="0"/>
-                <w:color w:val="CA8A04"/>
-                <w:sz w:val="16"/>
-              </w:rPr>
-              <w:t>Faible</w:t>
-            </w:r>
-          </w:p>
-        </w:tc>
-        <w:tc>
-          <w:tcPr>
-            <w:tcW w:type="dxa" w:w="1247"/>
-          </w:tcPr>
-          <w:p>
-            <w:r>
-              <w:rPr>
-                <w:b/>
-                <w:i w:val="0"/>
-                <w:sz w:val="16"/>
-              </w:rPr>
-              <w:t>S01</w:t>
-              <w:br/>
-            </w:r>
-            <w:r>
-              <w:rPr>
-                <w:b w:val="0"/>
-                <w:i w:val="0"/>
-                <w:color w:val="64748B"/>
-                <w:sz w:val="14"/>
-              </w:rPr>
-              <w:t>Démographie</w:t>
-            </w:r>
-          </w:p>
-        </w:tc>
-        <w:tc>
-          <w:tcPr>
-            <w:tcW w:type="dxa" w:w="1531"/>
-          </w:tcPr>
-          <w:p>
-            <w:r>
-              <w:rPr>
-                <w:b/>
-                <w:i w:val="0"/>
-                <w:color w:val="16A34A"/>
-                <w:sz w:val="16"/>
-              </w:rPr>
-              <w:t>s00q04, s01q41a, s01q00b</w:t>
-            </w:r>
-          </w:p>
-        </w:tc>
-        <w:tc>
-          <w:tcPr>
-            <w:tcW w:type="dxa" w:w="1191"/>
-          </w:tcPr>
-          <w:p>
-            <w:r>
-              <w:rPr>
-                <w:b w:val="0"/>
-                <w:i w:val="0"/>
-                <w:color w:val="64748B"/>
-                <w:sz w:val="16"/>
-              </w:rPr>
-              <w:t>GT-CQ</w:t>
-            </w:r>
-          </w:p>
-        </w:tc>
-        <w:tc>
-          <w:tcPr>
-            <w:tcW w:type="dxa" w:w="4706"/>
-          </w:tcPr>
-          <w:p>
-            <w:r>
-              <w:rPr>
-                <w:b w:val="0"/>
-                <w:i w:val="0"/>
-                <w:sz w:val="17"/>
-              </w:rPr>
-              <w:t>Avertissement!!! Nogaye Diouf a 56 ans et vit en milieu urbain dit n'avoir pas dépensé (0 Fcfa) ou reçu en cadeau pour les recharges internet ou de forfaits de données mobiles(hors appels vocaux) aucours des 30 derniers jours, prière de confirmer cette information auprès de l'enquêté ou confirmer avec le QG.</w:t>
-            </w:r>
-          </w:p>
-        </w:tc>
-      </w:tr>
-      <w:tr>
-        <w:tc>
-          <w:tcPr>
-            <w:tcW w:type="dxa" w:w="964"/>
-          </w:tcPr>
-          <w:p>
-            <w:r>
-              <w:rPr>
-                <w:b/>
-                <w:i w:val="0"/>
-                <w:color w:val="CA8A04"/>
-                <w:sz w:val="16"/>
-              </w:rPr>
-              <w:t>Faible</w:t>
-            </w:r>
-          </w:p>
-        </w:tc>
-        <w:tc>
-          <w:tcPr>
-            <w:tcW w:type="dxa" w:w="1247"/>
-          </w:tcPr>
-          <w:p>
-            <w:r>
-              <w:rPr>
-                <w:b/>
-                <w:i w:val="0"/>
-                <w:sz w:val="16"/>
-              </w:rPr>
-              <w:t>S01</w:t>
-              <w:br/>
-            </w:r>
-            <w:r>
-              <w:rPr>
-                <w:b w:val="0"/>
-                <w:i w:val="0"/>
-                <w:color w:val="64748B"/>
-                <w:sz w:val="14"/>
-              </w:rPr>
-              <w:t>Démographie</w:t>
-            </w:r>
-          </w:p>
-        </w:tc>
-        <w:tc>
-          <w:tcPr>
-            <w:tcW w:type="dxa" w:w="1531"/>
-          </w:tcPr>
-          <w:p>
-            <w:r>
-              <w:rPr>
-                <w:b/>
-                <w:i w:val="0"/>
-                <w:color w:val="16A34A"/>
-                <w:sz w:val="16"/>
-              </w:rPr>
-              <w:t>s00q04, s01q41, s01q00b</w:t>
-            </w:r>
-          </w:p>
-        </w:tc>
-        <w:tc>
-          <w:tcPr>
-            <w:tcW w:type="dxa" w:w="1191"/>
-          </w:tcPr>
-          <w:p>
-            <w:r>
-              <w:rPr>
-                <w:b w:val="0"/>
-                <w:i w:val="0"/>
-                <w:color w:val="64748B"/>
-                <w:sz w:val="16"/>
-              </w:rPr>
-              <w:t>GT-CQ</w:t>
-            </w:r>
-          </w:p>
-        </w:tc>
-        <w:tc>
-          <w:tcPr>
-            <w:tcW w:type="dxa" w:w="4706"/>
-          </w:tcPr>
-          <w:p>
-            <w:r>
-              <w:rPr>
-                <w:b w:val="0"/>
-                <w:i w:val="0"/>
-                <w:sz w:val="17"/>
-              </w:rPr>
-              <w:t>Avertissement!!! Serigne Afia Diouf a 18 ans et vit en milieu urbain dit n'avoir pas dépensé (0 Fcfa) ou reçu en cadeau pour les cartes prépayées, les transferts de crédit et les abonnements, prière de confirmer cette information auprès de l'enquêté ou confirmer avec le QG.</w:t>
-            </w:r>
-          </w:p>
-        </w:tc>
-      </w:tr>
-      <w:tr>
-        <w:tc>
-          <w:tcPr>
-            <w:tcW w:type="dxa" w:w="964"/>
-          </w:tcPr>
-          <w:p>
-            <w:r>
-              <w:rPr>
-                <w:b/>
-                <w:i w:val="0"/>
-                <w:color w:val="CA8A04"/>
-                <w:sz w:val="16"/>
-              </w:rPr>
-              <w:t>Faible</w:t>
-            </w:r>
-          </w:p>
-        </w:tc>
-        <w:tc>
-          <w:tcPr>
-            <w:tcW w:type="dxa" w:w="1247"/>
-          </w:tcPr>
-          <w:p>
-            <w:r>
-              <w:rPr>
-                <w:b/>
-                <w:i w:val="0"/>
-                <w:sz w:val="16"/>
-              </w:rPr>
-              <w:t>S01</w:t>
-              <w:br/>
-            </w:r>
-            <w:r>
-              <w:rPr>
-                <w:b w:val="0"/>
-                <w:i w:val="0"/>
-                <w:color w:val="64748B"/>
-                <w:sz w:val="14"/>
-              </w:rPr>
-              <w:t>Démographie</w:t>
-            </w:r>
-          </w:p>
-        </w:tc>
-        <w:tc>
-          <w:tcPr>
-            <w:tcW w:type="dxa" w:w="1531"/>
-          </w:tcPr>
-          <w:p>
-            <w:r>
-              <w:rPr>
-                <w:b/>
-                <w:i w:val="0"/>
-                <w:color w:val="16A34A"/>
-                <w:sz w:val="16"/>
-              </w:rPr>
-              <w:t>s00q04, s01q41a, s01q00b</w:t>
-            </w:r>
-          </w:p>
-        </w:tc>
-        <w:tc>
-          <w:tcPr>
-            <w:tcW w:type="dxa" w:w="1191"/>
-          </w:tcPr>
-          <w:p>
-            <w:r>
-              <w:rPr>
-                <w:b w:val="0"/>
-                <w:i w:val="0"/>
-                <w:color w:val="64748B"/>
-                <w:sz w:val="16"/>
-              </w:rPr>
-              <w:t>GT-CQ</w:t>
-            </w:r>
-          </w:p>
-        </w:tc>
-        <w:tc>
-          <w:tcPr>
-            <w:tcW w:type="dxa" w:w="4706"/>
-          </w:tcPr>
-          <w:p>
-            <w:r>
-              <w:rPr>
-                <w:b w:val="0"/>
-                <w:i w:val="0"/>
-                <w:sz w:val="17"/>
-              </w:rPr>
               <w:t>Avertissement!!! Serigne Afia Diouf a 18 ans et vit en milieu urbain dit n'avoir pas dépensé (0 Fcfa) ou reçu en cadeau pour les recharges internet ou de forfaits de données mobiles(hors appels vocaux) aucours des 30 derniers jours, prière de confirmer cette information auprès de l'enquêté ou confirmer avec le QG.</w:t>
-            </w:r>
-          </w:p>
-        </w:tc>
-      </w:tr>
-      <w:tr>
-        <w:tc>
-          <w:tcPr>
-            <w:tcW w:type="dxa" w:w="964"/>
-          </w:tcPr>
-          <w:p>
-            <w:r>
-              <w:rPr>
-                <w:b/>
-                <w:i w:val="0"/>
-                <w:color w:val="CA8A04"/>
-                <w:sz w:val="16"/>
-              </w:rPr>
-              <w:t>Faible</w:t>
-            </w:r>
-          </w:p>
-        </w:tc>
-        <w:tc>
-          <w:tcPr>
-            <w:tcW w:type="dxa" w:w="1247"/>
-          </w:tcPr>
-          <w:p>
-            <w:r>
-              <w:rPr>
-                <w:b/>
-                <w:i w:val="0"/>
-                <w:sz w:val="16"/>
-              </w:rPr>
-              <w:t>S01</w:t>
-              <w:br/>
-            </w:r>
-            <w:r>
-              <w:rPr>
-                <w:b w:val="0"/>
-                <w:i w:val="0"/>
-                <w:color w:val="64748B"/>
-                <w:sz w:val="14"/>
-              </w:rPr>
-              <w:t>Démographie</w:t>
-            </w:r>
-          </w:p>
-        </w:tc>
-        <w:tc>
-          <w:tcPr>
-            <w:tcW w:type="dxa" w:w="1531"/>
-          </w:tcPr>
-          <w:p>
-            <w:r>
-              <w:rPr>
-                <w:b/>
-                <w:i w:val="0"/>
-                <w:color w:val="16A34A"/>
-                <w:sz w:val="16"/>
-              </w:rPr>
-              <w:t>s00q04, s01q41a, s01q00b</w:t>
-            </w:r>
-          </w:p>
-        </w:tc>
-        <w:tc>
-          <w:tcPr>
-            <w:tcW w:type="dxa" w:w="1191"/>
-          </w:tcPr>
-          <w:p>
-            <w:r>
-              <w:rPr>
-                <w:b w:val="0"/>
-                <w:i w:val="0"/>
-                <w:color w:val="64748B"/>
-                <w:sz w:val="16"/>
-              </w:rPr>
-              <w:t>GT-CQ</w:t>
-            </w:r>
-          </w:p>
-        </w:tc>
-        <w:tc>
-          <w:tcPr>
-            <w:tcW w:type="dxa" w:w="4706"/>
-          </w:tcPr>
-          <w:p>
-            <w:r>
-              <w:rPr>
-                <w:b w:val="0"/>
-                <w:i w:val="0"/>
-                <w:sz w:val="17"/>
-              </w:rPr>
-              <w:t>Avertissement!!! Cheikh Mbaye Diouf a 40 ans et vit en milieu urbain dit n'avoir pas dépensé (0 Fcfa) ou reçu en cadeau pour les recharges internet ou de forfaits de données mobiles(hors appels vocaux) aucours des 30 derniers jours, prière de confirmer cette information auprès de l'enquêté ou confirmer avec le QG.</w:t>
             </w:r>
           </w:p>
         </w:tc>
